--- a/Evil_Twin_Documentation .docx
+++ b/Evil_Twin_Documentation .docx
@@ -54,7 +54,7 @@
     <w:tbl>
       <w:tblPr>
         <w:tblStyle w:val="9"/>
-        <w:tblW w:w="6000" w:type="dxa"/>
+        <w:tblW w:w="9527" w:type="dxa"/>
         <w:tblInd w:w="0" w:type="dxa"/>
         <w:tblBorders>
           <w:top w:val="single" w:color="auto" w:sz="4" w:space="0"/>
@@ -73,8 +73,8 @@
         </w:tblCellMar>
       </w:tblPr>
       <w:tblGrid>
-        <w:gridCol w:w="3000"/>
-        <w:gridCol w:w="3000"/>
+        <w:gridCol w:w="3589"/>
+        <w:gridCol w:w="5938"/>
       </w:tblGrid>
       <w:tr>
         <w:tblPrEx>
@@ -95,7 +95,7 @@
         </w:tblPrEx>
         <w:tc>
           <w:tcPr>
-            <w:tcW w:w="3000" w:type="dxa"/>
+            <w:tcW w:w="3589" w:type="dxa"/>
             <w:tcBorders>
               <w:top w:val="nil"/>
               <w:left w:val="nil"/>
@@ -125,7 +125,7 @@
         </w:tc>
         <w:tc>
           <w:tcPr>
-            <w:tcW w:w="3000" w:type="dxa"/>
+            <w:tcW w:w="5938" w:type="dxa"/>
             <w:tcBorders>
               <w:top w:val="nil"/>
               <w:left w:val="nil"/>
@@ -171,7 +171,7 @@
         </w:tblPrEx>
         <w:tc>
           <w:tcPr>
-            <w:tcW w:w="3000" w:type="dxa"/>
+            <w:tcW w:w="3589" w:type="dxa"/>
             <w:tcBorders>
               <w:top w:val="nil"/>
               <w:left w:val="nil"/>
@@ -201,7 +201,7 @@
         </w:tc>
         <w:tc>
           <w:tcPr>
-            <w:tcW w:w="3000" w:type="dxa"/>
+            <w:tcW w:w="5938" w:type="dxa"/>
             <w:tcBorders>
               <w:top w:val="nil"/>
               <w:left w:val="nil"/>
@@ -247,7 +247,7 @@
         </w:tblPrEx>
         <w:tc>
           <w:tcPr>
-            <w:tcW w:w="3000" w:type="dxa"/>
+            <w:tcW w:w="3589" w:type="dxa"/>
             <w:tcBorders>
               <w:top w:val="nil"/>
               <w:left w:val="nil"/>
@@ -277,7 +277,7 @@
         </w:tc>
         <w:tc>
           <w:tcPr>
-            <w:tcW w:w="3000" w:type="dxa"/>
+            <w:tcW w:w="5938" w:type="dxa"/>
             <w:tcBorders>
               <w:top w:val="nil"/>
               <w:left w:val="nil"/>
@@ -294,12 +294,12 @@
           <w:p>
             <w:r>
               <w:rPr>
-                <w:rFonts w:ascii="Arial" w:hAnsi="Arial" w:eastAsia="Arial" w:cs="Arial"/>
+                <w:rFonts w:hint="default" w:ascii="Arial" w:hAnsi="Arial" w:eastAsia="Arial" w:cs="Arial"/>
                 <w:color w:val="555555"/>
                 <w:sz w:val="20"/>
                 <w:szCs w:val="20"/>
               </w:rPr>
-              <w:t>Wireless Network Security</w:t>
+              <w:t>Evil Twin WiFi Attack Simulation and Detection</w:t>
             </w:r>
           </w:p>
         </w:tc>
@@ -362,6 +362,16 @@
           <w:szCs w:val="22"/>
         </w:rPr>
         <w:tab/>
+      </w:r>
+      <w:r>
+        <w:rPr>
+          <w:rFonts w:ascii="Arial" w:hAnsi="Arial" w:eastAsia="Arial" w:cs="Arial"/>
+          <w:b/>
+          <w:bCs/>
+          <w:color w:val="112240"/>
+          <w:sz w:val="22"/>
+          <w:szCs w:val="22"/>
+        </w:rPr>
         <w:t>3</w:t>
       </w:r>
     </w:p>
@@ -393,6 +403,16 @@
           <w:szCs w:val="20"/>
         </w:rPr>
         <w:tab/>
+      </w:r>
+      <w:r>
+        <w:rPr>
+          <w:rFonts w:ascii="Arial" w:hAnsi="Arial" w:eastAsia="Arial" w:cs="Arial"/>
+          <w:b w:val="0"/>
+          <w:bCs w:val="0"/>
+          <w:color w:val="555555"/>
+          <w:sz w:val="20"/>
+          <w:szCs w:val="20"/>
+        </w:rPr>
         <w:t>3</w:t>
       </w:r>
     </w:p>
@@ -424,6 +444,16 @@
           <w:szCs w:val="20"/>
         </w:rPr>
         <w:tab/>
+      </w:r>
+      <w:r>
+        <w:rPr>
+          <w:rFonts w:ascii="Arial" w:hAnsi="Arial" w:eastAsia="Arial" w:cs="Arial"/>
+          <w:b w:val="0"/>
+          <w:bCs w:val="0"/>
+          <w:color w:val="555555"/>
+          <w:sz w:val="20"/>
+          <w:szCs w:val="20"/>
+        </w:rPr>
         <w:t>3</w:t>
       </w:r>
     </w:p>
@@ -455,6 +485,16 @@
           <w:szCs w:val="20"/>
         </w:rPr>
         <w:tab/>
+      </w:r>
+      <w:r>
+        <w:rPr>
+          <w:rFonts w:ascii="Arial" w:hAnsi="Arial" w:eastAsia="Arial" w:cs="Arial"/>
+          <w:b w:val="0"/>
+          <w:bCs w:val="0"/>
+          <w:color w:val="555555"/>
+          <w:sz w:val="20"/>
+          <w:szCs w:val="20"/>
+        </w:rPr>
         <w:t>3</w:t>
       </w:r>
     </w:p>
@@ -486,6 +526,16 @@
           <w:szCs w:val="22"/>
         </w:rPr>
         <w:tab/>
+      </w:r>
+      <w:r>
+        <w:rPr>
+          <w:rFonts w:ascii="Arial" w:hAnsi="Arial" w:eastAsia="Arial" w:cs="Arial"/>
+          <w:b/>
+          <w:bCs/>
+          <w:color w:val="112240"/>
+          <w:sz w:val="22"/>
+          <w:szCs w:val="22"/>
+        </w:rPr>
         <w:t>4</w:t>
       </w:r>
     </w:p>
@@ -517,6 +567,16 @@
           <w:szCs w:val="20"/>
         </w:rPr>
         <w:tab/>
+      </w:r>
+      <w:r>
+        <w:rPr>
+          <w:rFonts w:ascii="Arial" w:hAnsi="Arial" w:eastAsia="Arial" w:cs="Arial"/>
+          <w:b w:val="0"/>
+          <w:bCs w:val="0"/>
+          <w:color w:val="555555"/>
+          <w:sz w:val="20"/>
+          <w:szCs w:val="20"/>
+        </w:rPr>
         <w:t>4</w:t>
       </w:r>
     </w:p>
@@ -548,6 +608,16 @@
           <w:szCs w:val="20"/>
         </w:rPr>
         <w:tab/>
+      </w:r>
+      <w:r>
+        <w:rPr>
+          <w:rFonts w:ascii="Arial" w:hAnsi="Arial" w:eastAsia="Arial" w:cs="Arial"/>
+          <w:b w:val="0"/>
+          <w:bCs w:val="0"/>
+          <w:color w:val="555555"/>
+          <w:sz w:val="20"/>
+          <w:szCs w:val="20"/>
+        </w:rPr>
         <w:t>4</w:t>
       </w:r>
     </w:p>
@@ -579,6 +649,16 @@
           <w:szCs w:val="22"/>
         </w:rPr>
         <w:tab/>
+      </w:r>
+      <w:r>
+        <w:rPr>
+          <w:rFonts w:ascii="Arial" w:hAnsi="Arial" w:eastAsia="Arial" w:cs="Arial"/>
+          <w:b/>
+          <w:bCs/>
+          <w:color w:val="112240"/>
+          <w:sz w:val="22"/>
+          <w:szCs w:val="22"/>
+        </w:rPr>
         <w:t>5</w:t>
       </w:r>
     </w:p>
@@ -610,6 +690,16 @@
           <w:szCs w:val="20"/>
         </w:rPr>
         <w:tab/>
+      </w:r>
+      <w:r>
+        <w:rPr>
+          <w:rFonts w:ascii="Arial" w:hAnsi="Arial" w:eastAsia="Arial" w:cs="Arial"/>
+          <w:b w:val="0"/>
+          <w:bCs w:val="0"/>
+          <w:color w:val="555555"/>
+          <w:sz w:val="20"/>
+          <w:szCs w:val="20"/>
+        </w:rPr>
         <w:t>5</w:t>
       </w:r>
     </w:p>
@@ -641,6 +731,16 @@
           <w:szCs w:val="20"/>
         </w:rPr>
         <w:tab/>
+      </w:r>
+      <w:r>
+        <w:rPr>
+          <w:rFonts w:ascii="Arial" w:hAnsi="Arial" w:eastAsia="Arial" w:cs="Arial"/>
+          <w:b w:val="0"/>
+          <w:bCs w:val="0"/>
+          <w:color w:val="555555"/>
+          <w:sz w:val="20"/>
+          <w:szCs w:val="20"/>
+        </w:rPr>
         <w:t>5</w:t>
       </w:r>
     </w:p>
@@ -672,6 +772,16 @@
           <w:szCs w:val="20"/>
         </w:rPr>
         <w:tab/>
+      </w:r>
+      <w:r>
+        <w:rPr>
+          <w:rFonts w:ascii="Arial" w:hAnsi="Arial" w:eastAsia="Arial" w:cs="Arial"/>
+          <w:b w:val="0"/>
+          <w:bCs w:val="0"/>
+          <w:color w:val="555555"/>
+          <w:sz w:val="20"/>
+          <w:szCs w:val="20"/>
+        </w:rPr>
         <w:t>5</w:t>
       </w:r>
     </w:p>
@@ -703,6 +813,16 @@
           <w:szCs w:val="22"/>
         </w:rPr>
         <w:tab/>
+      </w:r>
+      <w:r>
+        <w:rPr>
+          <w:rFonts w:ascii="Arial" w:hAnsi="Arial" w:eastAsia="Arial" w:cs="Arial"/>
+          <w:b/>
+          <w:bCs/>
+          <w:color w:val="112240"/>
+          <w:sz w:val="22"/>
+          <w:szCs w:val="22"/>
+        </w:rPr>
         <w:t>6</w:t>
       </w:r>
     </w:p>
@@ -734,6 +854,16 @@
           <w:szCs w:val="20"/>
         </w:rPr>
         <w:tab/>
+      </w:r>
+      <w:r>
+        <w:rPr>
+          <w:rFonts w:ascii="Arial" w:hAnsi="Arial" w:eastAsia="Arial" w:cs="Arial"/>
+          <w:b w:val="0"/>
+          <w:bCs w:val="0"/>
+          <w:color w:val="555555"/>
+          <w:sz w:val="20"/>
+          <w:szCs w:val="20"/>
+        </w:rPr>
         <w:t>6</w:t>
       </w:r>
     </w:p>
@@ -765,6 +895,16 @@
           <w:szCs w:val="20"/>
         </w:rPr>
         <w:tab/>
+      </w:r>
+      <w:r>
+        <w:rPr>
+          <w:rFonts w:ascii="Arial" w:hAnsi="Arial" w:eastAsia="Arial" w:cs="Arial"/>
+          <w:b w:val="0"/>
+          <w:bCs w:val="0"/>
+          <w:color w:val="555555"/>
+          <w:sz w:val="20"/>
+          <w:szCs w:val="20"/>
+        </w:rPr>
         <w:t>6</w:t>
       </w:r>
     </w:p>
@@ -796,6 +936,16 @@
           <w:szCs w:val="20"/>
         </w:rPr>
         <w:tab/>
+      </w:r>
+      <w:r>
+        <w:rPr>
+          <w:rFonts w:ascii="Arial" w:hAnsi="Arial" w:eastAsia="Arial" w:cs="Arial"/>
+          <w:b w:val="0"/>
+          <w:bCs w:val="0"/>
+          <w:color w:val="555555"/>
+          <w:sz w:val="20"/>
+          <w:szCs w:val="20"/>
+        </w:rPr>
         <w:t>7</w:t>
       </w:r>
     </w:p>
@@ -827,6 +977,16 @@
           <w:szCs w:val="20"/>
         </w:rPr>
         <w:tab/>
+      </w:r>
+      <w:r>
+        <w:rPr>
+          <w:rFonts w:ascii="Arial" w:hAnsi="Arial" w:eastAsia="Arial" w:cs="Arial"/>
+          <w:b w:val="0"/>
+          <w:bCs w:val="0"/>
+          <w:color w:val="555555"/>
+          <w:sz w:val="20"/>
+          <w:szCs w:val="20"/>
+        </w:rPr>
         <w:t>7</w:t>
       </w:r>
     </w:p>
@@ -858,6 +1018,16 @@
           <w:szCs w:val="20"/>
         </w:rPr>
         <w:tab/>
+      </w:r>
+      <w:r>
+        <w:rPr>
+          <w:rFonts w:ascii="Arial" w:hAnsi="Arial" w:eastAsia="Arial" w:cs="Arial"/>
+          <w:b w:val="0"/>
+          <w:bCs w:val="0"/>
+          <w:color w:val="555555"/>
+          <w:sz w:val="20"/>
+          <w:szCs w:val="20"/>
+        </w:rPr>
         <w:t>7</w:t>
       </w:r>
     </w:p>
@@ -889,6 +1059,16 @@
           <w:szCs w:val="20"/>
         </w:rPr>
         <w:tab/>
+      </w:r>
+      <w:r>
+        <w:rPr>
+          <w:rFonts w:ascii="Arial" w:hAnsi="Arial" w:eastAsia="Arial" w:cs="Arial"/>
+          <w:b w:val="0"/>
+          <w:bCs w:val="0"/>
+          <w:color w:val="555555"/>
+          <w:sz w:val="20"/>
+          <w:szCs w:val="20"/>
+        </w:rPr>
         <w:t>8</w:t>
       </w:r>
     </w:p>
@@ -920,6 +1100,16 @@
           <w:szCs w:val="22"/>
         </w:rPr>
         <w:tab/>
+      </w:r>
+      <w:r>
+        <w:rPr>
+          <w:rFonts w:ascii="Arial" w:hAnsi="Arial" w:eastAsia="Arial" w:cs="Arial"/>
+          <w:b/>
+          <w:bCs/>
+          <w:color w:val="112240"/>
+          <w:sz w:val="22"/>
+          <w:szCs w:val="22"/>
+        </w:rPr>
         <w:t>9</w:t>
       </w:r>
     </w:p>
@@ -951,6 +1141,16 @@
           <w:szCs w:val="20"/>
         </w:rPr>
         <w:tab/>
+      </w:r>
+      <w:r>
+        <w:rPr>
+          <w:rFonts w:ascii="Arial" w:hAnsi="Arial" w:eastAsia="Arial" w:cs="Arial"/>
+          <w:b w:val="0"/>
+          <w:bCs w:val="0"/>
+          <w:color w:val="555555"/>
+          <w:sz w:val="20"/>
+          <w:szCs w:val="20"/>
+        </w:rPr>
         <w:t>9</w:t>
       </w:r>
     </w:p>
@@ -982,6 +1182,16 @@
           <w:szCs w:val="22"/>
         </w:rPr>
         <w:tab/>
+      </w:r>
+      <w:r>
+        <w:rPr>
+          <w:rFonts w:ascii="Arial" w:hAnsi="Arial" w:eastAsia="Arial" w:cs="Arial"/>
+          <w:b/>
+          <w:bCs/>
+          <w:color w:val="112240"/>
+          <w:sz w:val="22"/>
+          <w:szCs w:val="22"/>
+        </w:rPr>
         <w:t>10</w:t>
       </w:r>
     </w:p>
@@ -1013,6 +1223,16 @@
           <w:szCs w:val="20"/>
         </w:rPr>
         <w:tab/>
+      </w:r>
+      <w:r>
+        <w:rPr>
+          <w:rFonts w:ascii="Arial" w:hAnsi="Arial" w:eastAsia="Arial" w:cs="Arial"/>
+          <w:b w:val="0"/>
+          <w:bCs w:val="0"/>
+          <w:color w:val="555555"/>
+          <w:sz w:val="20"/>
+          <w:szCs w:val="20"/>
+        </w:rPr>
         <w:t>10</w:t>
       </w:r>
     </w:p>
@@ -1044,6 +1264,16 @@
           <w:szCs w:val="20"/>
         </w:rPr>
         <w:tab/>
+      </w:r>
+      <w:r>
+        <w:rPr>
+          <w:rFonts w:ascii="Arial" w:hAnsi="Arial" w:eastAsia="Arial" w:cs="Arial"/>
+          <w:b w:val="0"/>
+          <w:bCs w:val="0"/>
+          <w:color w:val="555555"/>
+          <w:sz w:val="20"/>
+          <w:szCs w:val="20"/>
+        </w:rPr>
         <w:t>10</w:t>
       </w:r>
     </w:p>
@@ -1075,6 +1305,16 @@
           <w:szCs w:val="20"/>
         </w:rPr>
         <w:tab/>
+      </w:r>
+      <w:r>
+        <w:rPr>
+          <w:rFonts w:ascii="Arial" w:hAnsi="Arial" w:eastAsia="Arial" w:cs="Arial"/>
+          <w:b w:val="0"/>
+          <w:bCs w:val="0"/>
+          <w:color w:val="555555"/>
+          <w:sz w:val="20"/>
+          <w:szCs w:val="20"/>
+        </w:rPr>
         <w:t>10</w:t>
       </w:r>
     </w:p>
@@ -1106,6 +1346,16 @@
           <w:szCs w:val="20"/>
         </w:rPr>
         <w:tab/>
+      </w:r>
+      <w:r>
+        <w:rPr>
+          <w:rFonts w:ascii="Arial" w:hAnsi="Arial" w:eastAsia="Arial" w:cs="Arial"/>
+          <w:b w:val="0"/>
+          <w:bCs w:val="0"/>
+          <w:color w:val="555555"/>
+          <w:sz w:val="20"/>
+          <w:szCs w:val="20"/>
+        </w:rPr>
         <w:t>11</w:t>
       </w:r>
     </w:p>
@@ -1137,6 +1387,16 @@
           <w:szCs w:val="20"/>
         </w:rPr>
         <w:tab/>
+      </w:r>
+      <w:r>
+        <w:rPr>
+          <w:rFonts w:ascii="Arial" w:hAnsi="Arial" w:eastAsia="Arial" w:cs="Arial"/>
+          <w:b w:val="0"/>
+          <w:bCs w:val="0"/>
+          <w:color w:val="555555"/>
+          <w:sz w:val="20"/>
+          <w:szCs w:val="20"/>
+        </w:rPr>
         <w:t>11</w:t>
       </w:r>
     </w:p>
@@ -1168,6 +1428,16 @@
           <w:szCs w:val="20"/>
         </w:rPr>
         <w:tab/>
+      </w:r>
+      <w:r>
+        <w:rPr>
+          <w:rFonts w:ascii="Arial" w:hAnsi="Arial" w:eastAsia="Arial" w:cs="Arial"/>
+          <w:b w:val="0"/>
+          <w:bCs w:val="0"/>
+          <w:color w:val="555555"/>
+          <w:sz w:val="20"/>
+          <w:szCs w:val="20"/>
+        </w:rPr>
         <w:t>12</w:t>
       </w:r>
     </w:p>
@@ -1199,6 +1469,16 @@
           <w:szCs w:val="22"/>
         </w:rPr>
         <w:tab/>
+      </w:r>
+      <w:r>
+        <w:rPr>
+          <w:rFonts w:ascii="Arial" w:hAnsi="Arial" w:eastAsia="Arial" w:cs="Arial"/>
+          <w:b/>
+          <w:bCs/>
+          <w:color w:val="112240"/>
+          <w:sz w:val="22"/>
+          <w:szCs w:val="22"/>
+        </w:rPr>
         <w:t>13</w:t>
       </w:r>
     </w:p>
@@ -1641,7 +1921,9 @@
           <w:numId w:val="2"/>
         </w:numPr>
         <w:spacing w:before="60" w:after="60" w:line="320" w:lineRule="auto"/>
-      </w:pPr>
+        <w:ind w:left="720" w:leftChars="0" w:hanging="360" w:firstLineChars="0"/>
+      </w:pPr>
+      <w:bookmarkStart w:id="0" w:name="_GoBack"/>
       <w:r>
         <w:rPr>
           <w:rFonts w:ascii="Arial" w:hAnsi="Arial" w:eastAsia="Arial" w:cs="Arial"/>
@@ -1660,6 +1942,7 @@
           <w:numId w:val="2"/>
         </w:numPr>
         <w:spacing w:before="60" w:after="60" w:line="320" w:lineRule="auto"/>
+        <w:ind w:left="720" w:leftChars="0" w:hanging="360" w:firstLineChars="0"/>
       </w:pPr>
       <w:r>
         <w:rPr>
@@ -1679,6 +1962,7 @@
           <w:numId w:val="2"/>
         </w:numPr>
         <w:spacing w:before="60" w:after="60" w:line="320" w:lineRule="auto"/>
+        <w:ind w:left="720" w:leftChars="0" w:hanging="360" w:firstLineChars="0"/>
       </w:pPr>
       <w:r>
         <w:rPr>
@@ -1698,6 +1982,7 @@
           <w:numId w:val="2"/>
         </w:numPr>
         <w:spacing w:before="60" w:after="60" w:line="320" w:lineRule="auto"/>
+        <w:ind w:left="720" w:leftChars="0" w:hanging="360" w:firstLineChars="0"/>
       </w:pPr>
       <w:r>
         <w:rPr>
@@ -1717,6 +2002,7 @@
           <w:numId w:val="2"/>
         </w:numPr>
         <w:spacing w:before="60" w:after="60" w:line="320" w:lineRule="auto"/>
+        <w:ind w:left="720" w:leftChars="0" w:hanging="360" w:firstLineChars="0"/>
       </w:pPr>
       <w:r>
         <w:rPr>
@@ -1736,6 +2022,7 @@
           <w:numId w:val="2"/>
         </w:numPr>
         <w:spacing w:before="60" w:after="60" w:line="320" w:lineRule="auto"/>
+        <w:ind w:left="720" w:leftChars="0" w:hanging="360" w:firstLineChars="0"/>
       </w:pPr>
       <w:r>
         <w:rPr>
@@ -1755,6 +2042,7 @@
           <w:numId w:val="2"/>
         </w:numPr>
         <w:spacing w:before="60" w:after="60" w:line="320" w:lineRule="auto"/>
+        <w:ind w:left="720" w:leftChars="0" w:hanging="360" w:firstLineChars="0"/>
       </w:pPr>
       <w:r>
         <w:rPr>
@@ -1766,6 +2054,7 @@
         <w:t>A target user (victim) device that connects to the fake network</w:t>
       </w:r>
     </w:p>
+    <w:bookmarkEnd w:id="0"/>
     <w:p>
       <w:pPr>
         <w:spacing w:before="80" w:after="80"/>
@@ -2056,6 +2345,7 @@
             <w:insideH w:val="single" w:color="auto" w:sz="4" w:space="0"/>
             <w:insideV w:val="single" w:color="auto" w:sz="4" w:space="0"/>
           </w:tblBorders>
+          <w:shd w:val="clear" w:color="auto" w:fill="1F497D" w:themeFill="text2"/>
           <w:tblCellMar>
             <w:top w:w="0" w:type="dxa"/>
             <w:left w:w="10" w:type="dxa"/>
@@ -2244,6 +2534,7 @@
           <w:numId w:val="2"/>
         </w:numPr>
         <w:spacing w:before="60" w:after="60" w:line="320" w:lineRule="auto"/>
+        <w:ind w:left="720" w:leftChars="0" w:hanging="360" w:firstLineChars="0"/>
       </w:pPr>
       <w:r>
         <w:rPr>
@@ -2263,6 +2554,7 @@
           <w:numId w:val="2"/>
         </w:numPr>
         <w:spacing w:before="60" w:after="60" w:line="320" w:lineRule="auto"/>
+        <w:ind w:left="720" w:leftChars="0" w:hanging="360" w:firstLineChars="0"/>
       </w:pPr>
       <w:r>
         <w:rPr>
@@ -2282,6 +2574,7 @@
           <w:numId w:val="2"/>
         </w:numPr>
         <w:spacing w:before="60" w:after="60" w:line="320" w:lineRule="auto"/>
+        <w:ind w:left="720" w:leftChars="0" w:hanging="360" w:firstLineChars="0"/>
       </w:pPr>
       <w:r>
         <w:rPr>
@@ -2301,6 +2594,7 @@
           <w:numId w:val="2"/>
         </w:numPr>
         <w:spacing w:before="60" w:after="60" w:line="320" w:lineRule="auto"/>
+        <w:ind w:left="720" w:leftChars="0" w:hanging="360" w:firstLineChars="0"/>
       </w:pPr>
       <w:r>
         <w:rPr>
@@ -2557,6 +2851,12 @@
             <w:insideH w:val="single" w:color="auto" w:sz="4" w:space="0"/>
             <w:insideV w:val="single" w:color="auto" w:sz="4" w:space="0"/>
           </w:tblBorders>
+          <w:tblCellMar>
+            <w:top w:w="0" w:type="dxa"/>
+            <w:left w:w="10" w:type="dxa"/>
+            <w:bottom w:w="0" w:type="dxa"/>
+            <w:right w:w="10" w:type="dxa"/>
+          </w:tblCellMar>
         </w:tblPrEx>
         <w:tc>
           <w:tcPr>
@@ -2579,8 +2879,6 @@
             <w:pPr>
               <w:jc w:val="left"/>
             </w:pPr>
-            <w:bookmarkStart w:id="0" w:name="_GoBack"/>
-            <w:bookmarkEnd w:id="0"/>
             <w:r>
               <w:rPr>
                 <w:rFonts w:ascii="Arial" w:hAnsi="Arial" w:eastAsia="Arial" w:cs="Arial"/>
@@ -2823,1787 +3121,6 @@
           <w:szCs w:val="28"/>
         </w:rPr>
         <w:t>4.2 Incident References</w:t>
-      </w:r>
-    </w:p>
-    <w:tbl>
-      <w:tblPr>
-        <w:tblStyle w:val="9"/>
-        <w:tblW w:w="9360" w:type="dxa"/>
-        <w:tblInd w:w="0" w:type="dxa"/>
-        <w:tblBorders>
-          <w:top w:val="single" w:color="auto" w:sz="4" w:space="0"/>
-          <w:left w:val="single" w:color="auto" w:sz="4" w:space="0"/>
-          <w:bottom w:val="single" w:color="auto" w:sz="4" w:space="0"/>
-          <w:right w:val="single" w:color="auto" w:sz="4" w:space="0"/>
-          <w:insideH w:val="single" w:color="auto" w:sz="4" w:space="0"/>
-          <w:insideV w:val="single" w:color="auto" w:sz="4" w:space="0"/>
-        </w:tblBorders>
-        <w:tblLayout w:type="autofit"/>
-        <w:tblCellMar>
-          <w:top w:w="0" w:type="dxa"/>
-          <w:left w:w="10" w:type="dxa"/>
-          <w:bottom w:w="0" w:type="dxa"/>
-          <w:right w:w="10" w:type="dxa"/>
-        </w:tblCellMar>
-      </w:tblPr>
-      <w:tblGrid>
-        <w:gridCol w:w="1440"/>
-        <w:gridCol w:w="6480"/>
-        <w:gridCol w:w="1440"/>
-      </w:tblGrid>
-      <w:tr>
-        <w:tblPrEx>
-          <w:tblBorders>
-            <w:top w:val="single" w:color="auto" w:sz="4" w:space="0"/>
-            <w:left w:val="single" w:color="auto" w:sz="4" w:space="0"/>
-            <w:bottom w:val="single" w:color="auto" w:sz="4" w:space="0"/>
-            <w:right w:val="single" w:color="auto" w:sz="4" w:space="0"/>
-            <w:insideH w:val="single" w:color="auto" w:sz="4" w:space="0"/>
-            <w:insideV w:val="single" w:color="auto" w:sz="4" w:space="0"/>
-          </w:tblBorders>
-        </w:tblPrEx>
-        <w:tc>
-          <w:tcPr>
-            <w:tcW w:w="1440" w:type="dxa"/>
-            <w:tcBorders>
-              <w:top w:val="single" w:color="CCCCCC" w:sz="0" w:space="0"/>
-              <w:left w:val="single" w:color="CCCCCC" w:sz="0" w:space="0"/>
-              <w:bottom w:val="single" w:color="CCCCCC" w:sz="0" w:space="0"/>
-              <w:right w:val="single" w:color="CCCCCC" w:sz="0" w:space="0"/>
-            </w:tcBorders>
-            <w:shd w:val="clear" w:color="auto" w:fill="1F3864"/>
-            <w:tcMar>
-              <w:top w:w="80" w:type="dxa"/>
-              <w:left w:w="120" w:type="dxa"/>
-              <w:bottom w:w="80" w:type="dxa"/>
-              <w:right w:w="120" w:type="dxa"/>
-            </w:tcMar>
-          </w:tcPr>
-          <w:p>
-            <w:r>
-              <w:rPr>
-                <w:rFonts w:ascii="Arial" w:hAnsi="Arial" w:eastAsia="Arial" w:cs="Arial"/>
-                <w:b/>
-                <w:bCs/>
-                <w:color w:val="FFFFFF"/>
-                <w:sz w:val="20"/>
-                <w:szCs w:val="20"/>
-              </w:rPr>
-              <w:t>#</w:t>
-            </w:r>
-          </w:p>
-        </w:tc>
-        <w:tc>
-          <w:tcPr>
-            <w:tcW w:w="6480" w:type="dxa"/>
-            <w:tcBorders>
-              <w:top w:val="single" w:color="CCCCCC" w:sz="0" w:space="0"/>
-              <w:left w:val="single" w:color="CCCCCC" w:sz="0" w:space="0"/>
-              <w:bottom w:val="single" w:color="CCCCCC" w:sz="0" w:space="0"/>
-              <w:right w:val="single" w:color="CCCCCC" w:sz="0" w:space="0"/>
-            </w:tcBorders>
-            <w:shd w:val="clear" w:color="auto" w:fill="1F3864"/>
-            <w:tcMar>
-              <w:top w:w="80" w:type="dxa"/>
-              <w:left w:w="120" w:type="dxa"/>
-              <w:bottom w:w="80" w:type="dxa"/>
-              <w:right w:w="120" w:type="dxa"/>
-            </w:tcMar>
-          </w:tcPr>
-          <w:p>
-            <w:r>
-              <w:rPr>
-                <w:rFonts w:ascii="Arial" w:hAnsi="Arial" w:eastAsia="Arial" w:cs="Arial"/>
-                <w:b/>
-                <w:bCs/>
-                <w:color w:val="FFFFFF"/>
-                <w:sz w:val="20"/>
-                <w:szCs w:val="20"/>
-              </w:rPr>
-              <w:t>Reference</w:t>
-            </w:r>
-          </w:p>
-        </w:tc>
-        <w:tc>
-          <w:tcPr>
-            <w:tcW w:w="1440" w:type="dxa"/>
-            <w:tcBorders>
-              <w:top w:val="single" w:color="CCCCCC" w:sz="0" w:space="0"/>
-              <w:left w:val="single" w:color="CCCCCC" w:sz="0" w:space="0"/>
-              <w:bottom w:val="single" w:color="CCCCCC" w:sz="0" w:space="0"/>
-              <w:right w:val="single" w:color="CCCCCC" w:sz="0" w:space="0"/>
-            </w:tcBorders>
-            <w:shd w:val="clear" w:color="auto" w:fill="1F3864"/>
-            <w:tcMar>
-              <w:top w:w="80" w:type="dxa"/>
-              <w:left w:w="120" w:type="dxa"/>
-              <w:bottom w:w="80" w:type="dxa"/>
-              <w:right w:w="120" w:type="dxa"/>
-            </w:tcMar>
-          </w:tcPr>
-          <w:p>
-            <w:r>
-              <w:rPr>
-                <w:rFonts w:ascii="Arial" w:hAnsi="Arial" w:eastAsia="Arial" w:cs="Arial"/>
-                <w:b/>
-                <w:bCs/>
-                <w:color w:val="FFFFFF"/>
-                <w:sz w:val="20"/>
-                <w:szCs w:val="20"/>
-              </w:rPr>
-              <w:t>Year</w:t>
-            </w:r>
-          </w:p>
-        </w:tc>
-      </w:tr>
-      <w:tr>
-        <w:tblPrEx>
-          <w:tblBorders>
-            <w:top w:val="single" w:color="auto" w:sz="4" w:space="0"/>
-            <w:left w:val="single" w:color="auto" w:sz="4" w:space="0"/>
-            <w:bottom w:val="single" w:color="auto" w:sz="4" w:space="0"/>
-            <w:right w:val="single" w:color="auto" w:sz="4" w:space="0"/>
-            <w:insideH w:val="single" w:color="auto" w:sz="4" w:space="0"/>
-            <w:insideV w:val="single" w:color="auto" w:sz="4" w:space="0"/>
-          </w:tblBorders>
-          <w:tblCellMar>
-            <w:top w:w="0" w:type="dxa"/>
-            <w:left w:w="10" w:type="dxa"/>
-            <w:bottom w:w="0" w:type="dxa"/>
-            <w:right w:w="10" w:type="dxa"/>
-          </w:tblCellMar>
-        </w:tblPrEx>
-        <w:tc>
-          <w:tcPr>
-            <w:tcW w:w="1440" w:type="dxa"/>
-            <w:tcBorders>
-              <w:top w:val="single" w:color="CCCCCC" w:sz="0" w:space="0"/>
-              <w:left w:val="single" w:color="CCCCCC" w:sz="0" w:space="0"/>
-              <w:bottom w:val="single" w:color="CCCCCC" w:sz="0" w:space="0"/>
-              <w:right w:val="single" w:color="CCCCCC" w:sz="0" w:space="0"/>
-            </w:tcBorders>
-            <w:shd w:val="clear" w:color="auto" w:fill="F2F4F7"/>
-            <w:tcMar>
-              <w:top w:w="80" w:type="dxa"/>
-              <w:left w:w="120" w:type="dxa"/>
-              <w:bottom w:w="80" w:type="dxa"/>
-              <w:right w:w="120" w:type="dxa"/>
-            </w:tcMar>
-          </w:tcPr>
-          <w:p>
-            <w:r>
-              <w:rPr>
-                <w:rFonts w:ascii="Arial" w:hAnsi="Arial" w:eastAsia="Arial" w:cs="Arial"/>
-                <w:color w:val="555555"/>
-                <w:sz w:val="20"/>
-                <w:szCs w:val="20"/>
-              </w:rPr>
-              <w:t>1</w:t>
-            </w:r>
-          </w:p>
-        </w:tc>
-        <w:tc>
-          <w:tcPr>
-            <w:tcW w:w="6480" w:type="dxa"/>
-            <w:tcBorders>
-              <w:top w:val="single" w:color="CCCCCC" w:sz="0" w:space="0"/>
-              <w:left w:val="single" w:color="CCCCCC" w:sz="0" w:space="0"/>
-              <w:bottom w:val="single" w:color="CCCCCC" w:sz="0" w:space="0"/>
-              <w:right w:val="single" w:color="CCCCCC" w:sz="0" w:space="0"/>
-            </w:tcBorders>
-            <w:shd w:val="clear" w:color="auto" w:fill="F2F4F7"/>
-            <w:tcMar>
-              <w:top w:w="80" w:type="dxa"/>
-              <w:left w:w="120" w:type="dxa"/>
-              <w:bottom w:w="80" w:type="dxa"/>
-              <w:right w:w="120" w:type="dxa"/>
-            </w:tcMar>
-          </w:tcPr>
-          <w:p>
-            <w:r>
-              <w:rPr>
-                <w:rFonts w:ascii="Arial" w:hAnsi="Arial" w:eastAsia="Arial" w:cs="Arial"/>
-                <w:color w:val="555555"/>
-                <w:sz w:val="20"/>
-                <w:szCs w:val="20"/>
-              </w:rPr>
-              <w:t>Australian Federal Police — Evil Twin Wi-Fi arrest at Perth, Adelaide and Melbourne airports</w:t>
-            </w:r>
-          </w:p>
-        </w:tc>
-        <w:tc>
-          <w:tcPr>
-            <w:tcW w:w="1440" w:type="dxa"/>
-            <w:tcBorders>
-              <w:top w:val="single" w:color="CCCCCC" w:sz="0" w:space="0"/>
-              <w:left w:val="single" w:color="CCCCCC" w:sz="0" w:space="0"/>
-              <w:bottom w:val="single" w:color="CCCCCC" w:sz="0" w:space="0"/>
-              <w:right w:val="single" w:color="CCCCCC" w:sz="0" w:space="0"/>
-            </w:tcBorders>
-            <w:shd w:val="clear" w:color="auto" w:fill="F2F4F7"/>
-            <w:tcMar>
-              <w:top w:w="80" w:type="dxa"/>
-              <w:left w:w="120" w:type="dxa"/>
-              <w:bottom w:w="80" w:type="dxa"/>
-              <w:right w:w="120" w:type="dxa"/>
-            </w:tcMar>
-          </w:tcPr>
-          <w:p>
-            <w:r>
-              <w:rPr>
-                <w:rFonts w:ascii="Arial" w:hAnsi="Arial" w:eastAsia="Arial" w:cs="Arial"/>
-                <w:b/>
-                <w:bCs/>
-                <w:color w:val="C0392B"/>
-                <w:sz w:val="20"/>
-                <w:szCs w:val="20"/>
-              </w:rPr>
-              <w:t>2024</w:t>
-            </w:r>
-          </w:p>
-        </w:tc>
-      </w:tr>
-      <w:tr>
-        <w:tblPrEx>
-          <w:tblBorders>
-            <w:top w:val="single" w:color="auto" w:sz="4" w:space="0"/>
-            <w:left w:val="single" w:color="auto" w:sz="4" w:space="0"/>
-            <w:bottom w:val="single" w:color="auto" w:sz="4" w:space="0"/>
-            <w:right w:val="single" w:color="auto" w:sz="4" w:space="0"/>
-            <w:insideH w:val="single" w:color="auto" w:sz="4" w:space="0"/>
-            <w:insideV w:val="single" w:color="auto" w:sz="4" w:space="0"/>
-          </w:tblBorders>
-          <w:tblCellMar>
-            <w:top w:w="0" w:type="dxa"/>
-            <w:left w:w="10" w:type="dxa"/>
-            <w:bottom w:w="0" w:type="dxa"/>
-            <w:right w:w="10" w:type="dxa"/>
-          </w:tblCellMar>
-        </w:tblPrEx>
-        <w:tc>
-          <w:tcPr>
-            <w:tcW w:w="1440" w:type="dxa"/>
-            <w:tcBorders>
-              <w:top w:val="single" w:color="CCCCCC" w:sz="0" w:space="0"/>
-              <w:left w:val="single" w:color="CCCCCC" w:sz="0" w:space="0"/>
-              <w:bottom w:val="single" w:color="CCCCCC" w:sz="0" w:space="0"/>
-              <w:right w:val="single" w:color="CCCCCC" w:sz="0" w:space="0"/>
-            </w:tcBorders>
-            <w:shd w:val="clear" w:color="auto" w:fill="FFFFFF"/>
-            <w:tcMar>
-              <w:top w:w="80" w:type="dxa"/>
-              <w:left w:w="120" w:type="dxa"/>
-              <w:bottom w:w="80" w:type="dxa"/>
-              <w:right w:w="120" w:type="dxa"/>
-            </w:tcMar>
-          </w:tcPr>
-          <w:p>
-            <w:r>
-              <w:rPr>
-                <w:rFonts w:ascii="Arial" w:hAnsi="Arial" w:eastAsia="Arial" w:cs="Arial"/>
-                <w:color w:val="555555"/>
-                <w:sz w:val="20"/>
-                <w:szCs w:val="20"/>
-              </w:rPr>
-              <w:t>2</w:t>
-            </w:r>
-          </w:p>
-        </w:tc>
-        <w:tc>
-          <w:tcPr>
-            <w:tcW w:w="6480" w:type="dxa"/>
-            <w:tcBorders>
-              <w:top w:val="single" w:color="CCCCCC" w:sz="0" w:space="0"/>
-              <w:left w:val="single" w:color="CCCCCC" w:sz="0" w:space="0"/>
-              <w:bottom w:val="single" w:color="CCCCCC" w:sz="0" w:space="0"/>
-              <w:right w:val="single" w:color="CCCCCC" w:sz="0" w:space="0"/>
-            </w:tcBorders>
-            <w:shd w:val="clear" w:color="auto" w:fill="FFFFFF"/>
-            <w:tcMar>
-              <w:top w:w="80" w:type="dxa"/>
-              <w:left w:w="120" w:type="dxa"/>
-              <w:bottom w:w="80" w:type="dxa"/>
-              <w:right w:w="120" w:type="dxa"/>
-            </w:tcMar>
-          </w:tcPr>
-          <w:p>
-            <w:r>
-              <w:rPr>
-                <w:rFonts w:ascii="Arial" w:hAnsi="Arial" w:eastAsia="Arial" w:cs="Arial"/>
-                <w:color w:val="555555"/>
-                <w:sz w:val="20"/>
-                <w:szCs w:val="20"/>
-              </w:rPr>
-              <w:t>ABC News Australia — Man charged over fake Wi-Fi networks on domestic flights</w:t>
-            </w:r>
-          </w:p>
-        </w:tc>
-        <w:tc>
-          <w:tcPr>
-            <w:tcW w:w="1440" w:type="dxa"/>
-            <w:tcBorders>
-              <w:top w:val="single" w:color="CCCCCC" w:sz="0" w:space="0"/>
-              <w:left w:val="single" w:color="CCCCCC" w:sz="0" w:space="0"/>
-              <w:bottom w:val="single" w:color="CCCCCC" w:sz="0" w:space="0"/>
-              <w:right w:val="single" w:color="CCCCCC" w:sz="0" w:space="0"/>
-            </w:tcBorders>
-            <w:shd w:val="clear" w:color="auto" w:fill="FFFFFF"/>
-            <w:tcMar>
-              <w:top w:w="80" w:type="dxa"/>
-              <w:left w:w="120" w:type="dxa"/>
-              <w:bottom w:w="80" w:type="dxa"/>
-              <w:right w:w="120" w:type="dxa"/>
-            </w:tcMar>
-          </w:tcPr>
-          <w:p>
-            <w:r>
-              <w:rPr>
-                <w:rFonts w:ascii="Arial" w:hAnsi="Arial" w:eastAsia="Arial" w:cs="Arial"/>
-                <w:b/>
-                <w:bCs/>
-                <w:color w:val="C0392B"/>
-                <w:sz w:val="20"/>
-                <w:szCs w:val="20"/>
-              </w:rPr>
-              <w:t>2024</w:t>
-            </w:r>
-          </w:p>
-        </w:tc>
-      </w:tr>
-      <w:tr>
-        <w:tblPrEx>
-          <w:tblBorders>
-            <w:top w:val="single" w:color="auto" w:sz="4" w:space="0"/>
-            <w:left w:val="single" w:color="auto" w:sz="4" w:space="0"/>
-            <w:bottom w:val="single" w:color="auto" w:sz="4" w:space="0"/>
-            <w:right w:val="single" w:color="auto" w:sz="4" w:space="0"/>
-            <w:insideH w:val="single" w:color="auto" w:sz="4" w:space="0"/>
-            <w:insideV w:val="single" w:color="auto" w:sz="4" w:space="0"/>
-          </w:tblBorders>
-          <w:tblCellMar>
-            <w:top w:w="0" w:type="dxa"/>
-            <w:left w:w="10" w:type="dxa"/>
-            <w:bottom w:w="0" w:type="dxa"/>
-            <w:right w:w="10" w:type="dxa"/>
-          </w:tblCellMar>
-        </w:tblPrEx>
-        <w:tc>
-          <w:tcPr>
-            <w:tcW w:w="1440" w:type="dxa"/>
-            <w:tcBorders>
-              <w:top w:val="single" w:color="CCCCCC" w:sz="0" w:space="0"/>
-              <w:left w:val="single" w:color="CCCCCC" w:sz="0" w:space="0"/>
-              <w:bottom w:val="single" w:color="CCCCCC" w:sz="0" w:space="0"/>
-              <w:right w:val="single" w:color="CCCCCC" w:sz="0" w:space="0"/>
-            </w:tcBorders>
-            <w:shd w:val="clear" w:color="auto" w:fill="F2F4F7"/>
-            <w:tcMar>
-              <w:top w:w="80" w:type="dxa"/>
-              <w:left w:w="120" w:type="dxa"/>
-              <w:bottom w:w="80" w:type="dxa"/>
-              <w:right w:w="120" w:type="dxa"/>
-            </w:tcMar>
-          </w:tcPr>
-          <w:p>
-            <w:r>
-              <w:rPr>
-                <w:rFonts w:ascii="Arial" w:hAnsi="Arial" w:eastAsia="Arial" w:cs="Arial"/>
-                <w:color w:val="555555"/>
-                <w:sz w:val="20"/>
-                <w:szCs w:val="20"/>
-              </w:rPr>
-              <w:t>3</w:t>
-            </w:r>
-          </w:p>
-        </w:tc>
-        <w:tc>
-          <w:tcPr>
-            <w:tcW w:w="6480" w:type="dxa"/>
-            <w:tcBorders>
-              <w:top w:val="single" w:color="CCCCCC" w:sz="0" w:space="0"/>
-              <w:left w:val="single" w:color="CCCCCC" w:sz="0" w:space="0"/>
-              <w:bottom w:val="single" w:color="CCCCCC" w:sz="0" w:space="0"/>
-              <w:right w:val="single" w:color="CCCCCC" w:sz="0" w:space="0"/>
-            </w:tcBorders>
-            <w:shd w:val="clear" w:color="auto" w:fill="F2F4F7"/>
-            <w:tcMar>
-              <w:top w:w="80" w:type="dxa"/>
-              <w:left w:w="120" w:type="dxa"/>
-              <w:bottom w:w="80" w:type="dxa"/>
-              <w:right w:w="120" w:type="dxa"/>
-            </w:tcMar>
-          </w:tcPr>
-          <w:p>
-            <w:r>
-              <w:rPr>
-                <w:rFonts w:ascii="Arial" w:hAnsi="Arial" w:eastAsia="Arial" w:cs="Arial"/>
-                <w:color w:val="555555"/>
-                <w:sz w:val="20"/>
-                <w:szCs w:val="20"/>
-              </w:rPr>
-              <w:t>BBC News — Australian man accused of creating fake airport Wi-Fi to steal data</w:t>
-            </w:r>
-          </w:p>
-        </w:tc>
-        <w:tc>
-          <w:tcPr>
-            <w:tcW w:w="1440" w:type="dxa"/>
-            <w:tcBorders>
-              <w:top w:val="single" w:color="CCCCCC" w:sz="0" w:space="0"/>
-              <w:left w:val="single" w:color="CCCCCC" w:sz="0" w:space="0"/>
-              <w:bottom w:val="single" w:color="CCCCCC" w:sz="0" w:space="0"/>
-              <w:right w:val="single" w:color="CCCCCC" w:sz="0" w:space="0"/>
-            </w:tcBorders>
-            <w:shd w:val="clear" w:color="auto" w:fill="F2F4F7"/>
-            <w:tcMar>
-              <w:top w:w="80" w:type="dxa"/>
-              <w:left w:w="120" w:type="dxa"/>
-              <w:bottom w:w="80" w:type="dxa"/>
-              <w:right w:w="120" w:type="dxa"/>
-            </w:tcMar>
-          </w:tcPr>
-          <w:p>
-            <w:r>
-              <w:rPr>
-                <w:rFonts w:ascii="Arial" w:hAnsi="Arial" w:eastAsia="Arial" w:cs="Arial"/>
-                <w:b/>
-                <w:bCs/>
-                <w:color w:val="C0392B"/>
-                <w:sz w:val="20"/>
-                <w:szCs w:val="20"/>
-              </w:rPr>
-              <w:t>2024</w:t>
-            </w:r>
-          </w:p>
-        </w:tc>
-      </w:tr>
-      <w:tr>
-        <w:tblPrEx>
-          <w:tblBorders>
-            <w:top w:val="single" w:color="auto" w:sz="4" w:space="0"/>
-            <w:left w:val="single" w:color="auto" w:sz="4" w:space="0"/>
-            <w:bottom w:val="single" w:color="auto" w:sz="4" w:space="0"/>
-            <w:right w:val="single" w:color="auto" w:sz="4" w:space="0"/>
-            <w:insideH w:val="single" w:color="auto" w:sz="4" w:space="0"/>
-            <w:insideV w:val="single" w:color="auto" w:sz="4" w:space="0"/>
-          </w:tblBorders>
-          <w:tblCellMar>
-            <w:top w:w="0" w:type="dxa"/>
-            <w:left w:w="10" w:type="dxa"/>
-            <w:bottom w:w="0" w:type="dxa"/>
-            <w:right w:w="10" w:type="dxa"/>
-          </w:tblCellMar>
-        </w:tblPrEx>
-        <w:tc>
-          <w:tcPr>
-            <w:tcW w:w="1440" w:type="dxa"/>
-            <w:tcBorders>
-              <w:top w:val="single" w:color="CCCCCC" w:sz="0" w:space="0"/>
-              <w:left w:val="single" w:color="CCCCCC" w:sz="0" w:space="0"/>
-              <w:bottom w:val="single" w:color="CCCCCC" w:sz="0" w:space="0"/>
-              <w:right w:val="single" w:color="CCCCCC" w:sz="0" w:space="0"/>
-            </w:tcBorders>
-            <w:shd w:val="clear" w:color="auto" w:fill="FFFFFF"/>
-            <w:tcMar>
-              <w:top w:w="80" w:type="dxa"/>
-              <w:left w:w="120" w:type="dxa"/>
-              <w:bottom w:w="80" w:type="dxa"/>
-              <w:right w:w="120" w:type="dxa"/>
-            </w:tcMar>
-          </w:tcPr>
-          <w:p>
-            <w:r>
-              <w:rPr>
-                <w:rFonts w:ascii="Arial" w:hAnsi="Arial" w:eastAsia="Arial" w:cs="Arial"/>
-                <w:color w:val="555555"/>
-                <w:sz w:val="20"/>
-                <w:szCs w:val="20"/>
-              </w:rPr>
-              <w:t>4</w:t>
-            </w:r>
-          </w:p>
-        </w:tc>
-        <w:tc>
-          <w:tcPr>
-            <w:tcW w:w="6480" w:type="dxa"/>
-            <w:tcBorders>
-              <w:top w:val="single" w:color="CCCCCC" w:sz="0" w:space="0"/>
-              <w:left w:val="single" w:color="CCCCCC" w:sz="0" w:space="0"/>
-              <w:bottom w:val="single" w:color="CCCCCC" w:sz="0" w:space="0"/>
-              <w:right w:val="single" w:color="CCCCCC" w:sz="0" w:space="0"/>
-            </w:tcBorders>
-            <w:shd w:val="clear" w:color="auto" w:fill="FFFFFF"/>
-            <w:tcMar>
-              <w:top w:w="80" w:type="dxa"/>
-              <w:left w:w="120" w:type="dxa"/>
-              <w:bottom w:w="80" w:type="dxa"/>
-              <w:right w:w="120" w:type="dxa"/>
-            </w:tcMar>
-          </w:tcPr>
-          <w:p>
-            <w:r>
-              <w:rPr>
-                <w:rFonts w:ascii="Arial" w:hAnsi="Arial" w:eastAsia="Arial" w:cs="Arial"/>
-                <w:color w:val="555555"/>
-                <w:sz w:val="20"/>
-                <w:szCs w:val="20"/>
-              </w:rPr>
-              <w:t>Perth man convicted and sentenced for Evil Twin Wi-Fi attack on passengers</w:t>
-            </w:r>
-          </w:p>
-        </w:tc>
-        <w:tc>
-          <w:tcPr>
-            <w:tcW w:w="1440" w:type="dxa"/>
-            <w:tcBorders>
-              <w:top w:val="single" w:color="CCCCCC" w:sz="0" w:space="0"/>
-              <w:left w:val="single" w:color="CCCCCC" w:sz="0" w:space="0"/>
-              <w:bottom w:val="single" w:color="CCCCCC" w:sz="0" w:space="0"/>
-              <w:right w:val="single" w:color="CCCCCC" w:sz="0" w:space="0"/>
-            </w:tcBorders>
-            <w:shd w:val="clear" w:color="auto" w:fill="FFFFFF"/>
-            <w:tcMar>
-              <w:top w:w="80" w:type="dxa"/>
-              <w:left w:w="120" w:type="dxa"/>
-              <w:bottom w:w="80" w:type="dxa"/>
-              <w:right w:w="120" w:type="dxa"/>
-            </w:tcMar>
-          </w:tcPr>
-          <w:p>
-            <w:r>
-              <w:rPr>
-                <w:rFonts w:ascii="Arial" w:hAnsi="Arial" w:eastAsia="Arial" w:cs="Arial"/>
-                <w:b/>
-                <w:bCs/>
-                <w:color w:val="C0392B"/>
-                <w:sz w:val="20"/>
-                <w:szCs w:val="20"/>
-              </w:rPr>
-              <w:t>2025</w:t>
-            </w:r>
-          </w:p>
-        </w:tc>
-      </w:tr>
-      <w:tr>
-        <w:tblPrEx>
-          <w:tblBorders>
-            <w:top w:val="single" w:color="auto" w:sz="4" w:space="0"/>
-            <w:left w:val="single" w:color="auto" w:sz="4" w:space="0"/>
-            <w:bottom w:val="single" w:color="auto" w:sz="4" w:space="0"/>
-            <w:right w:val="single" w:color="auto" w:sz="4" w:space="0"/>
-            <w:insideH w:val="single" w:color="auto" w:sz="4" w:space="0"/>
-            <w:insideV w:val="single" w:color="auto" w:sz="4" w:space="0"/>
-          </w:tblBorders>
-          <w:tblCellMar>
-            <w:top w:w="0" w:type="dxa"/>
-            <w:left w:w="10" w:type="dxa"/>
-            <w:bottom w:w="0" w:type="dxa"/>
-            <w:right w:w="10" w:type="dxa"/>
-          </w:tblCellMar>
-        </w:tblPrEx>
-        <w:tc>
-          <w:tcPr>
-            <w:tcW w:w="1440" w:type="dxa"/>
-            <w:tcBorders>
-              <w:top w:val="single" w:color="CCCCCC" w:sz="0" w:space="0"/>
-              <w:left w:val="single" w:color="CCCCCC" w:sz="0" w:space="0"/>
-              <w:bottom w:val="single" w:color="CCCCCC" w:sz="0" w:space="0"/>
-              <w:right w:val="single" w:color="CCCCCC" w:sz="0" w:space="0"/>
-            </w:tcBorders>
-            <w:shd w:val="clear" w:color="auto" w:fill="F2F4F7"/>
-            <w:tcMar>
-              <w:top w:w="80" w:type="dxa"/>
-              <w:left w:w="120" w:type="dxa"/>
-              <w:bottom w:w="80" w:type="dxa"/>
-              <w:right w:w="120" w:type="dxa"/>
-            </w:tcMar>
-          </w:tcPr>
-          <w:p>
-            <w:r>
-              <w:rPr>
-                <w:rFonts w:ascii="Arial" w:hAnsi="Arial" w:eastAsia="Arial" w:cs="Arial"/>
-                <w:color w:val="555555"/>
-                <w:sz w:val="20"/>
-                <w:szCs w:val="20"/>
-              </w:rPr>
-              <w:t>5</w:t>
-            </w:r>
-          </w:p>
-        </w:tc>
-        <w:tc>
-          <w:tcPr>
-            <w:tcW w:w="6480" w:type="dxa"/>
-            <w:tcBorders>
-              <w:top w:val="single" w:color="CCCCCC" w:sz="0" w:space="0"/>
-              <w:left w:val="single" w:color="CCCCCC" w:sz="0" w:space="0"/>
-              <w:bottom w:val="single" w:color="CCCCCC" w:sz="0" w:space="0"/>
-              <w:right w:val="single" w:color="CCCCCC" w:sz="0" w:space="0"/>
-            </w:tcBorders>
-            <w:shd w:val="clear" w:color="auto" w:fill="F2F4F7"/>
-            <w:tcMar>
-              <w:top w:w="80" w:type="dxa"/>
-              <w:left w:w="120" w:type="dxa"/>
-              <w:bottom w:w="80" w:type="dxa"/>
-              <w:right w:w="120" w:type="dxa"/>
-            </w:tcMar>
-          </w:tcPr>
-          <w:p>
-            <w:r>
-              <w:rPr>
-                <w:rFonts w:ascii="Arial" w:hAnsi="Arial" w:eastAsia="Arial" w:cs="Arial"/>
-                <w:color w:val="555555"/>
-                <w:sz w:val="20"/>
-                <w:szCs w:val="20"/>
-              </w:rPr>
-              <w:t>DEF CON 23 — Live Evil Twin attack demonstrated on real conference attendees</w:t>
-            </w:r>
-          </w:p>
-        </w:tc>
-        <w:tc>
-          <w:tcPr>
-            <w:tcW w:w="1440" w:type="dxa"/>
-            <w:tcBorders>
-              <w:top w:val="single" w:color="CCCCCC" w:sz="0" w:space="0"/>
-              <w:left w:val="single" w:color="CCCCCC" w:sz="0" w:space="0"/>
-              <w:bottom w:val="single" w:color="CCCCCC" w:sz="0" w:space="0"/>
-              <w:right w:val="single" w:color="CCCCCC" w:sz="0" w:space="0"/>
-            </w:tcBorders>
-            <w:shd w:val="clear" w:color="auto" w:fill="F2F4F7"/>
-            <w:tcMar>
-              <w:top w:w="80" w:type="dxa"/>
-              <w:left w:w="120" w:type="dxa"/>
-              <w:bottom w:w="80" w:type="dxa"/>
-              <w:right w:w="120" w:type="dxa"/>
-            </w:tcMar>
-          </w:tcPr>
-          <w:p>
-            <w:r>
-              <w:rPr>
-                <w:rFonts w:ascii="Arial" w:hAnsi="Arial" w:eastAsia="Arial" w:cs="Arial"/>
-                <w:b/>
-                <w:bCs/>
-                <w:color w:val="C0392B"/>
-                <w:sz w:val="20"/>
-                <w:szCs w:val="20"/>
-              </w:rPr>
-              <w:t>2015</w:t>
-            </w:r>
-          </w:p>
-        </w:tc>
-      </w:tr>
-      <w:tr>
-        <w:tblPrEx>
-          <w:tblBorders>
-            <w:top w:val="single" w:color="auto" w:sz="4" w:space="0"/>
-            <w:left w:val="single" w:color="auto" w:sz="4" w:space="0"/>
-            <w:bottom w:val="single" w:color="auto" w:sz="4" w:space="0"/>
-            <w:right w:val="single" w:color="auto" w:sz="4" w:space="0"/>
-            <w:insideH w:val="single" w:color="auto" w:sz="4" w:space="0"/>
-            <w:insideV w:val="single" w:color="auto" w:sz="4" w:space="0"/>
-          </w:tblBorders>
-          <w:tblCellMar>
-            <w:top w:w="0" w:type="dxa"/>
-            <w:left w:w="10" w:type="dxa"/>
-            <w:bottom w:w="0" w:type="dxa"/>
-            <w:right w:w="10" w:type="dxa"/>
-          </w:tblCellMar>
-        </w:tblPrEx>
-        <w:tc>
-          <w:tcPr>
-            <w:tcW w:w="1440" w:type="dxa"/>
-            <w:tcBorders>
-              <w:top w:val="single" w:color="CCCCCC" w:sz="0" w:space="0"/>
-              <w:left w:val="single" w:color="CCCCCC" w:sz="0" w:space="0"/>
-              <w:bottom w:val="single" w:color="CCCCCC" w:sz="0" w:space="0"/>
-              <w:right w:val="single" w:color="CCCCCC" w:sz="0" w:space="0"/>
-            </w:tcBorders>
-            <w:shd w:val="clear" w:color="auto" w:fill="FFFFFF"/>
-            <w:tcMar>
-              <w:top w:w="80" w:type="dxa"/>
-              <w:left w:w="120" w:type="dxa"/>
-              <w:bottom w:w="80" w:type="dxa"/>
-              <w:right w:w="120" w:type="dxa"/>
-            </w:tcMar>
-          </w:tcPr>
-          <w:p>
-            <w:r>
-              <w:rPr>
-                <w:rFonts w:ascii="Arial" w:hAnsi="Arial" w:eastAsia="Arial" w:cs="Arial"/>
-                <w:color w:val="555555"/>
-                <w:sz w:val="20"/>
-                <w:szCs w:val="20"/>
-              </w:rPr>
-              <w:t>6</w:t>
-            </w:r>
-          </w:p>
-        </w:tc>
-        <w:tc>
-          <w:tcPr>
-            <w:tcW w:w="6480" w:type="dxa"/>
-            <w:tcBorders>
-              <w:top w:val="single" w:color="CCCCCC" w:sz="0" w:space="0"/>
-              <w:left w:val="single" w:color="CCCCCC" w:sz="0" w:space="0"/>
-              <w:bottom w:val="single" w:color="CCCCCC" w:sz="0" w:space="0"/>
-              <w:right w:val="single" w:color="CCCCCC" w:sz="0" w:space="0"/>
-            </w:tcBorders>
-            <w:shd w:val="clear" w:color="auto" w:fill="FFFFFF"/>
-            <w:tcMar>
-              <w:top w:w="80" w:type="dxa"/>
-              <w:left w:w="120" w:type="dxa"/>
-              <w:bottom w:w="80" w:type="dxa"/>
-              <w:right w:w="120" w:type="dxa"/>
-            </w:tcMar>
-          </w:tcPr>
-          <w:p>
-            <w:r>
-              <w:rPr>
-                <w:rFonts w:ascii="Arial" w:hAnsi="Arial" w:eastAsia="Arial" w:cs="Arial"/>
-                <w:color w:val="555555"/>
-                <w:sz w:val="20"/>
-                <w:szCs w:val="20"/>
-              </w:rPr>
-              <w:t>Firesheep tool released — public Wi-Fi credential hijacking made trivially easy</w:t>
-            </w:r>
-          </w:p>
-        </w:tc>
-        <w:tc>
-          <w:tcPr>
-            <w:tcW w:w="1440" w:type="dxa"/>
-            <w:tcBorders>
-              <w:top w:val="single" w:color="CCCCCC" w:sz="0" w:space="0"/>
-              <w:left w:val="single" w:color="CCCCCC" w:sz="0" w:space="0"/>
-              <w:bottom w:val="single" w:color="CCCCCC" w:sz="0" w:space="0"/>
-              <w:right w:val="single" w:color="CCCCCC" w:sz="0" w:space="0"/>
-            </w:tcBorders>
-            <w:shd w:val="clear" w:color="auto" w:fill="FFFFFF"/>
-            <w:tcMar>
-              <w:top w:w="80" w:type="dxa"/>
-              <w:left w:w="120" w:type="dxa"/>
-              <w:bottom w:w="80" w:type="dxa"/>
-              <w:right w:w="120" w:type="dxa"/>
-            </w:tcMar>
-          </w:tcPr>
-          <w:p>
-            <w:r>
-              <w:rPr>
-                <w:rFonts w:ascii="Arial" w:hAnsi="Arial" w:eastAsia="Arial" w:cs="Arial"/>
-                <w:b/>
-                <w:bCs/>
-                <w:color w:val="C0392B"/>
-                <w:sz w:val="20"/>
-                <w:szCs w:val="20"/>
-              </w:rPr>
-              <w:t>2010</w:t>
-            </w:r>
-          </w:p>
-        </w:tc>
-      </w:tr>
-    </w:tbl>
-    <w:p>
-      <w:pPr>
-        <w:spacing w:before="80" w:after="80"/>
-      </w:pPr>
-    </w:p>
-    <w:p>
-      <w:pPr>
-        <w:pStyle w:val="3"/>
-        <w:spacing w:before="280" w:after="120"/>
-      </w:pPr>
-      <w:r>
-        <w:rPr>
-          <w:rFonts w:ascii="Arial" w:hAnsi="Arial" w:eastAsia="Arial" w:cs="Arial"/>
-          <w:b/>
-          <w:bCs/>
-          <w:color w:val="1F3864"/>
-          <w:sz w:val="28"/>
-          <w:szCs w:val="28"/>
-        </w:rPr>
-        <w:t>4.3 Research Findings</w:t>
-      </w:r>
-    </w:p>
-    <w:p>
-      <w:pPr>
-        <w:pStyle w:val="16"/>
-        <w:numPr>
-          <w:ilvl w:val="0"/>
-          <w:numId w:val="1"/>
-        </w:numPr>
-        <w:spacing w:before="60" w:after="60" w:line="320" w:lineRule="auto"/>
-      </w:pPr>
-      <w:r>
-        <w:rPr>
-          <w:rFonts w:ascii="Arial" w:hAnsi="Arial" w:eastAsia="Arial" w:cs="Arial"/>
-          <w:b w:val="0"/>
-          <w:bCs w:val="0"/>
-          <w:color w:val="555555"/>
-          <w:sz w:val="22"/>
-          <w:szCs w:val="22"/>
-        </w:rPr>
-        <w:t>Researchers have been studying Evil Twin attacks for years and the results are not reassuring</w:t>
-      </w:r>
-    </w:p>
-    <w:p>
-      <w:pPr>
-        <w:pStyle w:val="16"/>
-        <w:numPr>
-          <w:ilvl w:val="0"/>
-          <w:numId w:val="1"/>
-        </w:numPr>
-        <w:spacing w:before="60" w:after="60" w:line="320" w:lineRule="auto"/>
-      </w:pPr>
-      <w:r>
-        <w:rPr>
-          <w:rFonts w:ascii="Arial" w:hAnsi="Arial" w:eastAsia="Arial" w:cs="Arial"/>
-          <w:b w:val="0"/>
-          <w:bCs w:val="0"/>
-          <w:color w:val="555555"/>
-          <w:sz w:val="22"/>
-          <w:szCs w:val="22"/>
-        </w:rPr>
-        <w:t>Even with WPA3 — the latest Wi-Fi security standard — attackers can still impersonate a legitimate network</w:t>
-      </w:r>
-    </w:p>
-    <w:p>
-      <w:pPr>
-        <w:pStyle w:val="16"/>
-        <w:numPr>
-          <w:ilvl w:val="0"/>
-          <w:numId w:val="1"/>
-        </w:numPr>
-        <w:spacing w:before="60" w:after="60" w:line="320" w:lineRule="auto"/>
-      </w:pPr>
-      <w:r>
-        <w:rPr>
-          <w:rFonts w:ascii="Arial" w:hAnsi="Arial" w:eastAsia="Arial" w:cs="Arial"/>
-          <w:b w:val="0"/>
-          <w:bCs w:val="0"/>
-          <w:color w:val="555555"/>
-          <w:sz w:val="22"/>
-          <w:szCs w:val="22"/>
-        </w:rPr>
-        <w:t>A 2024 study found that machine learning can detect rogue access points more accurately than traditional methods</w:t>
-      </w:r>
-    </w:p>
-    <w:p>
-      <w:pPr>
-        <w:pStyle w:val="16"/>
-        <w:numPr>
-          <w:ilvl w:val="0"/>
-          <w:numId w:val="1"/>
-        </w:numPr>
-        <w:spacing w:before="60" w:after="60" w:line="320" w:lineRule="auto"/>
-      </w:pPr>
-      <w:r>
-        <w:rPr>
-          <w:rFonts w:ascii="Arial" w:hAnsi="Arial" w:eastAsia="Arial" w:cs="Arial"/>
-          <w:b w:val="0"/>
-          <w:bCs w:val="0"/>
-          <w:color w:val="555555"/>
-          <w:sz w:val="22"/>
-          <w:szCs w:val="22"/>
-        </w:rPr>
-        <w:t>A 2025 study revealed that many intrusion detection systems still completely miss Evil Twin attacks</w:t>
-      </w:r>
-    </w:p>
-    <w:p>
-      <w:pPr>
-        <w:pStyle w:val="16"/>
-        <w:numPr>
-          <w:ilvl w:val="0"/>
-          <w:numId w:val="1"/>
-        </w:numPr>
-        <w:spacing w:before="60" w:after="60" w:line="320" w:lineRule="auto"/>
-      </w:pPr>
-      <w:r>
-        <w:rPr>
-          <w:rFonts w:ascii="Arial" w:hAnsi="Arial" w:eastAsia="Arial" w:cs="Arial"/>
-          <w:b w:val="0"/>
-          <w:bCs w:val="0"/>
-          <w:color w:val="555555"/>
-          <w:sz w:val="22"/>
-          <w:szCs w:val="22"/>
-        </w:rPr>
-        <w:t>Attackers have learned to stay silent and blend in, making detection even harder over time</w:t>
-      </w:r>
-    </w:p>
-    <w:p>
-      <w:pPr>
-        <w:pStyle w:val="16"/>
-        <w:numPr>
-          <w:ilvl w:val="0"/>
-          <w:numId w:val="1"/>
-        </w:numPr>
-        <w:spacing w:before="60" w:after="60" w:line="320" w:lineRule="auto"/>
-      </w:pPr>
-      <w:r>
-        <w:rPr>
-          <w:rFonts w:ascii="Arial" w:hAnsi="Arial" w:eastAsia="Arial" w:cs="Arial"/>
-          <w:b w:val="0"/>
-          <w:bCs w:val="0"/>
-          <w:color w:val="555555"/>
-          <w:sz w:val="22"/>
-          <w:szCs w:val="22"/>
-        </w:rPr>
-        <w:t>The research is improving but the attack is improving too</w:t>
-      </w:r>
-    </w:p>
-    <w:p>
-      <w:pPr>
-        <w:spacing w:before="80" w:after="80"/>
-      </w:pPr>
-    </w:p>
-    <w:p>
-      <w:pPr>
-        <w:pStyle w:val="3"/>
-        <w:spacing w:before="280" w:after="120"/>
-      </w:pPr>
-      <w:r>
-        <w:rPr>
-          <w:rFonts w:ascii="Arial" w:hAnsi="Arial" w:eastAsia="Arial" w:cs="Arial"/>
-          <w:b/>
-          <w:bCs/>
-          <w:color w:val="1F3864"/>
-          <w:sz w:val="28"/>
-          <w:szCs w:val="28"/>
-        </w:rPr>
-        <w:t>4.4 Research References</w:t>
-      </w:r>
-    </w:p>
-    <w:tbl>
-      <w:tblPr>
-        <w:tblStyle w:val="9"/>
-        <w:tblW w:w="9360" w:type="dxa"/>
-        <w:tblInd w:w="0" w:type="dxa"/>
-        <w:tblBorders>
-          <w:top w:val="single" w:color="auto" w:sz="4" w:space="0"/>
-          <w:left w:val="single" w:color="auto" w:sz="4" w:space="0"/>
-          <w:bottom w:val="single" w:color="auto" w:sz="4" w:space="0"/>
-          <w:right w:val="single" w:color="auto" w:sz="4" w:space="0"/>
-          <w:insideH w:val="single" w:color="auto" w:sz="4" w:space="0"/>
-          <w:insideV w:val="single" w:color="auto" w:sz="4" w:space="0"/>
-        </w:tblBorders>
-        <w:tblLayout w:type="autofit"/>
-        <w:tblCellMar>
-          <w:top w:w="0" w:type="dxa"/>
-          <w:left w:w="10" w:type="dxa"/>
-          <w:bottom w:w="0" w:type="dxa"/>
-          <w:right w:w="10" w:type="dxa"/>
-        </w:tblCellMar>
-      </w:tblPr>
-      <w:tblGrid>
-        <w:gridCol w:w="1440"/>
-        <w:gridCol w:w="6480"/>
-        <w:gridCol w:w="1440"/>
-      </w:tblGrid>
-      <w:tr>
-        <w:tblPrEx>
-          <w:tblBorders>
-            <w:top w:val="single" w:color="auto" w:sz="4" w:space="0"/>
-            <w:left w:val="single" w:color="auto" w:sz="4" w:space="0"/>
-            <w:bottom w:val="single" w:color="auto" w:sz="4" w:space="0"/>
-            <w:right w:val="single" w:color="auto" w:sz="4" w:space="0"/>
-            <w:insideH w:val="single" w:color="auto" w:sz="4" w:space="0"/>
-            <w:insideV w:val="single" w:color="auto" w:sz="4" w:space="0"/>
-          </w:tblBorders>
-        </w:tblPrEx>
-        <w:tc>
-          <w:tcPr>
-            <w:tcW w:w="1440" w:type="dxa"/>
-            <w:tcBorders>
-              <w:top w:val="single" w:color="CCCCCC" w:sz="0" w:space="0"/>
-              <w:left w:val="single" w:color="CCCCCC" w:sz="0" w:space="0"/>
-              <w:bottom w:val="single" w:color="CCCCCC" w:sz="0" w:space="0"/>
-              <w:right w:val="single" w:color="CCCCCC" w:sz="0" w:space="0"/>
-            </w:tcBorders>
-            <w:shd w:val="clear" w:color="auto" w:fill="1F3864"/>
-            <w:tcMar>
-              <w:top w:w="80" w:type="dxa"/>
-              <w:left w:w="120" w:type="dxa"/>
-              <w:bottom w:w="80" w:type="dxa"/>
-              <w:right w:w="120" w:type="dxa"/>
-            </w:tcMar>
-          </w:tcPr>
-          <w:p>
-            <w:r>
-              <w:rPr>
-                <w:rFonts w:ascii="Arial" w:hAnsi="Arial" w:eastAsia="Arial" w:cs="Arial"/>
-                <w:b/>
-                <w:bCs/>
-                <w:color w:val="FFFFFF"/>
-                <w:sz w:val="20"/>
-                <w:szCs w:val="20"/>
-              </w:rPr>
-              <w:t>#</w:t>
-            </w:r>
-          </w:p>
-        </w:tc>
-        <w:tc>
-          <w:tcPr>
-            <w:tcW w:w="6480" w:type="dxa"/>
-            <w:tcBorders>
-              <w:top w:val="single" w:color="CCCCCC" w:sz="0" w:space="0"/>
-              <w:left w:val="single" w:color="CCCCCC" w:sz="0" w:space="0"/>
-              <w:bottom w:val="single" w:color="CCCCCC" w:sz="0" w:space="0"/>
-              <w:right w:val="single" w:color="CCCCCC" w:sz="0" w:space="0"/>
-            </w:tcBorders>
-            <w:shd w:val="clear" w:color="auto" w:fill="1F3864"/>
-            <w:tcMar>
-              <w:top w:w="80" w:type="dxa"/>
-              <w:left w:w="120" w:type="dxa"/>
-              <w:bottom w:w="80" w:type="dxa"/>
-              <w:right w:w="120" w:type="dxa"/>
-            </w:tcMar>
-          </w:tcPr>
-          <w:p>
-            <w:r>
-              <w:rPr>
-                <w:rFonts w:ascii="Arial" w:hAnsi="Arial" w:eastAsia="Arial" w:cs="Arial"/>
-                <w:b/>
-                <w:bCs/>
-                <w:color w:val="FFFFFF"/>
-                <w:sz w:val="20"/>
-                <w:szCs w:val="20"/>
-              </w:rPr>
-              <w:t>Reference</w:t>
-            </w:r>
-          </w:p>
-        </w:tc>
-        <w:tc>
-          <w:tcPr>
-            <w:tcW w:w="1440" w:type="dxa"/>
-            <w:tcBorders>
-              <w:top w:val="single" w:color="CCCCCC" w:sz="0" w:space="0"/>
-              <w:left w:val="single" w:color="CCCCCC" w:sz="0" w:space="0"/>
-              <w:bottom w:val="single" w:color="CCCCCC" w:sz="0" w:space="0"/>
-              <w:right w:val="single" w:color="CCCCCC" w:sz="0" w:space="0"/>
-            </w:tcBorders>
-            <w:shd w:val="clear" w:color="auto" w:fill="1F3864"/>
-            <w:tcMar>
-              <w:top w:w="80" w:type="dxa"/>
-              <w:left w:w="120" w:type="dxa"/>
-              <w:bottom w:w="80" w:type="dxa"/>
-              <w:right w:w="120" w:type="dxa"/>
-            </w:tcMar>
-          </w:tcPr>
-          <w:p>
-            <w:r>
-              <w:rPr>
-                <w:rFonts w:ascii="Arial" w:hAnsi="Arial" w:eastAsia="Arial" w:cs="Arial"/>
-                <w:b/>
-                <w:bCs/>
-                <w:color w:val="FFFFFF"/>
-                <w:sz w:val="20"/>
-                <w:szCs w:val="20"/>
-              </w:rPr>
-              <w:t>Year</w:t>
-            </w:r>
-          </w:p>
-        </w:tc>
-      </w:tr>
-      <w:tr>
-        <w:tblPrEx>
-          <w:tblBorders>
-            <w:top w:val="single" w:color="auto" w:sz="4" w:space="0"/>
-            <w:left w:val="single" w:color="auto" w:sz="4" w:space="0"/>
-            <w:bottom w:val="single" w:color="auto" w:sz="4" w:space="0"/>
-            <w:right w:val="single" w:color="auto" w:sz="4" w:space="0"/>
-            <w:insideH w:val="single" w:color="auto" w:sz="4" w:space="0"/>
-            <w:insideV w:val="single" w:color="auto" w:sz="4" w:space="0"/>
-          </w:tblBorders>
-          <w:tblCellMar>
-            <w:top w:w="0" w:type="dxa"/>
-            <w:left w:w="10" w:type="dxa"/>
-            <w:bottom w:w="0" w:type="dxa"/>
-            <w:right w:w="10" w:type="dxa"/>
-          </w:tblCellMar>
-        </w:tblPrEx>
-        <w:tc>
-          <w:tcPr>
-            <w:tcW w:w="1440" w:type="dxa"/>
-            <w:tcBorders>
-              <w:top w:val="single" w:color="CCCCCC" w:sz="0" w:space="0"/>
-              <w:left w:val="single" w:color="CCCCCC" w:sz="0" w:space="0"/>
-              <w:bottom w:val="single" w:color="CCCCCC" w:sz="0" w:space="0"/>
-              <w:right w:val="single" w:color="CCCCCC" w:sz="0" w:space="0"/>
-            </w:tcBorders>
-            <w:shd w:val="clear" w:color="auto" w:fill="F2F4F7"/>
-            <w:tcMar>
-              <w:top w:w="80" w:type="dxa"/>
-              <w:left w:w="120" w:type="dxa"/>
-              <w:bottom w:w="80" w:type="dxa"/>
-              <w:right w:w="120" w:type="dxa"/>
-            </w:tcMar>
-          </w:tcPr>
-          <w:p>
-            <w:r>
-              <w:rPr>
-                <w:rFonts w:ascii="Arial" w:hAnsi="Arial" w:eastAsia="Arial" w:cs="Arial"/>
-                <w:color w:val="555555"/>
-                <w:sz w:val="20"/>
-                <w:szCs w:val="20"/>
-              </w:rPr>
-              <w:t>1</w:t>
-            </w:r>
-          </w:p>
-        </w:tc>
-        <w:tc>
-          <w:tcPr>
-            <w:tcW w:w="6480" w:type="dxa"/>
-            <w:tcBorders>
-              <w:top w:val="single" w:color="CCCCCC" w:sz="0" w:space="0"/>
-              <w:left w:val="single" w:color="CCCCCC" w:sz="0" w:space="0"/>
-              <w:bottom w:val="single" w:color="CCCCCC" w:sz="0" w:space="0"/>
-              <w:right w:val="single" w:color="CCCCCC" w:sz="0" w:space="0"/>
-            </w:tcBorders>
-            <w:shd w:val="clear" w:color="auto" w:fill="F2F4F7"/>
-            <w:tcMar>
-              <w:top w:w="80" w:type="dxa"/>
-              <w:left w:w="120" w:type="dxa"/>
-              <w:bottom w:w="80" w:type="dxa"/>
-              <w:right w:w="120" w:type="dxa"/>
-            </w:tcMar>
-          </w:tcPr>
-          <w:p>
-            <w:r>
-              <w:rPr>
-                <w:rFonts w:ascii="Arial" w:hAnsi="Arial" w:eastAsia="Arial" w:cs="Arial"/>
-                <w:color w:val="555555"/>
-                <w:sz w:val="20"/>
-                <w:szCs w:val="20"/>
-              </w:rPr>
-              <w:t>Data Mining Approach for Evil Twin Attack Identification in Wi-Fi Networks — MDPI Journal</w:t>
-            </w:r>
-          </w:p>
-        </w:tc>
-        <w:tc>
-          <w:tcPr>
-            <w:tcW w:w="1440" w:type="dxa"/>
-            <w:tcBorders>
-              <w:top w:val="single" w:color="CCCCCC" w:sz="0" w:space="0"/>
-              <w:left w:val="single" w:color="CCCCCC" w:sz="0" w:space="0"/>
-              <w:bottom w:val="single" w:color="CCCCCC" w:sz="0" w:space="0"/>
-              <w:right w:val="single" w:color="CCCCCC" w:sz="0" w:space="0"/>
-            </w:tcBorders>
-            <w:shd w:val="clear" w:color="auto" w:fill="F2F4F7"/>
-            <w:tcMar>
-              <w:top w:w="80" w:type="dxa"/>
-              <w:left w:w="120" w:type="dxa"/>
-              <w:bottom w:w="80" w:type="dxa"/>
-              <w:right w:w="120" w:type="dxa"/>
-            </w:tcMar>
-          </w:tcPr>
-          <w:p>
-            <w:r>
-              <w:rPr>
-                <w:rFonts w:ascii="Arial" w:hAnsi="Arial" w:eastAsia="Arial" w:cs="Arial"/>
-                <w:b/>
-                <w:bCs/>
-                <w:color w:val="C0392B"/>
-                <w:sz w:val="20"/>
-                <w:szCs w:val="20"/>
-              </w:rPr>
-              <w:t>2024</w:t>
-            </w:r>
-          </w:p>
-        </w:tc>
-      </w:tr>
-      <w:tr>
-        <w:tblPrEx>
-          <w:tblBorders>
-            <w:top w:val="single" w:color="auto" w:sz="4" w:space="0"/>
-            <w:left w:val="single" w:color="auto" w:sz="4" w:space="0"/>
-            <w:bottom w:val="single" w:color="auto" w:sz="4" w:space="0"/>
-            <w:right w:val="single" w:color="auto" w:sz="4" w:space="0"/>
-            <w:insideH w:val="single" w:color="auto" w:sz="4" w:space="0"/>
-            <w:insideV w:val="single" w:color="auto" w:sz="4" w:space="0"/>
-          </w:tblBorders>
-          <w:tblCellMar>
-            <w:top w:w="0" w:type="dxa"/>
-            <w:left w:w="10" w:type="dxa"/>
-            <w:bottom w:w="0" w:type="dxa"/>
-            <w:right w:w="10" w:type="dxa"/>
-          </w:tblCellMar>
-        </w:tblPrEx>
-        <w:tc>
-          <w:tcPr>
-            <w:tcW w:w="1440" w:type="dxa"/>
-            <w:tcBorders>
-              <w:top w:val="single" w:color="CCCCCC" w:sz="0" w:space="0"/>
-              <w:left w:val="single" w:color="CCCCCC" w:sz="0" w:space="0"/>
-              <w:bottom w:val="single" w:color="CCCCCC" w:sz="0" w:space="0"/>
-              <w:right w:val="single" w:color="CCCCCC" w:sz="0" w:space="0"/>
-            </w:tcBorders>
-            <w:shd w:val="clear" w:color="auto" w:fill="FFFFFF"/>
-            <w:tcMar>
-              <w:top w:w="80" w:type="dxa"/>
-              <w:left w:w="120" w:type="dxa"/>
-              <w:bottom w:w="80" w:type="dxa"/>
-              <w:right w:w="120" w:type="dxa"/>
-            </w:tcMar>
-          </w:tcPr>
-          <w:p>
-            <w:r>
-              <w:rPr>
-                <w:rFonts w:ascii="Arial" w:hAnsi="Arial" w:eastAsia="Arial" w:cs="Arial"/>
-                <w:color w:val="555555"/>
-                <w:sz w:val="20"/>
-                <w:szCs w:val="20"/>
-              </w:rPr>
-              <w:t>2</w:t>
-            </w:r>
-          </w:p>
-        </w:tc>
-        <w:tc>
-          <w:tcPr>
-            <w:tcW w:w="6480" w:type="dxa"/>
-            <w:tcBorders>
-              <w:top w:val="single" w:color="CCCCCC" w:sz="0" w:space="0"/>
-              <w:left w:val="single" w:color="CCCCCC" w:sz="0" w:space="0"/>
-              <w:bottom w:val="single" w:color="CCCCCC" w:sz="0" w:space="0"/>
-              <w:right w:val="single" w:color="CCCCCC" w:sz="0" w:space="0"/>
-            </w:tcBorders>
-            <w:shd w:val="clear" w:color="auto" w:fill="FFFFFF"/>
-            <w:tcMar>
-              <w:top w:w="80" w:type="dxa"/>
-              <w:left w:w="120" w:type="dxa"/>
-              <w:bottom w:w="80" w:type="dxa"/>
-              <w:right w:w="120" w:type="dxa"/>
-            </w:tcMar>
-          </w:tcPr>
-          <w:p>
-            <w:r>
-              <w:rPr>
-                <w:rFonts w:ascii="Arial" w:hAnsi="Arial" w:eastAsia="Arial" w:cs="Arial"/>
-                <w:color w:val="555555"/>
-                <w:sz w:val="20"/>
-                <w:szCs w:val="20"/>
-              </w:rPr>
-              <w:t>Enhanced Detection of Evil Twin Attacks Using Machine Learning Algorithms — IEEE</w:t>
-            </w:r>
-          </w:p>
-        </w:tc>
-        <w:tc>
-          <w:tcPr>
-            <w:tcW w:w="1440" w:type="dxa"/>
-            <w:tcBorders>
-              <w:top w:val="single" w:color="CCCCCC" w:sz="0" w:space="0"/>
-              <w:left w:val="single" w:color="CCCCCC" w:sz="0" w:space="0"/>
-              <w:bottom w:val="single" w:color="CCCCCC" w:sz="0" w:space="0"/>
-              <w:right w:val="single" w:color="CCCCCC" w:sz="0" w:space="0"/>
-            </w:tcBorders>
-            <w:shd w:val="clear" w:color="auto" w:fill="FFFFFF"/>
-            <w:tcMar>
-              <w:top w:w="80" w:type="dxa"/>
-              <w:left w:w="120" w:type="dxa"/>
-              <w:bottom w:w="80" w:type="dxa"/>
-              <w:right w:w="120" w:type="dxa"/>
-            </w:tcMar>
-          </w:tcPr>
-          <w:p>
-            <w:r>
-              <w:rPr>
-                <w:rFonts w:ascii="Arial" w:hAnsi="Arial" w:eastAsia="Arial" w:cs="Arial"/>
-                <w:b/>
-                <w:bCs/>
-                <w:color w:val="C0392B"/>
-                <w:sz w:val="20"/>
-                <w:szCs w:val="20"/>
-              </w:rPr>
-              <w:t>2024</w:t>
-            </w:r>
-          </w:p>
-        </w:tc>
-      </w:tr>
-      <w:tr>
-        <w:tblPrEx>
-          <w:tblBorders>
-            <w:top w:val="single" w:color="auto" w:sz="4" w:space="0"/>
-            <w:left w:val="single" w:color="auto" w:sz="4" w:space="0"/>
-            <w:bottom w:val="single" w:color="auto" w:sz="4" w:space="0"/>
-            <w:right w:val="single" w:color="auto" w:sz="4" w:space="0"/>
-            <w:insideH w:val="single" w:color="auto" w:sz="4" w:space="0"/>
-            <w:insideV w:val="single" w:color="auto" w:sz="4" w:space="0"/>
-          </w:tblBorders>
-          <w:tblCellMar>
-            <w:top w:w="0" w:type="dxa"/>
-            <w:left w:w="10" w:type="dxa"/>
-            <w:bottom w:w="0" w:type="dxa"/>
-            <w:right w:w="10" w:type="dxa"/>
-          </w:tblCellMar>
-        </w:tblPrEx>
-        <w:tc>
-          <w:tcPr>
-            <w:tcW w:w="1440" w:type="dxa"/>
-            <w:tcBorders>
-              <w:top w:val="single" w:color="CCCCCC" w:sz="0" w:space="0"/>
-              <w:left w:val="single" w:color="CCCCCC" w:sz="0" w:space="0"/>
-              <w:bottom w:val="single" w:color="CCCCCC" w:sz="0" w:space="0"/>
-              <w:right w:val="single" w:color="CCCCCC" w:sz="0" w:space="0"/>
-            </w:tcBorders>
-            <w:shd w:val="clear" w:color="auto" w:fill="F2F4F7"/>
-            <w:tcMar>
-              <w:top w:w="80" w:type="dxa"/>
-              <w:left w:w="120" w:type="dxa"/>
-              <w:bottom w:w="80" w:type="dxa"/>
-              <w:right w:w="120" w:type="dxa"/>
-            </w:tcMar>
-          </w:tcPr>
-          <w:p>
-            <w:r>
-              <w:rPr>
-                <w:rFonts w:ascii="Arial" w:hAnsi="Arial" w:eastAsia="Arial" w:cs="Arial"/>
-                <w:color w:val="555555"/>
-                <w:sz w:val="20"/>
-                <w:szCs w:val="20"/>
-              </w:rPr>
-              <w:t>3</w:t>
-            </w:r>
-          </w:p>
-        </w:tc>
-        <w:tc>
-          <w:tcPr>
-            <w:tcW w:w="6480" w:type="dxa"/>
-            <w:tcBorders>
-              <w:top w:val="single" w:color="CCCCCC" w:sz="0" w:space="0"/>
-              <w:left w:val="single" w:color="CCCCCC" w:sz="0" w:space="0"/>
-              <w:bottom w:val="single" w:color="CCCCCC" w:sz="0" w:space="0"/>
-              <w:right w:val="single" w:color="CCCCCC" w:sz="0" w:space="0"/>
-            </w:tcBorders>
-            <w:shd w:val="clear" w:color="auto" w:fill="F2F4F7"/>
-            <w:tcMar>
-              <w:top w:w="80" w:type="dxa"/>
-              <w:left w:w="120" w:type="dxa"/>
-              <w:bottom w:w="80" w:type="dxa"/>
-              <w:right w:w="120" w:type="dxa"/>
-            </w:tcMar>
-          </w:tcPr>
-          <w:p>
-            <w:r>
-              <w:rPr>
-                <w:rFonts w:ascii="Arial" w:hAnsi="Arial" w:eastAsia="Arial" w:cs="Arial"/>
-                <w:color w:val="555555"/>
-                <w:sz w:val="20"/>
-                <w:szCs w:val="20"/>
-              </w:rPr>
-              <w:t>Stealth and Evasion Techniques in Rogue Access Point Attacks — IEEE Xplore</w:t>
-            </w:r>
-          </w:p>
-        </w:tc>
-        <w:tc>
-          <w:tcPr>
-            <w:tcW w:w="1440" w:type="dxa"/>
-            <w:tcBorders>
-              <w:top w:val="single" w:color="CCCCCC" w:sz="0" w:space="0"/>
-              <w:left w:val="single" w:color="CCCCCC" w:sz="0" w:space="0"/>
-              <w:bottom w:val="single" w:color="CCCCCC" w:sz="0" w:space="0"/>
-              <w:right w:val="single" w:color="CCCCCC" w:sz="0" w:space="0"/>
-            </w:tcBorders>
-            <w:shd w:val="clear" w:color="auto" w:fill="F2F4F7"/>
-            <w:tcMar>
-              <w:top w:w="80" w:type="dxa"/>
-              <w:left w:w="120" w:type="dxa"/>
-              <w:bottom w:w="80" w:type="dxa"/>
-              <w:right w:w="120" w:type="dxa"/>
-            </w:tcMar>
-          </w:tcPr>
-          <w:p>
-            <w:r>
-              <w:rPr>
-                <w:rFonts w:ascii="Arial" w:hAnsi="Arial" w:eastAsia="Arial" w:cs="Arial"/>
-                <w:b/>
-                <w:bCs/>
-                <w:color w:val="C0392B"/>
-                <w:sz w:val="20"/>
-                <w:szCs w:val="20"/>
-              </w:rPr>
-              <w:t>2025</w:t>
-            </w:r>
-          </w:p>
-        </w:tc>
-      </w:tr>
-      <w:tr>
-        <w:tblPrEx>
-          <w:tblBorders>
-            <w:top w:val="single" w:color="auto" w:sz="4" w:space="0"/>
-            <w:left w:val="single" w:color="auto" w:sz="4" w:space="0"/>
-            <w:bottom w:val="single" w:color="auto" w:sz="4" w:space="0"/>
-            <w:right w:val="single" w:color="auto" w:sz="4" w:space="0"/>
-            <w:insideH w:val="single" w:color="auto" w:sz="4" w:space="0"/>
-            <w:insideV w:val="single" w:color="auto" w:sz="4" w:space="0"/>
-          </w:tblBorders>
-          <w:tblCellMar>
-            <w:top w:w="0" w:type="dxa"/>
-            <w:left w:w="10" w:type="dxa"/>
-            <w:bottom w:w="0" w:type="dxa"/>
-            <w:right w:w="10" w:type="dxa"/>
-          </w:tblCellMar>
-        </w:tblPrEx>
-        <w:tc>
-          <w:tcPr>
-            <w:tcW w:w="1440" w:type="dxa"/>
-            <w:tcBorders>
-              <w:top w:val="single" w:color="CCCCCC" w:sz="0" w:space="0"/>
-              <w:left w:val="single" w:color="CCCCCC" w:sz="0" w:space="0"/>
-              <w:bottom w:val="single" w:color="CCCCCC" w:sz="0" w:space="0"/>
-              <w:right w:val="single" w:color="CCCCCC" w:sz="0" w:space="0"/>
-            </w:tcBorders>
-            <w:shd w:val="clear" w:color="auto" w:fill="FFFFFF"/>
-            <w:tcMar>
-              <w:top w:w="80" w:type="dxa"/>
-              <w:left w:w="120" w:type="dxa"/>
-              <w:bottom w:w="80" w:type="dxa"/>
-              <w:right w:w="120" w:type="dxa"/>
-            </w:tcMar>
-          </w:tcPr>
-          <w:p>
-            <w:r>
-              <w:rPr>
-                <w:rFonts w:ascii="Arial" w:hAnsi="Arial" w:eastAsia="Arial" w:cs="Arial"/>
-                <w:color w:val="555555"/>
-                <w:sz w:val="20"/>
-                <w:szCs w:val="20"/>
-              </w:rPr>
-              <w:t>4</w:t>
-            </w:r>
-          </w:p>
-        </w:tc>
-        <w:tc>
-          <w:tcPr>
-            <w:tcW w:w="6480" w:type="dxa"/>
-            <w:tcBorders>
-              <w:top w:val="single" w:color="CCCCCC" w:sz="0" w:space="0"/>
-              <w:left w:val="single" w:color="CCCCCC" w:sz="0" w:space="0"/>
-              <w:bottom w:val="single" w:color="CCCCCC" w:sz="0" w:space="0"/>
-              <w:right w:val="single" w:color="CCCCCC" w:sz="0" w:space="0"/>
-            </w:tcBorders>
-            <w:shd w:val="clear" w:color="auto" w:fill="FFFFFF"/>
-            <w:tcMar>
-              <w:top w:w="80" w:type="dxa"/>
-              <w:left w:w="120" w:type="dxa"/>
-              <w:bottom w:w="80" w:type="dxa"/>
-              <w:right w:w="120" w:type="dxa"/>
-            </w:tcMar>
-          </w:tcPr>
-          <w:p>
-            <w:r>
-              <w:rPr>
-                <w:rFonts w:ascii="Arial" w:hAnsi="Arial" w:eastAsia="Arial" w:cs="Arial"/>
-                <w:color w:val="555555"/>
-                <w:sz w:val="20"/>
-                <w:szCs w:val="20"/>
-              </w:rPr>
-              <w:t>A Survey on Rogue Access Point Detection Methods — IEEE Survey Paper</w:t>
-            </w:r>
-          </w:p>
-        </w:tc>
-        <w:tc>
-          <w:tcPr>
-            <w:tcW w:w="1440" w:type="dxa"/>
-            <w:tcBorders>
-              <w:top w:val="single" w:color="CCCCCC" w:sz="0" w:space="0"/>
-              <w:left w:val="single" w:color="CCCCCC" w:sz="0" w:space="0"/>
-              <w:bottom w:val="single" w:color="CCCCCC" w:sz="0" w:space="0"/>
-              <w:right w:val="single" w:color="CCCCCC" w:sz="0" w:space="0"/>
-            </w:tcBorders>
-            <w:shd w:val="clear" w:color="auto" w:fill="FFFFFF"/>
-            <w:tcMar>
-              <w:top w:w="80" w:type="dxa"/>
-              <w:left w:w="120" w:type="dxa"/>
-              <w:bottom w:w="80" w:type="dxa"/>
-              <w:right w:w="120" w:type="dxa"/>
-            </w:tcMar>
-          </w:tcPr>
-          <w:p>
-            <w:r>
-              <w:rPr>
-                <w:rFonts w:ascii="Arial" w:hAnsi="Arial" w:eastAsia="Arial" w:cs="Arial"/>
-                <w:b/>
-                <w:bCs/>
-                <w:color w:val="C0392B"/>
-                <w:sz w:val="20"/>
-                <w:szCs w:val="20"/>
-              </w:rPr>
-              <w:t>2022</w:t>
-            </w:r>
-          </w:p>
-        </w:tc>
-      </w:tr>
-      <w:tr>
-        <w:tblPrEx>
-          <w:tblBorders>
-            <w:top w:val="single" w:color="auto" w:sz="4" w:space="0"/>
-            <w:left w:val="single" w:color="auto" w:sz="4" w:space="0"/>
-            <w:bottom w:val="single" w:color="auto" w:sz="4" w:space="0"/>
-            <w:right w:val="single" w:color="auto" w:sz="4" w:space="0"/>
-            <w:insideH w:val="single" w:color="auto" w:sz="4" w:space="0"/>
-            <w:insideV w:val="single" w:color="auto" w:sz="4" w:space="0"/>
-          </w:tblBorders>
-          <w:tblCellMar>
-            <w:top w:w="0" w:type="dxa"/>
-            <w:left w:w="10" w:type="dxa"/>
-            <w:bottom w:w="0" w:type="dxa"/>
-            <w:right w:w="10" w:type="dxa"/>
-          </w:tblCellMar>
-        </w:tblPrEx>
-        <w:tc>
-          <w:tcPr>
-            <w:tcW w:w="1440" w:type="dxa"/>
-            <w:tcBorders>
-              <w:top w:val="single" w:color="CCCCCC" w:sz="0" w:space="0"/>
-              <w:left w:val="single" w:color="CCCCCC" w:sz="0" w:space="0"/>
-              <w:bottom w:val="single" w:color="CCCCCC" w:sz="0" w:space="0"/>
-              <w:right w:val="single" w:color="CCCCCC" w:sz="0" w:space="0"/>
-            </w:tcBorders>
-            <w:shd w:val="clear" w:color="auto" w:fill="F2F4F7"/>
-            <w:tcMar>
-              <w:top w:w="80" w:type="dxa"/>
-              <w:left w:w="120" w:type="dxa"/>
-              <w:bottom w:w="80" w:type="dxa"/>
-              <w:right w:w="120" w:type="dxa"/>
-            </w:tcMar>
-          </w:tcPr>
-          <w:p>
-            <w:r>
-              <w:rPr>
-                <w:rFonts w:ascii="Arial" w:hAnsi="Arial" w:eastAsia="Arial" w:cs="Arial"/>
-                <w:color w:val="555555"/>
-                <w:sz w:val="20"/>
-                <w:szCs w:val="20"/>
-              </w:rPr>
-              <w:t>5</w:t>
-            </w:r>
-          </w:p>
-        </w:tc>
-        <w:tc>
-          <w:tcPr>
-            <w:tcW w:w="6480" w:type="dxa"/>
-            <w:tcBorders>
-              <w:top w:val="single" w:color="CCCCCC" w:sz="0" w:space="0"/>
-              <w:left w:val="single" w:color="CCCCCC" w:sz="0" w:space="0"/>
-              <w:bottom w:val="single" w:color="CCCCCC" w:sz="0" w:space="0"/>
-              <w:right w:val="single" w:color="CCCCCC" w:sz="0" w:space="0"/>
-            </w:tcBorders>
-            <w:shd w:val="clear" w:color="auto" w:fill="F2F4F7"/>
-            <w:tcMar>
-              <w:top w:w="80" w:type="dxa"/>
-              <w:left w:w="120" w:type="dxa"/>
-              <w:bottom w:w="80" w:type="dxa"/>
-              <w:right w:w="120" w:type="dxa"/>
-            </w:tcMar>
-          </w:tcPr>
-          <w:p>
-            <w:r>
-              <w:rPr>
-                <w:rFonts w:ascii="Arial" w:hAnsi="Arial" w:eastAsia="Arial" w:cs="Arial"/>
-                <w:color w:val="555555"/>
-                <w:sz w:val="20"/>
-                <w:szCs w:val="20"/>
-              </w:rPr>
-              <w:t>Evil Twin Attack Detection Using Statistical Methods — Early ML Detection Research</w:t>
-            </w:r>
-          </w:p>
-        </w:tc>
-        <w:tc>
-          <w:tcPr>
-            <w:tcW w:w="1440" w:type="dxa"/>
-            <w:tcBorders>
-              <w:top w:val="single" w:color="CCCCCC" w:sz="0" w:space="0"/>
-              <w:left w:val="single" w:color="CCCCCC" w:sz="0" w:space="0"/>
-              <w:bottom w:val="single" w:color="CCCCCC" w:sz="0" w:space="0"/>
-              <w:right w:val="single" w:color="CCCCCC" w:sz="0" w:space="0"/>
-            </w:tcBorders>
-            <w:shd w:val="clear" w:color="auto" w:fill="F2F4F7"/>
-            <w:tcMar>
-              <w:top w:w="80" w:type="dxa"/>
-              <w:left w:w="120" w:type="dxa"/>
-              <w:bottom w:w="80" w:type="dxa"/>
-              <w:right w:w="120" w:type="dxa"/>
-            </w:tcMar>
-          </w:tcPr>
-          <w:p>
-            <w:r>
-              <w:rPr>
-                <w:rFonts w:ascii="Arial" w:hAnsi="Arial" w:eastAsia="Arial" w:cs="Arial"/>
-                <w:b/>
-                <w:bCs/>
-                <w:color w:val="C0392B"/>
-                <w:sz w:val="20"/>
-                <w:szCs w:val="20"/>
-              </w:rPr>
-              <w:t>2018</w:t>
-            </w:r>
-          </w:p>
-        </w:tc>
-      </w:tr>
-    </w:tbl>
-    <w:p>
-      <w:pPr>
-        <w:spacing w:before="80" w:after="80"/>
-      </w:pPr>
-    </w:p>
-    <w:p>
-      <w:pPr>
-        <w:pStyle w:val="3"/>
-        <w:spacing w:before="280" w:after="120"/>
-      </w:pPr>
-      <w:r>
-        <w:rPr>
-          <w:rFonts w:ascii="Arial" w:hAnsi="Arial" w:eastAsia="Arial" w:cs="Arial"/>
-          <w:b/>
-          <w:bCs/>
-          <w:color w:val="1F3864"/>
-          <w:sz w:val="28"/>
-          <w:szCs w:val="28"/>
-        </w:rPr>
-        <w:t>4.5 Current Status (2026)</w:t>
-      </w:r>
-    </w:p>
-    <w:p>
-      <w:pPr>
-        <w:pStyle w:val="16"/>
-        <w:numPr>
-          <w:ilvl w:val="0"/>
-          <w:numId w:val="1"/>
-        </w:numPr>
-        <w:spacing w:before="60" w:after="60" w:line="320" w:lineRule="auto"/>
-      </w:pPr>
-      <w:r>
-        <w:rPr>
-          <w:rFonts w:ascii="Arial" w:hAnsi="Arial" w:eastAsia="Arial" w:cs="Arial"/>
-          <w:b w:val="0"/>
-          <w:bCs w:val="0"/>
-          <w:color w:val="555555"/>
-          <w:sz w:val="22"/>
-          <w:szCs w:val="22"/>
-        </w:rPr>
-        <w:t>Evil Twin attacks are not a thing of the past — they are happening right now in 2026</w:t>
-      </w:r>
-    </w:p>
-    <w:p>
-      <w:pPr>
-        <w:pStyle w:val="16"/>
-        <w:numPr>
-          <w:ilvl w:val="0"/>
-          <w:numId w:val="1"/>
-        </w:numPr>
-        <w:spacing w:before="60" w:after="60" w:line="320" w:lineRule="auto"/>
-      </w:pPr>
-      <w:r>
-        <w:rPr>
-          <w:rFonts w:ascii="Arial" w:hAnsi="Arial" w:eastAsia="Arial" w:cs="Arial"/>
-          <w:b w:val="0"/>
-          <w:bCs w:val="0"/>
-          <w:color w:val="555555"/>
-          <w:sz w:val="22"/>
-          <w:szCs w:val="22"/>
-        </w:rPr>
-        <w:t>Every airport, coffee shop, hotel and university with public Wi-Fi is a potential attack environment</w:t>
-      </w:r>
-    </w:p>
-    <w:p>
-      <w:pPr>
-        <w:pStyle w:val="16"/>
-        <w:numPr>
-          <w:ilvl w:val="0"/>
-          <w:numId w:val="1"/>
-        </w:numPr>
-        <w:spacing w:before="60" w:after="60" w:line="320" w:lineRule="auto"/>
-      </w:pPr>
-      <w:r>
-        <w:rPr>
-          <w:rFonts w:ascii="Arial" w:hAnsi="Arial" w:eastAsia="Arial" w:cs="Arial"/>
-          <w:b w:val="0"/>
-          <w:bCs w:val="0"/>
-          <w:color w:val="555555"/>
-          <w:sz w:val="22"/>
-          <w:szCs w:val="22"/>
-        </w:rPr>
-        <w:t>Government cybersecurity agencies including CISA still actively warn the public about fake Wi-Fi hotspots</w:t>
-      </w:r>
-    </w:p>
-    <w:p>
-      <w:pPr>
-        <w:pStyle w:val="16"/>
-        <w:numPr>
-          <w:ilvl w:val="0"/>
-          <w:numId w:val="1"/>
-        </w:numPr>
-        <w:spacing w:before="60" w:after="60" w:line="320" w:lineRule="auto"/>
-      </w:pPr>
-      <w:r>
-        <w:rPr>
-          <w:rFonts w:ascii="Arial" w:hAnsi="Arial" w:eastAsia="Arial" w:cs="Arial"/>
-          <w:b w:val="0"/>
-          <w:bCs w:val="0"/>
-          <w:color w:val="555555"/>
-          <w:sz w:val="22"/>
-          <w:szCs w:val="22"/>
-        </w:rPr>
-        <w:t>WPA3 is widely deployed but does not stop an attacker from copying a network name and deceiving users</w:t>
-      </w:r>
-    </w:p>
-    <w:p>
-      <w:pPr>
-        <w:pStyle w:val="16"/>
-        <w:numPr>
-          <w:ilvl w:val="0"/>
-          <w:numId w:val="1"/>
-        </w:numPr>
-        <w:spacing w:before="60" w:after="60" w:line="320" w:lineRule="auto"/>
-      </w:pPr>
-      <w:r>
-        <w:rPr>
-          <w:rFonts w:ascii="Arial" w:hAnsi="Arial" w:eastAsia="Arial" w:cs="Arial"/>
-          <w:b w:val="0"/>
-          <w:bCs w:val="0"/>
-          <w:color w:val="555555"/>
-          <w:sz w:val="22"/>
-          <w:szCs w:val="22"/>
-        </w:rPr>
-        <w:t>The most dangerous part is that the user does nothing wrong — they just trust what they see</w:t>
-      </w:r>
-    </w:p>
-    <w:p>
-      <w:pPr>
-        <w:pStyle w:val="16"/>
-        <w:numPr>
-          <w:ilvl w:val="0"/>
-          <w:numId w:val="1"/>
-        </w:numPr>
-        <w:spacing w:before="60" w:after="60" w:line="320" w:lineRule="auto"/>
-      </w:pPr>
-      <w:r>
-        <w:rPr>
-          <w:rFonts w:ascii="Arial" w:hAnsi="Arial" w:eastAsia="Arial" w:cs="Arial"/>
-          <w:b w:val="0"/>
-          <w:bCs w:val="0"/>
-          <w:color w:val="555555"/>
-          <w:sz w:val="22"/>
-          <w:szCs w:val="22"/>
-        </w:rPr>
-        <w:t>Research continues but awareness remains the strongest defense we have today</w:t>
-      </w:r>
-    </w:p>
-    <w:p>
-      <w:pPr>
-        <w:spacing w:before="80" w:after="80"/>
-      </w:pPr>
-    </w:p>
-    <w:p>
-      <w:pPr>
-        <w:pStyle w:val="3"/>
-        <w:spacing w:before="280" w:after="120"/>
-      </w:pPr>
-      <w:r>
-        <w:rPr>
-          <w:rFonts w:ascii="Arial" w:hAnsi="Arial" w:eastAsia="Arial" w:cs="Arial"/>
-          <w:b/>
-          <w:bCs/>
-          <w:color w:val="1F3864"/>
-          <w:sz w:val="28"/>
-          <w:szCs w:val="28"/>
-        </w:rPr>
-        <w:t>4.6 Current Status References</w:t>
       </w:r>
     </w:p>
     <w:tbl>
@@ -4814,6 +3331,1799 @@
                 <w:sz w:val="20"/>
                 <w:szCs w:val="20"/>
               </w:rPr>
+              <w:t>Australian Federal Police — Evil Twin Wi-Fi arrest at Perth, Adelaide and Melbourne airports</w:t>
+            </w:r>
+          </w:p>
+        </w:tc>
+        <w:tc>
+          <w:tcPr>
+            <w:tcW w:w="1440" w:type="dxa"/>
+            <w:tcBorders>
+              <w:top w:val="single" w:color="CCCCCC" w:sz="0" w:space="0"/>
+              <w:left w:val="single" w:color="CCCCCC" w:sz="0" w:space="0"/>
+              <w:bottom w:val="single" w:color="CCCCCC" w:sz="0" w:space="0"/>
+              <w:right w:val="single" w:color="CCCCCC" w:sz="0" w:space="0"/>
+            </w:tcBorders>
+            <w:shd w:val="clear" w:color="auto" w:fill="F2F4F7"/>
+            <w:tcMar>
+              <w:top w:w="80" w:type="dxa"/>
+              <w:left w:w="120" w:type="dxa"/>
+              <w:bottom w:w="80" w:type="dxa"/>
+              <w:right w:w="120" w:type="dxa"/>
+            </w:tcMar>
+          </w:tcPr>
+          <w:p>
+            <w:r>
+              <w:rPr>
+                <w:rFonts w:ascii="Arial" w:hAnsi="Arial" w:eastAsia="Arial" w:cs="Arial"/>
+                <w:b/>
+                <w:bCs/>
+                <w:color w:val="C0392B"/>
+                <w:sz w:val="20"/>
+                <w:szCs w:val="20"/>
+              </w:rPr>
+              <w:t>2024</w:t>
+            </w:r>
+          </w:p>
+        </w:tc>
+      </w:tr>
+      <w:tr>
+        <w:tblPrEx>
+          <w:tblBorders>
+            <w:top w:val="single" w:color="auto" w:sz="4" w:space="0"/>
+            <w:left w:val="single" w:color="auto" w:sz="4" w:space="0"/>
+            <w:bottom w:val="single" w:color="auto" w:sz="4" w:space="0"/>
+            <w:right w:val="single" w:color="auto" w:sz="4" w:space="0"/>
+            <w:insideH w:val="single" w:color="auto" w:sz="4" w:space="0"/>
+            <w:insideV w:val="single" w:color="auto" w:sz="4" w:space="0"/>
+          </w:tblBorders>
+          <w:tblCellMar>
+            <w:top w:w="0" w:type="dxa"/>
+            <w:left w:w="10" w:type="dxa"/>
+            <w:bottom w:w="0" w:type="dxa"/>
+            <w:right w:w="10" w:type="dxa"/>
+          </w:tblCellMar>
+        </w:tblPrEx>
+        <w:tc>
+          <w:tcPr>
+            <w:tcW w:w="1440" w:type="dxa"/>
+            <w:tcBorders>
+              <w:top w:val="single" w:color="CCCCCC" w:sz="0" w:space="0"/>
+              <w:left w:val="single" w:color="CCCCCC" w:sz="0" w:space="0"/>
+              <w:bottom w:val="single" w:color="CCCCCC" w:sz="0" w:space="0"/>
+              <w:right w:val="single" w:color="CCCCCC" w:sz="0" w:space="0"/>
+            </w:tcBorders>
+            <w:shd w:val="clear" w:color="auto" w:fill="FFFFFF"/>
+            <w:tcMar>
+              <w:top w:w="80" w:type="dxa"/>
+              <w:left w:w="120" w:type="dxa"/>
+              <w:bottom w:w="80" w:type="dxa"/>
+              <w:right w:w="120" w:type="dxa"/>
+            </w:tcMar>
+          </w:tcPr>
+          <w:p>
+            <w:r>
+              <w:rPr>
+                <w:rFonts w:ascii="Arial" w:hAnsi="Arial" w:eastAsia="Arial" w:cs="Arial"/>
+                <w:color w:val="555555"/>
+                <w:sz w:val="20"/>
+                <w:szCs w:val="20"/>
+              </w:rPr>
+              <w:t>2</w:t>
+            </w:r>
+          </w:p>
+        </w:tc>
+        <w:tc>
+          <w:tcPr>
+            <w:tcW w:w="6480" w:type="dxa"/>
+            <w:tcBorders>
+              <w:top w:val="single" w:color="CCCCCC" w:sz="0" w:space="0"/>
+              <w:left w:val="single" w:color="CCCCCC" w:sz="0" w:space="0"/>
+              <w:bottom w:val="single" w:color="CCCCCC" w:sz="0" w:space="0"/>
+              <w:right w:val="single" w:color="CCCCCC" w:sz="0" w:space="0"/>
+            </w:tcBorders>
+            <w:shd w:val="clear" w:color="auto" w:fill="FFFFFF"/>
+            <w:tcMar>
+              <w:top w:w="80" w:type="dxa"/>
+              <w:left w:w="120" w:type="dxa"/>
+              <w:bottom w:w="80" w:type="dxa"/>
+              <w:right w:w="120" w:type="dxa"/>
+            </w:tcMar>
+          </w:tcPr>
+          <w:p>
+            <w:r>
+              <w:rPr>
+                <w:rFonts w:ascii="Arial" w:hAnsi="Arial" w:eastAsia="Arial" w:cs="Arial"/>
+                <w:color w:val="555555"/>
+                <w:sz w:val="20"/>
+                <w:szCs w:val="20"/>
+              </w:rPr>
+              <w:t>ABC News Australia — Man charged over fake Wi-Fi networks on domestic flights</w:t>
+            </w:r>
+          </w:p>
+        </w:tc>
+        <w:tc>
+          <w:tcPr>
+            <w:tcW w:w="1440" w:type="dxa"/>
+            <w:tcBorders>
+              <w:top w:val="single" w:color="CCCCCC" w:sz="0" w:space="0"/>
+              <w:left w:val="single" w:color="CCCCCC" w:sz="0" w:space="0"/>
+              <w:bottom w:val="single" w:color="CCCCCC" w:sz="0" w:space="0"/>
+              <w:right w:val="single" w:color="CCCCCC" w:sz="0" w:space="0"/>
+            </w:tcBorders>
+            <w:shd w:val="clear" w:color="auto" w:fill="FFFFFF"/>
+            <w:tcMar>
+              <w:top w:w="80" w:type="dxa"/>
+              <w:left w:w="120" w:type="dxa"/>
+              <w:bottom w:w="80" w:type="dxa"/>
+              <w:right w:w="120" w:type="dxa"/>
+            </w:tcMar>
+          </w:tcPr>
+          <w:p>
+            <w:r>
+              <w:rPr>
+                <w:rFonts w:ascii="Arial" w:hAnsi="Arial" w:eastAsia="Arial" w:cs="Arial"/>
+                <w:b/>
+                <w:bCs/>
+                <w:color w:val="C0392B"/>
+                <w:sz w:val="20"/>
+                <w:szCs w:val="20"/>
+              </w:rPr>
+              <w:t>2024</w:t>
+            </w:r>
+          </w:p>
+        </w:tc>
+      </w:tr>
+      <w:tr>
+        <w:tblPrEx>
+          <w:tblBorders>
+            <w:top w:val="single" w:color="auto" w:sz="4" w:space="0"/>
+            <w:left w:val="single" w:color="auto" w:sz="4" w:space="0"/>
+            <w:bottom w:val="single" w:color="auto" w:sz="4" w:space="0"/>
+            <w:right w:val="single" w:color="auto" w:sz="4" w:space="0"/>
+            <w:insideH w:val="single" w:color="auto" w:sz="4" w:space="0"/>
+            <w:insideV w:val="single" w:color="auto" w:sz="4" w:space="0"/>
+          </w:tblBorders>
+          <w:tblCellMar>
+            <w:top w:w="0" w:type="dxa"/>
+            <w:left w:w="10" w:type="dxa"/>
+            <w:bottom w:w="0" w:type="dxa"/>
+            <w:right w:w="10" w:type="dxa"/>
+          </w:tblCellMar>
+        </w:tblPrEx>
+        <w:tc>
+          <w:tcPr>
+            <w:tcW w:w="1440" w:type="dxa"/>
+            <w:tcBorders>
+              <w:top w:val="single" w:color="CCCCCC" w:sz="0" w:space="0"/>
+              <w:left w:val="single" w:color="CCCCCC" w:sz="0" w:space="0"/>
+              <w:bottom w:val="single" w:color="CCCCCC" w:sz="0" w:space="0"/>
+              <w:right w:val="single" w:color="CCCCCC" w:sz="0" w:space="0"/>
+            </w:tcBorders>
+            <w:shd w:val="clear" w:color="auto" w:fill="F2F4F7"/>
+            <w:tcMar>
+              <w:top w:w="80" w:type="dxa"/>
+              <w:left w:w="120" w:type="dxa"/>
+              <w:bottom w:w="80" w:type="dxa"/>
+              <w:right w:w="120" w:type="dxa"/>
+            </w:tcMar>
+          </w:tcPr>
+          <w:p>
+            <w:r>
+              <w:rPr>
+                <w:rFonts w:ascii="Arial" w:hAnsi="Arial" w:eastAsia="Arial" w:cs="Arial"/>
+                <w:color w:val="555555"/>
+                <w:sz w:val="20"/>
+                <w:szCs w:val="20"/>
+              </w:rPr>
+              <w:t>3</w:t>
+            </w:r>
+          </w:p>
+        </w:tc>
+        <w:tc>
+          <w:tcPr>
+            <w:tcW w:w="6480" w:type="dxa"/>
+            <w:tcBorders>
+              <w:top w:val="single" w:color="CCCCCC" w:sz="0" w:space="0"/>
+              <w:left w:val="single" w:color="CCCCCC" w:sz="0" w:space="0"/>
+              <w:bottom w:val="single" w:color="CCCCCC" w:sz="0" w:space="0"/>
+              <w:right w:val="single" w:color="CCCCCC" w:sz="0" w:space="0"/>
+            </w:tcBorders>
+            <w:shd w:val="clear" w:color="auto" w:fill="F2F4F7"/>
+            <w:tcMar>
+              <w:top w:w="80" w:type="dxa"/>
+              <w:left w:w="120" w:type="dxa"/>
+              <w:bottom w:w="80" w:type="dxa"/>
+              <w:right w:w="120" w:type="dxa"/>
+            </w:tcMar>
+          </w:tcPr>
+          <w:p>
+            <w:r>
+              <w:rPr>
+                <w:rFonts w:ascii="Arial" w:hAnsi="Arial" w:eastAsia="Arial" w:cs="Arial"/>
+                <w:color w:val="555555"/>
+                <w:sz w:val="20"/>
+                <w:szCs w:val="20"/>
+              </w:rPr>
+              <w:t>BBC News — Australian man accused of creating fake airport Wi-Fi to steal data</w:t>
+            </w:r>
+          </w:p>
+        </w:tc>
+        <w:tc>
+          <w:tcPr>
+            <w:tcW w:w="1440" w:type="dxa"/>
+            <w:tcBorders>
+              <w:top w:val="single" w:color="CCCCCC" w:sz="0" w:space="0"/>
+              <w:left w:val="single" w:color="CCCCCC" w:sz="0" w:space="0"/>
+              <w:bottom w:val="single" w:color="CCCCCC" w:sz="0" w:space="0"/>
+              <w:right w:val="single" w:color="CCCCCC" w:sz="0" w:space="0"/>
+            </w:tcBorders>
+            <w:shd w:val="clear" w:color="auto" w:fill="F2F4F7"/>
+            <w:tcMar>
+              <w:top w:w="80" w:type="dxa"/>
+              <w:left w:w="120" w:type="dxa"/>
+              <w:bottom w:w="80" w:type="dxa"/>
+              <w:right w:w="120" w:type="dxa"/>
+            </w:tcMar>
+          </w:tcPr>
+          <w:p>
+            <w:r>
+              <w:rPr>
+                <w:rFonts w:ascii="Arial" w:hAnsi="Arial" w:eastAsia="Arial" w:cs="Arial"/>
+                <w:b/>
+                <w:bCs/>
+                <w:color w:val="C0392B"/>
+                <w:sz w:val="20"/>
+                <w:szCs w:val="20"/>
+              </w:rPr>
+              <w:t>2024</w:t>
+            </w:r>
+          </w:p>
+        </w:tc>
+      </w:tr>
+      <w:tr>
+        <w:tblPrEx>
+          <w:tblBorders>
+            <w:top w:val="single" w:color="auto" w:sz="4" w:space="0"/>
+            <w:left w:val="single" w:color="auto" w:sz="4" w:space="0"/>
+            <w:bottom w:val="single" w:color="auto" w:sz="4" w:space="0"/>
+            <w:right w:val="single" w:color="auto" w:sz="4" w:space="0"/>
+            <w:insideH w:val="single" w:color="auto" w:sz="4" w:space="0"/>
+            <w:insideV w:val="single" w:color="auto" w:sz="4" w:space="0"/>
+          </w:tblBorders>
+          <w:tblCellMar>
+            <w:top w:w="0" w:type="dxa"/>
+            <w:left w:w="10" w:type="dxa"/>
+            <w:bottom w:w="0" w:type="dxa"/>
+            <w:right w:w="10" w:type="dxa"/>
+          </w:tblCellMar>
+        </w:tblPrEx>
+        <w:tc>
+          <w:tcPr>
+            <w:tcW w:w="1440" w:type="dxa"/>
+            <w:tcBorders>
+              <w:top w:val="single" w:color="CCCCCC" w:sz="0" w:space="0"/>
+              <w:left w:val="single" w:color="CCCCCC" w:sz="0" w:space="0"/>
+              <w:bottom w:val="single" w:color="CCCCCC" w:sz="0" w:space="0"/>
+              <w:right w:val="single" w:color="CCCCCC" w:sz="0" w:space="0"/>
+            </w:tcBorders>
+            <w:shd w:val="clear" w:color="auto" w:fill="FFFFFF"/>
+            <w:tcMar>
+              <w:top w:w="80" w:type="dxa"/>
+              <w:left w:w="120" w:type="dxa"/>
+              <w:bottom w:w="80" w:type="dxa"/>
+              <w:right w:w="120" w:type="dxa"/>
+            </w:tcMar>
+          </w:tcPr>
+          <w:p>
+            <w:r>
+              <w:rPr>
+                <w:rFonts w:ascii="Arial" w:hAnsi="Arial" w:eastAsia="Arial" w:cs="Arial"/>
+                <w:color w:val="555555"/>
+                <w:sz w:val="20"/>
+                <w:szCs w:val="20"/>
+              </w:rPr>
+              <w:t>4</w:t>
+            </w:r>
+          </w:p>
+        </w:tc>
+        <w:tc>
+          <w:tcPr>
+            <w:tcW w:w="6480" w:type="dxa"/>
+            <w:tcBorders>
+              <w:top w:val="single" w:color="CCCCCC" w:sz="0" w:space="0"/>
+              <w:left w:val="single" w:color="CCCCCC" w:sz="0" w:space="0"/>
+              <w:bottom w:val="single" w:color="CCCCCC" w:sz="0" w:space="0"/>
+              <w:right w:val="single" w:color="CCCCCC" w:sz="0" w:space="0"/>
+            </w:tcBorders>
+            <w:shd w:val="clear" w:color="auto" w:fill="FFFFFF"/>
+            <w:tcMar>
+              <w:top w:w="80" w:type="dxa"/>
+              <w:left w:w="120" w:type="dxa"/>
+              <w:bottom w:w="80" w:type="dxa"/>
+              <w:right w:w="120" w:type="dxa"/>
+            </w:tcMar>
+          </w:tcPr>
+          <w:p>
+            <w:r>
+              <w:rPr>
+                <w:rFonts w:ascii="Arial" w:hAnsi="Arial" w:eastAsia="Arial" w:cs="Arial"/>
+                <w:color w:val="555555"/>
+                <w:sz w:val="20"/>
+                <w:szCs w:val="20"/>
+              </w:rPr>
+              <w:t>Perth man convicted and sentenced for Evil Twin Wi-Fi attack on passengers</w:t>
+            </w:r>
+          </w:p>
+        </w:tc>
+        <w:tc>
+          <w:tcPr>
+            <w:tcW w:w="1440" w:type="dxa"/>
+            <w:tcBorders>
+              <w:top w:val="single" w:color="CCCCCC" w:sz="0" w:space="0"/>
+              <w:left w:val="single" w:color="CCCCCC" w:sz="0" w:space="0"/>
+              <w:bottom w:val="single" w:color="CCCCCC" w:sz="0" w:space="0"/>
+              <w:right w:val="single" w:color="CCCCCC" w:sz="0" w:space="0"/>
+            </w:tcBorders>
+            <w:shd w:val="clear" w:color="auto" w:fill="FFFFFF"/>
+            <w:tcMar>
+              <w:top w:w="80" w:type="dxa"/>
+              <w:left w:w="120" w:type="dxa"/>
+              <w:bottom w:w="80" w:type="dxa"/>
+              <w:right w:w="120" w:type="dxa"/>
+            </w:tcMar>
+          </w:tcPr>
+          <w:p>
+            <w:r>
+              <w:rPr>
+                <w:rFonts w:ascii="Arial" w:hAnsi="Arial" w:eastAsia="Arial" w:cs="Arial"/>
+                <w:b/>
+                <w:bCs/>
+                <w:color w:val="C0392B"/>
+                <w:sz w:val="20"/>
+                <w:szCs w:val="20"/>
+              </w:rPr>
+              <w:t>2025</w:t>
+            </w:r>
+          </w:p>
+        </w:tc>
+      </w:tr>
+      <w:tr>
+        <w:tblPrEx>
+          <w:tblBorders>
+            <w:top w:val="single" w:color="auto" w:sz="4" w:space="0"/>
+            <w:left w:val="single" w:color="auto" w:sz="4" w:space="0"/>
+            <w:bottom w:val="single" w:color="auto" w:sz="4" w:space="0"/>
+            <w:right w:val="single" w:color="auto" w:sz="4" w:space="0"/>
+            <w:insideH w:val="single" w:color="auto" w:sz="4" w:space="0"/>
+            <w:insideV w:val="single" w:color="auto" w:sz="4" w:space="0"/>
+          </w:tblBorders>
+          <w:tblCellMar>
+            <w:top w:w="0" w:type="dxa"/>
+            <w:left w:w="10" w:type="dxa"/>
+            <w:bottom w:w="0" w:type="dxa"/>
+            <w:right w:w="10" w:type="dxa"/>
+          </w:tblCellMar>
+        </w:tblPrEx>
+        <w:tc>
+          <w:tcPr>
+            <w:tcW w:w="1440" w:type="dxa"/>
+            <w:tcBorders>
+              <w:top w:val="single" w:color="CCCCCC" w:sz="0" w:space="0"/>
+              <w:left w:val="single" w:color="CCCCCC" w:sz="0" w:space="0"/>
+              <w:bottom w:val="single" w:color="CCCCCC" w:sz="0" w:space="0"/>
+              <w:right w:val="single" w:color="CCCCCC" w:sz="0" w:space="0"/>
+            </w:tcBorders>
+            <w:shd w:val="clear" w:color="auto" w:fill="F2F4F7"/>
+            <w:tcMar>
+              <w:top w:w="80" w:type="dxa"/>
+              <w:left w:w="120" w:type="dxa"/>
+              <w:bottom w:w="80" w:type="dxa"/>
+              <w:right w:w="120" w:type="dxa"/>
+            </w:tcMar>
+          </w:tcPr>
+          <w:p>
+            <w:r>
+              <w:rPr>
+                <w:rFonts w:ascii="Arial" w:hAnsi="Arial" w:eastAsia="Arial" w:cs="Arial"/>
+                <w:color w:val="555555"/>
+                <w:sz w:val="20"/>
+                <w:szCs w:val="20"/>
+              </w:rPr>
+              <w:t>5</w:t>
+            </w:r>
+          </w:p>
+        </w:tc>
+        <w:tc>
+          <w:tcPr>
+            <w:tcW w:w="6480" w:type="dxa"/>
+            <w:tcBorders>
+              <w:top w:val="single" w:color="CCCCCC" w:sz="0" w:space="0"/>
+              <w:left w:val="single" w:color="CCCCCC" w:sz="0" w:space="0"/>
+              <w:bottom w:val="single" w:color="CCCCCC" w:sz="0" w:space="0"/>
+              <w:right w:val="single" w:color="CCCCCC" w:sz="0" w:space="0"/>
+            </w:tcBorders>
+            <w:shd w:val="clear" w:color="auto" w:fill="F2F4F7"/>
+            <w:tcMar>
+              <w:top w:w="80" w:type="dxa"/>
+              <w:left w:w="120" w:type="dxa"/>
+              <w:bottom w:w="80" w:type="dxa"/>
+              <w:right w:w="120" w:type="dxa"/>
+            </w:tcMar>
+          </w:tcPr>
+          <w:p>
+            <w:r>
+              <w:rPr>
+                <w:rFonts w:ascii="Arial" w:hAnsi="Arial" w:eastAsia="Arial" w:cs="Arial"/>
+                <w:color w:val="555555"/>
+                <w:sz w:val="20"/>
+                <w:szCs w:val="20"/>
+              </w:rPr>
+              <w:t>DEF CON 23 — Live Evil Twin attack demonstrated on real conference attendees</w:t>
+            </w:r>
+          </w:p>
+        </w:tc>
+        <w:tc>
+          <w:tcPr>
+            <w:tcW w:w="1440" w:type="dxa"/>
+            <w:tcBorders>
+              <w:top w:val="single" w:color="CCCCCC" w:sz="0" w:space="0"/>
+              <w:left w:val="single" w:color="CCCCCC" w:sz="0" w:space="0"/>
+              <w:bottom w:val="single" w:color="CCCCCC" w:sz="0" w:space="0"/>
+              <w:right w:val="single" w:color="CCCCCC" w:sz="0" w:space="0"/>
+            </w:tcBorders>
+            <w:shd w:val="clear" w:color="auto" w:fill="F2F4F7"/>
+            <w:tcMar>
+              <w:top w:w="80" w:type="dxa"/>
+              <w:left w:w="120" w:type="dxa"/>
+              <w:bottom w:w="80" w:type="dxa"/>
+              <w:right w:w="120" w:type="dxa"/>
+            </w:tcMar>
+          </w:tcPr>
+          <w:p>
+            <w:r>
+              <w:rPr>
+                <w:rFonts w:ascii="Arial" w:hAnsi="Arial" w:eastAsia="Arial" w:cs="Arial"/>
+                <w:b/>
+                <w:bCs/>
+                <w:color w:val="C0392B"/>
+                <w:sz w:val="20"/>
+                <w:szCs w:val="20"/>
+              </w:rPr>
+              <w:t>2015</w:t>
+            </w:r>
+          </w:p>
+        </w:tc>
+      </w:tr>
+      <w:tr>
+        <w:tblPrEx>
+          <w:tblBorders>
+            <w:top w:val="single" w:color="auto" w:sz="4" w:space="0"/>
+            <w:left w:val="single" w:color="auto" w:sz="4" w:space="0"/>
+            <w:bottom w:val="single" w:color="auto" w:sz="4" w:space="0"/>
+            <w:right w:val="single" w:color="auto" w:sz="4" w:space="0"/>
+            <w:insideH w:val="single" w:color="auto" w:sz="4" w:space="0"/>
+            <w:insideV w:val="single" w:color="auto" w:sz="4" w:space="0"/>
+          </w:tblBorders>
+          <w:tblCellMar>
+            <w:top w:w="0" w:type="dxa"/>
+            <w:left w:w="10" w:type="dxa"/>
+            <w:bottom w:w="0" w:type="dxa"/>
+            <w:right w:w="10" w:type="dxa"/>
+          </w:tblCellMar>
+        </w:tblPrEx>
+        <w:tc>
+          <w:tcPr>
+            <w:tcW w:w="1440" w:type="dxa"/>
+            <w:tcBorders>
+              <w:top w:val="single" w:color="CCCCCC" w:sz="0" w:space="0"/>
+              <w:left w:val="single" w:color="CCCCCC" w:sz="0" w:space="0"/>
+              <w:bottom w:val="single" w:color="CCCCCC" w:sz="0" w:space="0"/>
+              <w:right w:val="single" w:color="CCCCCC" w:sz="0" w:space="0"/>
+            </w:tcBorders>
+            <w:shd w:val="clear" w:color="auto" w:fill="FFFFFF"/>
+            <w:tcMar>
+              <w:top w:w="80" w:type="dxa"/>
+              <w:left w:w="120" w:type="dxa"/>
+              <w:bottom w:w="80" w:type="dxa"/>
+              <w:right w:w="120" w:type="dxa"/>
+            </w:tcMar>
+          </w:tcPr>
+          <w:p>
+            <w:r>
+              <w:rPr>
+                <w:rFonts w:ascii="Arial" w:hAnsi="Arial" w:eastAsia="Arial" w:cs="Arial"/>
+                <w:color w:val="555555"/>
+                <w:sz w:val="20"/>
+                <w:szCs w:val="20"/>
+              </w:rPr>
+              <w:t>6</w:t>
+            </w:r>
+          </w:p>
+        </w:tc>
+        <w:tc>
+          <w:tcPr>
+            <w:tcW w:w="6480" w:type="dxa"/>
+            <w:tcBorders>
+              <w:top w:val="single" w:color="CCCCCC" w:sz="0" w:space="0"/>
+              <w:left w:val="single" w:color="CCCCCC" w:sz="0" w:space="0"/>
+              <w:bottom w:val="single" w:color="CCCCCC" w:sz="0" w:space="0"/>
+              <w:right w:val="single" w:color="CCCCCC" w:sz="0" w:space="0"/>
+            </w:tcBorders>
+            <w:shd w:val="clear" w:color="auto" w:fill="FFFFFF"/>
+            <w:tcMar>
+              <w:top w:w="80" w:type="dxa"/>
+              <w:left w:w="120" w:type="dxa"/>
+              <w:bottom w:w="80" w:type="dxa"/>
+              <w:right w:w="120" w:type="dxa"/>
+            </w:tcMar>
+          </w:tcPr>
+          <w:p>
+            <w:r>
+              <w:rPr>
+                <w:rFonts w:ascii="Arial" w:hAnsi="Arial" w:eastAsia="Arial" w:cs="Arial"/>
+                <w:color w:val="555555"/>
+                <w:sz w:val="20"/>
+                <w:szCs w:val="20"/>
+              </w:rPr>
+              <w:t>Firesheep tool released — public Wi-Fi credential hijacking made trivially easy</w:t>
+            </w:r>
+          </w:p>
+        </w:tc>
+        <w:tc>
+          <w:tcPr>
+            <w:tcW w:w="1440" w:type="dxa"/>
+            <w:tcBorders>
+              <w:top w:val="single" w:color="CCCCCC" w:sz="0" w:space="0"/>
+              <w:left w:val="single" w:color="CCCCCC" w:sz="0" w:space="0"/>
+              <w:bottom w:val="single" w:color="CCCCCC" w:sz="0" w:space="0"/>
+              <w:right w:val="single" w:color="CCCCCC" w:sz="0" w:space="0"/>
+            </w:tcBorders>
+            <w:shd w:val="clear" w:color="auto" w:fill="FFFFFF"/>
+            <w:tcMar>
+              <w:top w:w="80" w:type="dxa"/>
+              <w:left w:w="120" w:type="dxa"/>
+              <w:bottom w:w="80" w:type="dxa"/>
+              <w:right w:w="120" w:type="dxa"/>
+            </w:tcMar>
+          </w:tcPr>
+          <w:p>
+            <w:r>
+              <w:rPr>
+                <w:rFonts w:ascii="Arial" w:hAnsi="Arial" w:eastAsia="Arial" w:cs="Arial"/>
+                <w:b/>
+                <w:bCs/>
+                <w:color w:val="C0392B"/>
+                <w:sz w:val="20"/>
+                <w:szCs w:val="20"/>
+              </w:rPr>
+              <w:t>2010</w:t>
+            </w:r>
+          </w:p>
+        </w:tc>
+      </w:tr>
+    </w:tbl>
+    <w:p>
+      <w:pPr>
+        <w:spacing w:before="80" w:after="80"/>
+      </w:pPr>
+    </w:p>
+    <w:p>
+      <w:pPr>
+        <w:pStyle w:val="3"/>
+        <w:spacing w:before="280" w:after="120"/>
+      </w:pPr>
+      <w:r>
+        <w:rPr>
+          <w:rFonts w:ascii="Arial" w:hAnsi="Arial" w:eastAsia="Arial" w:cs="Arial"/>
+          <w:b/>
+          <w:bCs/>
+          <w:color w:val="1F3864"/>
+          <w:sz w:val="28"/>
+          <w:szCs w:val="28"/>
+        </w:rPr>
+        <w:t>4.3 Research Findings</w:t>
+      </w:r>
+    </w:p>
+    <w:p>
+      <w:pPr>
+        <w:pStyle w:val="16"/>
+        <w:numPr>
+          <w:ilvl w:val="0"/>
+          <w:numId w:val="1"/>
+        </w:numPr>
+        <w:spacing w:before="60" w:after="60" w:line="320" w:lineRule="auto"/>
+      </w:pPr>
+      <w:r>
+        <w:rPr>
+          <w:rFonts w:ascii="Arial" w:hAnsi="Arial" w:eastAsia="Arial" w:cs="Arial"/>
+          <w:b w:val="0"/>
+          <w:bCs w:val="0"/>
+          <w:color w:val="555555"/>
+          <w:sz w:val="22"/>
+          <w:szCs w:val="22"/>
+        </w:rPr>
+        <w:t>Researchers have been studying Evil Twin attacks for years and the results are not reassuring</w:t>
+      </w:r>
+    </w:p>
+    <w:p>
+      <w:pPr>
+        <w:pStyle w:val="16"/>
+        <w:numPr>
+          <w:ilvl w:val="0"/>
+          <w:numId w:val="1"/>
+        </w:numPr>
+        <w:spacing w:before="60" w:after="60" w:line="320" w:lineRule="auto"/>
+      </w:pPr>
+      <w:r>
+        <w:rPr>
+          <w:rFonts w:ascii="Arial" w:hAnsi="Arial" w:eastAsia="Arial" w:cs="Arial"/>
+          <w:b w:val="0"/>
+          <w:bCs w:val="0"/>
+          <w:color w:val="555555"/>
+          <w:sz w:val="22"/>
+          <w:szCs w:val="22"/>
+        </w:rPr>
+        <w:t>Even with WPA3 — the latest Wi-Fi security standard — attackers can still impersonate a legitimate network</w:t>
+      </w:r>
+    </w:p>
+    <w:p>
+      <w:pPr>
+        <w:pStyle w:val="16"/>
+        <w:numPr>
+          <w:ilvl w:val="0"/>
+          <w:numId w:val="1"/>
+        </w:numPr>
+        <w:spacing w:before="60" w:after="60" w:line="320" w:lineRule="auto"/>
+      </w:pPr>
+      <w:r>
+        <w:rPr>
+          <w:rFonts w:ascii="Arial" w:hAnsi="Arial" w:eastAsia="Arial" w:cs="Arial"/>
+          <w:b w:val="0"/>
+          <w:bCs w:val="0"/>
+          <w:color w:val="555555"/>
+          <w:sz w:val="22"/>
+          <w:szCs w:val="22"/>
+        </w:rPr>
+        <w:t>A 2024 study found that machine learning can detect rogue access points more accurately than traditional methods</w:t>
+      </w:r>
+    </w:p>
+    <w:p>
+      <w:pPr>
+        <w:pStyle w:val="16"/>
+        <w:numPr>
+          <w:ilvl w:val="0"/>
+          <w:numId w:val="1"/>
+        </w:numPr>
+        <w:spacing w:before="60" w:after="60" w:line="320" w:lineRule="auto"/>
+      </w:pPr>
+      <w:r>
+        <w:rPr>
+          <w:rFonts w:ascii="Arial" w:hAnsi="Arial" w:eastAsia="Arial" w:cs="Arial"/>
+          <w:b w:val="0"/>
+          <w:bCs w:val="0"/>
+          <w:color w:val="555555"/>
+          <w:sz w:val="22"/>
+          <w:szCs w:val="22"/>
+        </w:rPr>
+        <w:t>A 2025 study revealed that many intrusion detection systems still completely miss Evil Twin attacks</w:t>
+      </w:r>
+    </w:p>
+    <w:p>
+      <w:pPr>
+        <w:pStyle w:val="16"/>
+        <w:numPr>
+          <w:ilvl w:val="0"/>
+          <w:numId w:val="1"/>
+        </w:numPr>
+        <w:spacing w:before="60" w:after="60" w:line="320" w:lineRule="auto"/>
+      </w:pPr>
+      <w:r>
+        <w:rPr>
+          <w:rFonts w:ascii="Arial" w:hAnsi="Arial" w:eastAsia="Arial" w:cs="Arial"/>
+          <w:b w:val="0"/>
+          <w:bCs w:val="0"/>
+          <w:color w:val="555555"/>
+          <w:sz w:val="22"/>
+          <w:szCs w:val="22"/>
+        </w:rPr>
+        <w:t>Attackers have learned to stay silent and blend in, making detection even harder over time</w:t>
+      </w:r>
+    </w:p>
+    <w:p>
+      <w:pPr>
+        <w:pStyle w:val="16"/>
+        <w:numPr>
+          <w:ilvl w:val="0"/>
+          <w:numId w:val="1"/>
+        </w:numPr>
+        <w:spacing w:before="60" w:after="60" w:line="320" w:lineRule="auto"/>
+      </w:pPr>
+      <w:r>
+        <w:rPr>
+          <w:rFonts w:ascii="Arial" w:hAnsi="Arial" w:eastAsia="Arial" w:cs="Arial"/>
+          <w:b w:val="0"/>
+          <w:bCs w:val="0"/>
+          <w:color w:val="555555"/>
+          <w:sz w:val="22"/>
+          <w:szCs w:val="22"/>
+        </w:rPr>
+        <w:t>The research is improving but the attack is improving too</w:t>
+      </w:r>
+    </w:p>
+    <w:p>
+      <w:pPr>
+        <w:spacing w:before="80" w:after="80"/>
+      </w:pPr>
+    </w:p>
+    <w:p>
+      <w:pPr>
+        <w:pStyle w:val="3"/>
+        <w:spacing w:before="280" w:after="120"/>
+      </w:pPr>
+      <w:r>
+        <w:rPr>
+          <w:rFonts w:ascii="Arial" w:hAnsi="Arial" w:eastAsia="Arial" w:cs="Arial"/>
+          <w:b/>
+          <w:bCs/>
+          <w:color w:val="1F3864"/>
+          <w:sz w:val="28"/>
+          <w:szCs w:val="28"/>
+        </w:rPr>
+        <w:t>4.4 Research References</w:t>
+      </w:r>
+    </w:p>
+    <w:tbl>
+      <w:tblPr>
+        <w:tblStyle w:val="9"/>
+        <w:tblW w:w="9360" w:type="dxa"/>
+        <w:tblInd w:w="0" w:type="dxa"/>
+        <w:tblBorders>
+          <w:top w:val="single" w:color="auto" w:sz="4" w:space="0"/>
+          <w:left w:val="single" w:color="auto" w:sz="4" w:space="0"/>
+          <w:bottom w:val="single" w:color="auto" w:sz="4" w:space="0"/>
+          <w:right w:val="single" w:color="auto" w:sz="4" w:space="0"/>
+          <w:insideH w:val="single" w:color="auto" w:sz="4" w:space="0"/>
+          <w:insideV w:val="single" w:color="auto" w:sz="4" w:space="0"/>
+        </w:tblBorders>
+        <w:tblLayout w:type="autofit"/>
+        <w:tblCellMar>
+          <w:top w:w="0" w:type="dxa"/>
+          <w:left w:w="10" w:type="dxa"/>
+          <w:bottom w:w="0" w:type="dxa"/>
+          <w:right w:w="10" w:type="dxa"/>
+        </w:tblCellMar>
+      </w:tblPr>
+      <w:tblGrid>
+        <w:gridCol w:w="1440"/>
+        <w:gridCol w:w="6480"/>
+        <w:gridCol w:w="1440"/>
+      </w:tblGrid>
+      <w:tr>
+        <w:tblPrEx>
+          <w:tblBorders>
+            <w:top w:val="single" w:color="auto" w:sz="4" w:space="0"/>
+            <w:left w:val="single" w:color="auto" w:sz="4" w:space="0"/>
+            <w:bottom w:val="single" w:color="auto" w:sz="4" w:space="0"/>
+            <w:right w:val="single" w:color="auto" w:sz="4" w:space="0"/>
+            <w:insideH w:val="single" w:color="auto" w:sz="4" w:space="0"/>
+            <w:insideV w:val="single" w:color="auto" w:sz="4" w:space="0"/>
+          </w:tblBorders>
+          <w:tblCellMar>
+            <w:top w:w="0" w:type="dxa"/>
+            <w:left w:w="10" w:type="dxa"/>
+            <w:bottom w:w="0" w:type="dxa"/>
+            <w:right w:w="10" w:type="dxa"/>
+          </w:tblCellMar>
+        </w:tblPrEx>
+        <w:tc>
+          <w:tcPr>
+            <w:tcW w:w="1440" w:type="dxa"/>
+            <w:tcBorders>
+              <w:top w:val="single" w:color="CCCCCC" w:sz="0" w:space="0"/>
+              <w:left w:val="single" w:color="CCCCCC" w:sz="0" w:space="0"/>
+              <w:bottom w:val="single" w:color="CCCCCC" w:sz="0" w:space="0"/>
+              <w:right w:val="single" w:color="CCCCCC" w:sz="0" w:space="0"/>
+            </w:tcBorders>
+            <w:shd w:val="clear" w:color="auto" w:fill="1F3864"/>
+            <w:tcMar>
+              <w:top w:w="80" w:type="dxa"/>
+              <w:left w:w="120" w:type="dxa"/>
+              <w:bottom w:w="80" w:type="dxa"/>
+              <w:right w:w="120" w:type="dxa"/>
+            </w:tcMar>
+          </w:tcPr>
+          <w:p>
+            <w:r>
+              <w:rPr>
+                <w:rFonts w:ascii="Arial" w:hAnsi="Arial" w:eastAsia="Arial" w:cs="Arial"/>
+                <w:b/>
+                <w:bCs/>
+                <w:color w:val="FFFFFF"/>
+                <w:sz w:val="20"/>
+                <w:szCs w:val="20"/>
+              </w:rPr>
+              <w:t>#</w:t>
+            </w:r>
+          </w:p>
+        </w:tc>
+        <w:tc>
+          <w:tcPr>
+            <w:tcW w:w="6480" w:type="dxa"/>
+            <w:tcBorders>
+              <w:top w:val="single" w:color="CCCCCC" w:sz="0" w:space="0"/>
+              <w:left w:val="single" w:color="CCCCCC" w:sz="0" w:space="0"/>
+              <w:bottom w:val="single" w:color="CCCCCC" w:sz="0" w:space="0"/>
+              <w:right w:val="single" w:color="CCCCCC" w:sz="0" w:space="0"/>
+            </w:tcBorders>
+            <w:shd w:val="clear" w:color="auto" w:fill="1F3864"/>
+            <w:tcMar>
+              <w:top w:w="80" w:type="dxa"/>
+              <w:left w:w="120" w:type="dxa"/>
+              <w:bottom w:w="80" w:type="dxa"/>
+              <w:right w:w="120" w:type="dxa"/>
+            </w:tcMar>
+          </w:tcPr>
+          <w:p>
+            <w:r>
+              <w:rPr>
+                <w:rFonts w:ascii="Arial" w:hAnsi="Arial" w:eastAsia="Arial" w:cs="Arial"/>
+                <w:b/>
+                <w:bCs/>
+                <w:color w:val="FFFFFF"/>
+                <w:sz w:val="20"/>
+                <w:szCs w:val="20"/>
+              </w:rPr>
+              <w:t>Reference</w:t>
+            </w:r>
+          </w:p>
+        </w:tc>
+        <w:tc>
+          <w:tcPr>
+            <w:tcW w:w="1440" w:type="dxa"/>
+            <w:tcBorders>
+              <w:top w:val="single" w:color="CCCCCC" w:sz="0" w:space="0"/>
+              <w:left w:val="single" w:color="CCCCCC" w:sz="0" w:space="0"/>
+              <w:bottom w:val="single" w:color="CCCCCC" w:sz="0" w:space="0"/>
+              <w:right w:val="single" w:color="CCCCCC" w:sz="0" w:space="0"/>
+            </w:tcBorders>
+            <w:shd w:val="clear" w:color="auto" w:fill="1F3864"/>
+            <w:tcMar>
+              <w:top w:w="80" w:type="dxa"/>
+              <w:left w:w="120" w:type="dxa"/>
+              <w:bottom w:w="80" w:type="dxa"/>
+              <w:right w:w="120" w:type="dxa"/>
+            </w:tcMar>
+          </w:tcPr>
+          <w:p>
+            <w:r>
+              <w:rPr>
+                <w:rFonts w:ascii="Arial" w:hAnsi="Arial" w:eastAsia="Arial" w:cs="Arial"/>
+                <w:b/>
+                <w:bCs/>
+                <w:color w:val="FFFFFF"/>
+                <w:sz w:val="20"/>
+                <w:szCs w:val="20"/>
+              </w:rPr>
+              <w:t>Year</w:t>
+            </w:r>
+          </w:p>
+        </w:tc>
+      </w:tr>
+      <w:tr>
+        <w:tblPrEx>
+          <w:tblBorders>
+            <w:top w:val="single" w:color="auto" w:sz="4" w:space="0"/>
+            <w:left w:val="single" w:color="auto" w:sz="4" w:space="0"/>
+            <w:bottom w:val="single" w:color="auto" w:sz="4" w:space="0"/>
+            <w:right w:val="single" w:color="auto" w:sz="4" w:space="0"/>
+            <w:insideH w:val="single" w:color="auto" w:sz="4" w:space="0"/>
+            <w:insideV w:val="single" w:color="auto" w:sz="4" w:space="0"/>
+          </w:tblBorders>
+          <w:tblCellMar>
+            <w:top w:w="0" w:type="dxa"/>
+            <w:left w:w="10" w:type="dxa"/>
+            <w:bottom w:w="0" w:type="dxa"/>
+            <w:right w:w="10" w:type="dxa"/>
+          </w:tblCellMar>
+        </w:tblPrEx>
+        <w:tc>
+          <w:tcPr>
+            <w:tcW w:w="1440" w:type="dxa"/>
+            <w:tcBorders>
+              <w:top w:val="single" w:color="CCCCCC" w:sz="0" w:space="0"/>
+              <w:left w:val="single" w:color="CCCCCC" w:sz="0" w:space="0"/>
+              <w:bottom w:val="single" w:color="CCCCCC" w:sz="0" w:space="0"/>
+              <w:right w:val="single" w:color="CCCCCC" w:sz="0" w:space="0"/>
+            </w:tcBorders>
+            <w:shd w:val="clear" w:color="auto" w:fill="F2F4F7"/>
+            <w:tcMar>
+              <w:top w:w="80" w:type="dxa"/>
+              <w:left w:w="120" w:type="dxa"/>
+              <w:bottom w:w="80" w:type="dxa"/>
+              <w:right w:w="120" w:type="dxa"/>
+            </w:tcMar>
+          </w:tcPr>
+          <w:p>
+            <w:r>
+              <w:rPr>
+                <w:rFonts w:ascii="Arial" w:hAnsi="Arial" w:eastAsia="Arial" w:cs="Arial"/>
+                <w:color w:val="555555"/>
+                <w:sz w:val="20"/>
+                <w:szCs w:val="20"/>
+              </w:rPr>
+              <w:t>1</w:t>
+            </w:r>
+          </w:p>
+        </w:tc>
+        <w:tc>
+          <w:tcPr>
+            <w:tcW w:w="6480" w:type="dxa"/>
+            <w:tcBorders>
+              <w:top w:val="single" w:color="CCCCCC" w:sz="0" w:space="0"/>
+              <w:left w:val="single" w:color="CCCCCC" w:sz="0" w:space="0"/>
+              <w:bottom w:val="single" w:color="CCCCCC" w:sz="0" w:space="0"/>
+              <w:right w:val="single" w:color="CCCCCC" w:sz="0" w:space="0"/>
+            </w:tcBorders>
+            <w:shd w:val="clear" w:color="auto" w:fill="F2F4F7"/>
+            <w:tcMar>
+              <w:top w:w="80" w:type="dxa"/>
+              <w:left w:w="120" w:type="dxa"/>
+              <w:bottom w:w="80" w:type="dxa"/>
+              <w:right w:w="120" w:type="dxa"/>
+            </w:tcMar>
+          </w:tcPr>
+          <w:p>
+            <w:r>
+              <w:rPr>
+                <w:rFonts w:ascii="Arial" w:hAnsi="Arial" w:eastAsia="Arial" w:cs="Arial"/>
+                <w:color w:val="555555"/>
+                <w:sz w:val="20"/>
+                <w:szCs w:val="20"/>
+              </w:rPr>
+              <w:t>Data Mining Approach for Evil Twin Attack Identification in Wi-Fi Networks — MDPI Journal</w:t>
+            </w:r>
+          </w:p>
+        </w:tc>
+        <w:tc>
+          <w:tcPr>
+            <w:tcW w:w="1440" w:type="dxa"/>
+            <w:tcBorders>
+              <w:top w:val="single" w:color="CCCCCC" w:sz="0" w:space="0"/>
+              <w:left w:val="single" w:color="CCCCCC" w:sz="0" w:space="0"/>
+              <w:bottom w:val="single" w:color="CCCCCC" w:sz="0" w:space="0"/>
+              <w:right w:val="single" w:color="CCCCCC" w:sz="0" w:space="0"/>
+            </w:tcBorders>
+            <w:shd w:val="clear" w:color="auto" w:fill="F2F4F7"/>
+            <w:tcMar>
+              <w:top w:w="80" w:type="dxa"/>
+              <w:left w:w="120" w:type="dxa"/>
+              <w:bottom w:w="80" w:type="dxa"/>
+              <w:right w:w="120" w:type="dxa"/>
+            </w:tcMar>
+          </w:tcPr>
+          <w:p>
+            <w:r>
+              <w:rPr>
+                <w:rFonts w:ascii="Arial" w:hAnsi="Arial" w:eastAsia="Arial" w:cs="Arial"/>
+                <w:b/>
+                <w:bCs/>
+                <w:color w:val="C0392B"/>
+                <w:sz w:val="20"/>
+                <w:szCs w:val="20"/>
+              </w:rPr>
+              <w:t>2024</w:t>
+            </w:r>
+          </w:p>
+        </w:tc>
+      </w:tr>
+      <w:tr>
+        <w:tblPrEx>
+          <w:tblBorders>
+            <w:top w:val="single" w:color="auto" w:sz="4" w:space="0"/>
+            <w:left w:val="single" w:color="auto" w:sz="4" w:space="0"/>
+            <w:bottom w:val="single" w:color="auto" w:sz="4" w:space="0"/>
+            <w:right w:val="single" w:color="auto" w:sz="4" w:space="0"/>
+            <w:insideH w:val="single" w:color="auto" w:sz="4" w:space="0"/>
+            <w:insideV w:val="single" w:color="auto" w:sz="4" w:space="0"/>
+          </w:tblBorders>
+          <w:tblCellMar>
+            <w:top w:w="0" w:type="dxa"/>
+            <w:left w:w="10" w:type="dxa"/>
+            <w:bottom w:w="0" w:type="dxa"/>
+            <w:right w:w="10" w:type="dxa"/>
+          </w:tblCellMar>
+        </w:tblPrEx>
+        <w:tc>
+          <w:tcPr>
+            <w:tcW w:w="1440" w:type="dxa"/>
+            <w:tcBorders>
+              <w:top w:val="single" w:color="CCCCCC" w:sz="0" w:space="0"/>
+              <w:left w:val="single" w:color="CCCCCC" w:sz="0" w:space="0"/>
+              <w:bottom w:val="single" w:color="CCCCCC" w:sz="0" w:space="0"/>
+              <w:right w:val="single" w:color="CCCCCC" w:sz="0" w:space="0"/>
+            </w:tcBorders>
+            <w:shd w:val="clear" w:color="auto" w:fill="FFFFFF"/>
+            <w:tcMar>
+              <w:top w:w="80" w:type="dxa"/>
+              <w:left w:w="120" w:type="dxa"/>
+              <w:bottom w:w="80" w:type="dxa"/>
+              <w:right w:w="120" w:type="dxa"/>
+            </w:tcMar>
+          </w:tcPr>
+          <w:p>
+            <w:r>
+              <w:rPr>
+                <w:rFonts w:ascii="Arial" w:hAnsi="Arial" w:eastAsia="Arial" w:cs="Arial"/>
+                <w:color w:val="555555"/>
+                <w:sz w:val="20"/>
+                <w:szCs w:val="20"/>
+              </w:rPr>
+              <w:t>2</w:t>
+            </w:r>
+          </w:p>
+        </w:tc>
+        <w:tc>
+          <w:tcPr>
+            <w:tcW w:w="6480" w:type="dxa"/>
+            <w:tcBorders>
+              <w:top w:val="single" w:color="CCCCCC" w:sz="0" w:space="0"/>
+              <w:left w:val="single" w:color="CCCCCC" w:sz="0" w:space="0"/>
+              <w:bottom w:val="single" w:color="CCCCCC" w:sz="0" w:space="0"/>
+              <w:right w:val="single" w:color="CCCCCC" w:sz="0" w:space="0"/>
+            </w:tcBorders>
+            <w:shd w:val="clear" w:color="auto" w:fill="FFFFFF"/>
+            <w:tcMar>
+              <w:top w:w="80" w:type="dxa"/>
+              <w:left w:w="120" w:type="dxa"/>
+              <w:bottom w:w="80" w:type="dxa"/>
+              <w:right w:w="120" w:type="dxa"/>
+            </w:tcMar>
+          </w:tcPr>
+          <w:p>
+            <w:r>
+              <w:rPr>
+                <w:rFonts w:ascii="Arial" w:hAnsi="Arial" w:eastAsia="Arial" w:cs="Arial"/>
+                <w:color w:val="555555"/>
+                <w:sz w:val="20"/>
+                <w:szCs w:val="20"/>
+              </w:rPr>
+              <w:t>Enhanced Detection of Evil Twin Attacks Using Machine Learning Algorithms — IEEE</w:t>
+            </w:r>
+          </w:p>
+        </w:tc>
+        <w:tc>
+          <w:tcPr>
+            <w:tcW w:w="1440" w:type="dxa"/>
+            <w:tcBorders>
+              <w:top w:val="single" w:color="CCCCCC" w:sz="0" w:space="0"/>
+              <w:left w:val="single" w:color="CCCCCC" w:sz="0" w:space="0"/>
+              <w:bottom w:val="single" w:color="CCCCCC" w:sz="0" w:space="0"/>
+              <w:right w:val="single" w:color="CCCCCC" w:sz="0" w:space="0"/>
+            </w:tcBorders>
+            <w:shd w:val="clear" w:color="auto" w:fill="FFFFFF"/>
+            <w:tcMar>
+              <w:top w:w="80" w:type="dxa"/>
+              <w:left w:w="120" w:type="dxa"/>
+              <w:bottom w:w="80" w:type="dxa"/>
+              <w:right w:w="120" w:type="dxa"/>
+            </w:tcMar>
+          </w:tcPr>
+          <w:p>
+            <w:r>
+              <w:rPr>
+                <w:rFonts w:ascii="Arial" w:hAnsi="Arial" w:eastAsia="Arial" w:cs="Arial"/>
+                <w:b/>
+                <w:bCs/>
+                <w:color w:val="C0392B"/>
+                <w:sz w:val="20"/>
+                <w:szCs w:val="20"/>
+              </w:rPr>
+              <w:t>2024</w:t>
+            </w:r>
+          </w:p>
+        </w:tc>
+      </w:tr>
+      <w:tr>
+        <w:tblPrEx>
+          <w:tblBorders>
+            <w:top w:val="single" w:color="auto" w:sz="4" w:space="0"/>
+            <w:left w:val="single" w:color="auto" w:sz="4" w:space="0"/>
+            <w:bottom w:val="single" w:color="auto" w:sz="4" w:space="0"/>
+            <w:right w:val="single" w:color="auto" w:sz="4" w:space="0"/>
+            <w:insideH w:val="single" w:color="auto" w:sz="4" w:space="0"/>
+            <w:insideV w:val="single" w:color="auto" w:sz="4" w:space="0"/>
+          </w:tblBorders>
+          <w:tblCellMar>
+            <w:top w:w="0" w:type="dxa"/>
+            <w:left w:w="10" w:type="dxa"/>
+            <w:bottom w:w="0" w:type="dxa"/>
+            <w:right w:w="10" w:type="dxa"/>
+          </w:tblCellMar>
+        </w:tblPrEx>
+        <w:tc>
+          <w:tcPr>
+            <w:tcW w:w="1440" w:type="dxa"/>
+            <w:tcBorders>
+              <w:top w:val="single" w:color="CCCCCC" w:sz="0" w:space="0"/>
+              <w:left w:val="single" w:color="CCCCCC" w:sz="0" w:space="0"/>
+              <w:bottom w:val="single" w:color="CCCCCC" w:sz="0" w:space="0"/>
+              <w:right w:val="single" w:color="CCCCCC" w:sz="0" w:space="0"/>
+            </w:tcBorders>
+            <w:shd w:val="clear" w:color="auto" w:fill="F2F4F7"/>
+            <w:tcMar>
+              <w:top w:w="80" w:type="dxa"/>
+              <w:left w:w="120" w:type="dxa"/>
+              <w:bottom w:w="80" w:type="dxa"/>
+              <w:right w:w="120" w:type="dxa"/>
+            </w:tcMar>
+          </w:tcPr>
+          <w:p>
+            <w:r>
+              <w:rPr>
+                <w:rFonts w:ascii="Arial" w:hAnsi="Arial" w:eastAsia="Arial" w:cs="Arial"/>
+                <w:color w:val="555555"/>
+                <w:sz w:val="20"/>
+                <w:szCs w:val="20"/>
+              </w:rPr>
+              <w:t>3</w:t>
+            </w:r>
+          </w:p>
+        </w:tc>
+        <w:tc>
+          <w:tcPr>
+            <w:tcW w:w="6480" w:type="dxa"/>
+            <w:tcBorders>
+              <w:top w:val="single" w:color="CCCCCC" w:sz="0" w:space="0"/>
+              <w:left w:val="single" w:color="CCCCCC" w:sz="0" w:space="0"/>
+              <w:bottom w:val="single" w:color="CCCCCC" w:sz="0" w:space="0"/>
+              <w:right w:val="single" w:color="CCCCCC" w:sz="0" w:space="0"/>
+            </w:tcBorders>
+            <w:shd w:val="clear" w:color="auto" w:fill="F2F4F7"/>
+            <w:tcMar>
+              <w:top w:w="80" w:type="dxa"/>
+              <w:left w:w="120" w:type="dxa"/>
+              <w:bottom w:w="80" w:type="dxa"/>
+              <w:right w:w="120" w:type="dxa"/>
+            </w:tcMar>
+          </w:tcPr>
+          <w:p>
+            <w:r>
+              <w:rPr>
+                <w:rFonts w:ascii="Arial" w:hAnsi="Arial" w:eastAsia="Arial" w:cs="Arial"/>
+                <w:color w:val="555555"/>
+                <w:sz w:val="20"/>
+                <w:szCs w:val="20"/>
+              </w:rPr>
+              <w:t>Stealth and Evasion Techniques in Rogue Access Point Attacks — IEEE Xplore</w:t>
+            </w:r>
+          </w:p>
+        </w:tc>
+        <w:tc>
+          <w:tcPr>
+            <w:tcW w:w="1440" w:type="dxa"/>
+            <w:tcBorders>
+              <w:top w:val="single" w:color="CCCCCC" w:sz="0" w:space="0"/>
+              <w:left w:val="single" w:color="CCCCCC" w:sz="0" w:space="0"/>
+              <w:bottom w:val="single" w:color="CCCCCC" w:sz="0" w:space="0"/>
+              <w:right w:val="single" w:color="CCCCCC" w:sz="0" w:space="0"/>
+            </w:tcBorders>
+            <w:shd w:val="clear" w:color="auto" w:fill="F2F4F7"/>
+            <w:tcMar>
+              <w:top w:w="80" w:type="dxa"/>
+              <w:left w:w="120" w:type="dxa"/>
+              <w:bottom w:w="80" w:type="dxa"/>
+              <w:right w:w="120" w:type="dxa"/>
+            </w:tcMar>
+          </w:tcPr>
+          <w:p>
+            <w:r>
+              <w:rPr>
+                <w:rFonts w:ascii="Arial" w:hAnsi="Arial" w:eastAsia="Arial" w:cs="Arial"/>
+                <w:b/>
+                <w:bCs/>
+                <w:color w:val="C0392B"/>
+                <w:sz w:val="20"/>
+                <w:szCs w:val="20"/>
+              </w:rPr>
+              <w:t>2025</w:t>
+            </w:r>
+          </w:p>
+        </w:tc>
+      </w:tr>
+      <w:tr>
+        <w:tblPrEx>
+          <w:tblBorders>
+            <w:top w:val="single" w:color="auto" w:sz="4" w:space="0"/>
+            <w:left w:val="single" w:color="auto" w:sz="4" w:space="0"/>
+            <w:bottom w:val="single" w:color="auto" w:sz="4" w:space="0"/>
+            <w:right w:val="single" w:color="auto" w:sz="4" w:space="0"/>
+            <w:insideH w:val="single" w:color="auto" w:sz="4" w:space="0"/>
+            <w:insideV w:val="single" w:color="auto" w:sz="4" w:space="0"/>
+          </w:tblBorders>
+          <w:tblCellMar>
+            <w:top w:w="0" w:type="dxa"/>
+            <w:left w:w="10" w:type="dxa"/>
+            <w:bottom w:w="0" w:type="dxa"/>
+            <w:right w:w="10" w:type="dxa"/>
+          </w:tblCellMar>
+        </w:tblPrEx>
+        <w:tc>
+          <w:tcPr>
+            <w:tcW w:w="1440" w:type="dxa"/>
+            <w:tcBorders>
+              <w:top w:val="single" w:color="CCCCCC" w:sz="0" w:space="0"/>
+              <w:left w:val="single" w:color="CCCCCC" w:sz="0" w:space="0"/>
+              <w:bottom w:val="single" w:color="CCCCCC" w:sz="0" w:space="0"/>
+              <w:right w:val="single" w:color="CCCCCC" w:sz="0" w:space="0"/>
+            </w:tcBorders>
+            <w:shd w:val="clear" w:color="auto" w:fill="FFFFFF"/>
+            <w:tcMar>
+              <w:top w:w="80" w:type="dxa"/>
+              <w:left w:w="120" w:type="dxa"/>
+              <w:bottom w:w="80" w:type="dxa"/>
+              <w:right w:w="120" w:type="dxa"/>
+            </w:tcMar>
+          </w:tcPr>
+          <w:p>
+            <w:r>
+              <w:rPr>
+                <w:rFonts w:ascii="Arial" w:hAnsi="Arial" w:eastAsia="Arial" w:cs="Arial"/>
+                <w:color w:val="555555"/>
+                <w:sz w:val="20"/>
+                <w:szCs w:val="20"/>
+              </w:rPr>
+              <w:t>4</w:t>
+            </w:r>
+          </w:p>
+        </w:tc>
+        <w:tc>
+          <w:tcPr>
+            <w:tcW w:w="6480" w:type="dxa"/>
+            <w:tcBorders>
+              <w:top w:val="single" w:color="CCCCCC" w:sz="0" w:space="0"/>
+              <w:left w:val="single" w:color="CCCCCC" w:sz="0" w:space="0"/>
+              <w:bottom w:val="single" w:color="CCCCCC" w:sz="0" w:space="0"/>
+              <w:right w:val="single" w:color="CCCCCC" w:sz="0" w:space="0"/>
+            </w:tcBorders>
+            <w:shd w:val="clear" w:color="auto" w:fill="FFFFFF"/>
+            <w:tcMar>
+              <w:top w:w="80" w:type="dxa"/>
+              <w:left w:w="120" w:type="dxa"/>
+              <w:bottom w:w="80" w:type="dxa"/>
+              <w:right w:w="120" w:type="dxa"/>
+            </w:tcMar>
+          </w:tcPr>
+          <w:p>
+            <w:r>
+              <w:rPr>
+                <w:rFonts w:ascii="Arial" w:hAnsi="Arial" w:eastAsia="Arial" w:cs="Arial"/>
+                <w:color w:val="555555"/>
+                <w:sz w:val="20"/>
+                <w:szCs w:val="20"/>
+              </w:rPr>
+              <w:t>A Survey on Rogue Access Point Detection Methods — IEEE Survey Paper</w:t>
+            </w:r>
+          </w:p>
+        </w:tc>
+        <w:tc>
+          <w:tcPr>
+            <w:tcW w:w="1440" w:type="dxa"/>
+            <w:tcBorders>
+              <w:top w:val="single" w:color="CCCCCC" w:sz="0" w:space="0"/>
+              <w:left w:val="single" w:color="CCCCCC" w:sz="0" w:space="0"/>
+              <w:bottom w:val="single" w:color="CCCCCC" w:sz="0" w:space="0"/>
+              <w:right w:val="single" w:color="CCCCCC" w:sz="0" w:space="0"/>
+            </w:tcBorders>
+            <w:shd w:val="clear" w:color="auto" w:fill="FFFFFF"/>
+            <w:tcMar>
+              <w:top w:w="80" w:type="dxa"/>
+              <w:left w:w="120" w:type="dxa"/>
+              <w:bottom w:w="80" w:type="dxa"/>
+              <w:right w:w="120" w:type="dxa"/>
+            </w:tcMar>
+          </w:tcPr>
+          <w:p>
+            <w:r>
+              <w:rPr>
+                <w:rFonts w:ascii="Arial" w:hAnsi="Arial" w:eastAsia="Arial" w:cs="Arial"/>
+                <w:b/>
+                <w:bCs/>
+                <w:color w:val="C0392B"/>
+                <w:sz w:val="20"/>
+                <w:szCs w:val="20"/>
+              </w:rPr>
+              <w:t>2022</w:t>
+            </w:r>
+          </w:p>
+        </w:tc>
+      </w:tr>
+      <w:tr>
+        <w:tblPrEx>
+          <w:tblBorders>
+            <w:top w:val="single" w:color="auto" w:sz="4" w:space="0"/>
+            <w:left w:val="single" w:color="auto" w:sz="4" w:space="0"/>
+            <w:bottom w:val="single" w:color="auto" w:sz="4" w:space="0"/>
+            <w:right w:val="single" w:color="auto" w:sz="4" w:space="0"/>
+            <w:insideH w:val="single" w:color="auto" w:sz="4" w:space="0"/>
+            <w:insideV w:val="single" w:color="auto" w:sz="4" w:space="0"/>
+          </w:tblBorders>
+          <w:tblCellMar>
+            <w:top w:w="0" w:type="dxa"/>
+            <w:left w:w="10" w:type="dxa"/>
+            <w:bottom w:w="0" w:type="dxa"/>
+            <w:right w:w="10" w:type="dxa"/>
+          </w:tblCellMar>
+        </w:tblPrEx>
+        <w:tc>
+          <w:tcPr>
+            <w:tcW w:w="1440" w:type="dxa"/>
+            <w:tcBorders>
+              <w:top w:val="single" w:color="CCCCCC" w:sz="0" w:space="0"/>
+              <w:left w:val="single" w:color="CCCCCC" w:sz="0" w:space="0"/>
+              <w:bottom w:val="single" w:color="CCCCCC" w:sz="0" w:space="0"/>
+              <w:right w:val="single" w:color="CCCCCC" w:sz="0" w:space="0"/>
+            </w:tcBorders>
+            <w:shd w:val="clear" w:color="auto" w:fill="F2F4F7"/>
+            <w:tcMar>
+              <w:top w:w="80" w:type="dxa"/>
+              <w:left w:w="120" w:type="dxa"/>
+              <w:bottom w:w="80" w:type="dxa"/>
+              <w:right w:w="120" w:type="dxa"/>
+            </w:tcMar>
+          </w:tcPr>
+          <w:p>
+            <w:r>
+              <w:rPr>
+                <w:rFonts w:ascii="Arial" w:hAnsi="Arial" w:eastAsia="Arial" w:cs="Arial"/>
+                <w:color w:val="555555"/>
+                <w:sz w:val="20"/>
+                <w:szCs w:val="20"/>
+              </w:rPr>
+              <w:t>5</w:t>
+            </w:r>
+          </w:p>
+        </w:tc>
+        <w:tc>
+          <w:tcPr>
+            <w:tcW w:w="6480" w:type="dxa"/>
+            <w:tcBorders>
+              <w:top w:val="single" w:color="CCCCCC" w:sz="0" w:space="0"/>
+              <w:left w:val="single" w:color="CCCCCC" w:sz="0" w:space="0"/>
+              <w:bottom w:val="single" w:color="CCCCCC" w:sz="0" w:space="0"/>
+              <w:right w:val="single" w:color="CCCCCC" w:sz="0" w:space="0"/>
+            </w:tcBorders>
+            <w:shd w:val="clear" w:color="auto" w:fill="F2F4F7"/>
+            <w:tcMar>
+              <w:top w:w="80" w:type="dxa"/>
+              <w:left w:w="120" w:type="dxa"/>
+              <w:bottom w:w="80" w:type="dxa"/>
+              <w:right w:w="120" w:type="dxa"/>
+            </w:tcMar>
+          </w:tcPr>
+          <w:p>
+            <w:r>
+              <w:rPr>
+                <w:rFonts w:ascii="Arial" w:hAnsi="Arial" w:eastAsia="Arial" w:cs="Arial"/>
+                <w:color w:val="555555"/>
+                <w:sz w:val="20"/>
+                <w:szCs w:val="20"/>
+              </w:rPr>
+              <w:t>Evil Twin Attack Detection Using Statistical Methods — Early ML Detection Research</w:t>
+            </w:r>
+          </w:p>
+        </w:tc>
+        <w:tc>
+          <w:tcPr>
+            <w:tcW w:w="1440" w:type="dxa"/>
+            <w:tcBorders>
+              <w:top w:val="single" w:color="CCCCCC" w:sz="0" w:space="0"/>
+              <w:left w:val="single" w:color="CCCCCC" w:sz="0" w:space="0"/>
+              <w:bottom w:val="single" w:color="CCCCCC" w:sz="0" w:space="0"/>
+              <w:right w:val="single" w:color="CCCCCC" w:sz="0" w:space="0"/>
+            </w:tcBorders>
+            <w:shd w:val="clear" w:color="auto" w:fill="F2F4F7"/>
+            <w:tcMar>
+              <w:top w:w="80" w:type="dxa"/>
+              <w:left w:w="120" w:type="dxa"/>
+              <w:bottom w:w="80" w:type="dxa"/>
+              <w:right w:w="120" w:type="dxa"/>
+            </w:tcMar>
+          </w:tcPr>
+          <w:p>
+            <w:r>
+              <w:rPr>
+                <w:rFonts w:ascii="Arial" w:hAnsi="Arial" w:eastAsia="Arial" w:cs="Arial"/>
+                <w:b/>
+                <w:bCs/>
+                <w:color w:val="C0392B"/>
+                <w:sz w:val="20"/>
+                <w:szCs w:val="20"/>
+              </w:rPr>
+              <w:t>2018</w:t>
+            </w:r>
+          </w:p>
+        </w:tc>
+      </w:tr>
+    </w:tbl>
+    <w:p>
+      <w:pPr>
+        <w:spacing w:before="80" w:after="80"/>
+      </w:pPr>
+    </w:p>
+    <w:p>
+      <w:pPr>
+        <w:pStyle w:val="3"/>
+        <w:spacing w:before="280" w:after="120"/>
+      </w:pPr>
+      <w:r>
+        <w:rPr>
+          <w:rFonts w:ascii="Arial" w:hAnsi="Arial" w:eastAsia="Arial" w:cs="Arial"/>
+          <w:b/>
+          <w:bCs/>
+          <w:color w:val="1F3864"/>
+          <w:sz w:val="28"/>
+          <w:szCs w:val="28"/>
+        </w:rPr>
+        <w:t>4.5 Current Status (2026)</w:t>
+      </w:r>
+    </w:p>
+    <w:p>
+      <w:pPr>
+        <w:pStyle w:val="16"/>
+        <w:numPr>
+          <w:ilvl w:val="0"/>
+          <w:numId w:val="1"/>
+        </w:numPr>
+        <w:spacing w:before="60" w:after="60" w:line="320" w:lineRule="auto"/>
+      </w:pPr>
+      <w:r>
+        <w:rPr>
+          <w:rFonts w:ascii="Arial" w:hAnsi="Arial" w:eastAsia="Arial" w:cs="Arial"/>
+          <w:b w:val="0"/>
+          <w:bCs w:val="0"/>
+          <w:color w:val="555555"/>
+          <w:sz w:val="22"/>
+          <w:szCs w:val="22"/>
+        </w:rPr>
+        <w:t>Evil Twin attacks are not a thing of the past — they are happening right now in 2026</w:t>
+      </w:r>
+    </w:p>
+    <w:p>
+      <w:pPr>
+        <w:pStyle w:val="16"/>
+        <w:numPr>
+          <w:ilvl w:val="0"/>
+          <w:numId w:val="1"/>
+        </w:numPr>
+        <w:spacing w:before="60" w:after="60" w:line="320" w:lineRule="auto"/>
+      </w:pPr>
+      <w:r>
+        <w:rPr>
+          <w:rFonts w:ascii="Arial" w:hAnsi="Arial" w:eastAsia="Arial" w:cs="Arial"/>
+          <w:b w:val="0"/>
+          <w:bCs w:val="0"/>
+          <w:color w:val="555555"/>
+          <w:sz w:val="22"/>
+          <w:szCs w:val="22"/>
+        </w:rPr>
+        <w:t>Every airport, coffee shop, hotel and university with public Wi-Fi is a potential attack environment</w:t>
+      </w:r>
+    </w:p>
+    <w:p>
+      <w:pPr>
+        <w:pStyle w:val="16"/>
+        <w:numPr>
+          <w:ilvl w:val="0"/>
+          <w:numId w:val="1"/>
+        </w:numPr>
+        <w:spacing w:before="60" w:after="60" w:line="320" w:lineRule="auto"/>
+      </w:pPr>
+      <w:r>
+        <w:rPr>
+          <w:rFonts w:ascii="Arial" w:hAnsi="Arial" w:eastAsia="Arial" w:cs="Arial"/>
+          <w:b w:val="0"/>
+          <w:bCs w:val="0"/>
+          <w:color w:val="555555"/>
+          <w:sz w:val="22"/>
+          <w:szCs w:val="22"/>
+        </w:rPr>
+        <w:t>Government cybersecurity agencies including CISA still actively warn the public about fake Wi-Fi hotspots</w:t>
+      </w:r>
+    </w:p>
+    <w:p>
+      <w:pPr>
+        <w:pStyle w:val="16"/>
+        <w:numPr>
+          <w:ilvl w:val="0"/>
+          <w:numId w:val="1"/>
+        </w:numPr>
+        <w:spacing w:before="60" w:after="60" w:line="320" w:lineRule="auto"/>
+      </w:pPr>
+      <w:r>
+        <w:rPr>
+          <w:rFonts w:ascii="Arial" w:hAnsi="Arial" w:eastAsia="Arial" w:cs="Arial"/>
+          <w:b w:val="0"/>
+          <w:bCs w:val="0"/>
+          <w:color w:val="555555"/>
+          <w:sz w:val="22"/>
+          <w:szCs w:val="22"/>
+        </w:rPr>
+        <w:t>WPA3 is widely deployed but does not stop an attacker from copying a network name and deceiving users</w:t>
+      </w:r>
+    </w:p>
+    <w:p>
+      <w:pPr>
+        <w:pStyle w:val="16"/>
+        <w:numPr>
+          <w:ilvl w:val="0"/>
+          <w:numId w:val="1"/>
+        </w:numPr>
+        <w:spacing w:before="60" w:after="60" w:line="320" w:lineRule="auto"/>
+      </w:pPr>
+      <w:r>
+        <w:rPr>
+          <w:rFonts w:ascii="Arial" w:hAnsi="Arial" w:eastAsia="Arial" w:cs="Arial"/>
+          <w:b w:val="0"/>
+          <w:bCs w:val="0"/>
+          <w:color w:val="555555"/>
+          <w:sz w:val="22"/>
+          <w:szCs w:val="22"/>
+        </w:rPr>
+        <w:t>The most dangerous part is that the user does nothing wrong — they just trust what they see</w:t>
+      </w:r>
+    </w:p>
+    <w:p>
+      <w:pPr>
+        <w:pStyle w:val="16"/>
+        <w:numPr>
+          <w:ilvl w:val="0"/>
+          <w:numId w:val="1"/>
+        </w:numPr>
+        <w:spacing w:before="60" w:after="60" w:line="320" w:lineRule="auto"/>
+      </w:pPr>
+      <w:r>
+        <w:rPr>
+          <w:rFonts w:ascii="Arial" w:hAnsi="Arial" w:eastAsia="Arial" w:cs="Arial"/>
+          <w:b w:val="0"/>
+          <w:bCs w:val="0"/>
+          <w:color w:val="555555"/>
+          <w:sz w:val="22"/>
+          <w:szCs w:val="22"/>
+        </w:rPr>
+        <w:t>Research continues but awareness remains the strongest defense we have today</w:t>
+      </w:r>
+    </w:p>
+    <w:p>
+      <w:pPr>
+        <w:spacing w:before="80" w:after="80"/>
+      </w:pPr>
+    </w:p>
+    <w:p>
+      <w:pPr>
+        <w:pStyle w:val="3"/>
+        <w:spacing w:before="280" w:after="120"/>
+      </w:pPr>
+      <w:r>
+        <w:rPr>
+          <w:rFonts w:ascii="Arial" w:hAnsi="Arial" w:eastAsia="Arial" w:cs="Arial"/>
+          <w:b/>
+          <w:bCs/>
+          <w:color w:val="1F3864"/>
+          <w:sz w:val="28"/>
+          <w:szCs w:val="28"/>
+        </w:rPr>
+        <w:t>4.6 Current Status References</w:t>
+      </w:r>
+    </w:p>
+    <w:tbl>
+      <w:tblPr>
+        <w:tblStyle w:val="9"/>
+        <w:tblW w:w="9360" w:type="dxa"/>
+        <w:tblInd w:w="0" w:type="dxa"/>
+        <w:tblBorders>
+          <w:top w:val="single" w:color="auto" w:sz="4" w:space="0"/>
+          <w:left w:val="single" w:color="auto" w:sz="4" w:space="0"/>
+          <w:bottom w:val="single" w:color="auto" w:sz="4" w:space="0"/>
+          <w:right w:val="single" w:color="auto" w:sz="4" w:space="0"/>
+          <w:insideH w:val="single" w:color="auto" w:sz="4" w:space="0"/>
+          <w:insideV w:val="single" w:color="auto" w:sz="4" w:space="0"/>
+        </w:tblBorders>
+        <w:tblLayout w:type="autofit"/>
+        <w:tblCellMar>
+          <w:top w:w="0" w:type="dxa"/>
+          <w:left w:w="10" w:type="dxa"/>
+          <w:bottom w:w="0" w:type="dxa"/>
+          <w:right w:w="10" w:type="dxa"/>
+        </w:tblCellMar>
+      </w:tblPr>
+      <w:tblGrid>
+        <w:gridCol w:w="1440"/>
+        <w:gridCol w:w="6480"/>
+        <w:gridCol w:w="1440"/>
+      </w:tblGrid>
+      <w:tr>
+        <w:tblPrEx>
+          <w:tblBorders>
+            <w:top w:val="single" w:color="auto" w:sz="4" w:space="0"/>
+            <w:left w:val="single" w:color="auto" w:sz="4" w:space="0"/>
+            <w:bottom w:val="single" w:color="auto" w:sz="4" w:space="0"/>
+            <w:right w:val="single" w:color="auto" w:sz="4" w:space="0"/>
+            <w:insideH w:val="single" w:color="auto" w:sz="4" w:space="0"/>
+            <w:insideV w:val="single" w:color="auto" w:sz="4" w:space="0"/>
+          </w:tblBorders>
+          <w:tblCellMar>
+            <w:top w:w="0" w:type="dxa"/>
+            <w:left w:w="10" w:type="dxa"/>
+            <w:bottom w:w="0" w:type="dxa"/>
+            <w:right w:w="10" w:type="dxa"/>
+          </w:tblCellMar>
+        </w:tblPrEx>
+        <w:tc>
+          <w:tcPr>
+            <w:tcW w:w="1440" w:type="dxa"/>
+            <w:tcBorders>
+              <w:top w:val="single" w:color="CCCCCC" w:sz="0" w:space="0"/>
+              <w:left w:val="single" w:color="CCCCCC" w:sz="0" w:space="0"/>
+              <w:bottom w:val="single" w:color="CCCCCC" w:sz="0" w:space="0"/>
+              <w:right w:val="single" w:color="CCCCCC" w:sz="0" w:space="0"/>
+            </w:tcBorders>
+            <w:shd w:val="clear" w:color="auto" w:fill="1F3864"/>
+            <w:tcMar>
+              <w:top w:w="80" w:type="dxa"/>
+              <w:left w:w="120" w:type="dxa"/>
+              <w:bottom w:w="80" w:type="dxa"/>
+              <w:right w:w="120" w:type="dxa"/>
+            </w:tcMar>
+          </w:tcPr>
+          <w:p>
+            <w:r>
+              <w:rPr>
+                <w:rFonts w:ascii="Arial" w:hAnsi="Arial" w:eastAsia="Arial" w:cs="Arial"/>
+                <w:b/>
+                <w:bCs/>
+                <w:color w:val="FFFFFF"/>
+                <w:sz w:val="20"/>
+                <w:szCs w:val="20"/>
+              </w:rPr>
+              <w:t>#</w:t>
+            </w:r>
+          </w:p>
+        </w:tc>
+        <w:tc>
+          <w:tcPr>
+            <w:tcW w:w="6480" w:type="dxa"/>
+            <w:tcBorders>
+              <w:top w:val="single" w:color="CCCCCC" w:sz="0" w:space="0"/>
+              <w:left w:val="single" w:color="CCCCCC" w:sz="0" w:space="0"/>
+              <w:bottom w:val="single" w:color="CCCCCC" w:sz="0" w:space="0"/>
+              <w:right w:val="single" w:color="CCCCCC" w:sz="0" w:space="0"/>
+            </w:tcBorders>
+            <w:shd w:val="clear" w:color="auto" w:fill="1F3864"/>
+            <w:tcMar>
+              <w:top w:w="80" w:type="dxa"/>
+              <w:left w:w="120" w:type="dxa"/>
+              <w:bottom w:w="80" w:type="dxa"/>
+              <w:right w:w="120" w:type="dxa"/>
+            </w:tcMar>
+          </w:tcPr>
+          <w:p>
+            <w:r>
+              <w:rPr>
+                <w:rFonts w:ascii="Arial" w:hAnsi="Arial" w:eastAsia="Arial" w:cs="Arial"/>
+                <w:b/>
+                <w:bCs/>
+                <w:color w:val="FFFFFF"/>
+                <w:sz w:val="20"/>
+                <w:szCs w:val="20"/>
+              </w:rPr>
+              <w:t>Reference</w:t>
+            </w:r>
+          </w:p>
+        </w:tc>
+        <w:tc>
+          <w:tcPr>
+            <w:tcW w:w="1440" w:type="dxa"/>
+            <w:tcBorders>
+              <w:top w:val="single" w:color="CCCCCC" w:sz="0" w:space="0"/>
+              <w:left w:val="single" w:color="CCCCCC" w:sz="0" w:space="0"/>
+              <w:bottom w:val="single" w:color="CCCCCC" w:sz="0" w:space="0"/>
+              <w:right w:val="single" w:color="CCCCCC" w:sz="0" w:space="0"/>
+            </w:tcBorders>
+            <w:shd w:val="clear" w:color="auto" w:fill="1F3864"/>
+            <w:tcMar>
+              <w:top w:w="80" w:type="dxa"/>
+              <w:left w:w="120" w:type="dxa"/>
+              <w:bottom w:w="80" w:type="dxa"/>
+              <w:right w:w="120" w:type="dxa"/>
+            </w:tcMar>
+          </w:tcPr>
+          <w:p>
+            <w:r>
+              <w:rPr>
+                <w:rFonts w:ascii="Arial" w:hAnsi="Arial" w:eastAsia="Arial" w:cs="Arial"/>
+                <w:b/>
+                <w:bCs/>
+                <w:color w:val="FFFFFF"/>
+                <w:sz w:val="20"/>
+                <w:szCs w:val="20"/>
+              </w:rPr>
+              <w:t>Year</w:t>
+            </w:r>
+          </w:p>
+        </w:tc>
+      </w:tr>
+      <w:tr>
+        <w:tblPrEx>
+          <w:tblBorders>
+            <w:top w:val="single" w:color="auto" w:sz="4" w:space="0"/>
+            <w:left w:val="single" w:color="auto" w:sz="4" w:space="0"/>
+            <w:bottom w:val="single" w:color="auto" w:sz="4" w:space="0"/>
+            <w:right w:val="single" w:color="auto" w:sz="4" w:space="0"/>
+            <w:insideH w:val="single" w:color="auto" w:sz="4" w:space="0"/>
+            <w:insideV w:val="single" w:color="auto" w:sz="4" w:space="0"/>
+          </w:tblBorders>
+          <w:tblCellMar>
+            <w:top w:w="0" w:type="dxa"/>
+            <w:left w:w="10" w:type="dxa"/>
+            <w:bottom w:w="0" w:type="dxa"/>
+            <w:right w:w="10" w:type="dxa"/>
+          </w:tblCellMar>
+        </w:tblPrEx>
+        <w:tc>
+          <w:tcPr>
+            <w:tcW w:w="1440" w:type="dxa"/>
+            <w:tcBorders>
+              <w:top w:val="single" w:color="CCCCCC" w:sz="0" w:space="0"/>
+              <w:left w:val="single" w:color="CCCCCC" w:sz="0" w:space="0"/>
+              <w:bottom w:val="single" w:color="CCCCCC" w:sz="0" w:space="0"/>
+              <w:right w:val="single" w:color="CCCCCC" w:sz="0" w:space="0"/>
+            </w:tcBorders>
+            <w:shd w:val="clear" w:color="auto" w:fill="F2F4F7"/>
+            <w:tcMar>
+              <w:top w:w="80" w:type="dxa"/>
+              <w:left w:w="120" w:type="dxa"/>
+              <w:bottom w:w="80" w:type="dxa"/>
+              <w:right w:w="120" w:type="dxa"/>
+            </w:tcMar>
+          </w:tcPr>
+          <w:p>
+            <w:r>
+              <w:rPr>
+                <w:rFonts w:ascii="Arial" w:hAnsi="Arial" w:eastAsia="Arial" w:cs="Arial"/>
+                <w:color w:val="555555"/>
+                <w:sz w:val="20"/>
+                <w:szCs w:val="20"/>
+              </w:rPr>
+              <w:t>1</w:t>
+            </w:r>
+          </w:p>
+        </w:tc>
+        <w:tc>
+          <w:tcPr>
+            <w:tcW w:w="6480" w:type="dxa"/>
+            <w:tcBorders>
+              <w:top w:val="single" w:color="CCCCCC" w:sz="0" w:space="0"/>
+              <w:left w:val="single" w:color="CCCCCC" w:sz="0" w:space="0"/>
+              <w:bottom w:val="single" w:color="CCCCCC" w:sz="0" w:space="0"/>
+              <w:right w:val="single" w:color="CCCCCC" w:sz="0" w:space="0"/>
+            </w:tcBorders>
+            <w:shd w:val="clear" w:color="auto" w:fill="F2F4F7"/>
+            <w:tcMar>
+              <w:top w:w="80" w:type="dxa"/>
+              <w:left w:w="120" w:type="dxa"/>
+              <w:bottom w:w="80" w:type="dxa"/>
+              <w:right w:w="120" w:type="dxa"/>
+            </w:tcMar>
+          </w:tcPr>
+          <w:p>
+            <w:r>
+              <w:rPr>
+                <w:rFonts w:ascii="Arial" w:hAnsi="Arial" w:eastAsia="Arial" w:cs="Arial"/>
+                <w:color w:val="555555"/>
+                <w:sz w:val="20"/>
+                <w:szCs w:val="20"/>
+              </w:rPr>
               <w:t>CISA Advisory — Public Wi-Fi security risks for travelers</w:t>
             </w:r>
           </w:p>
@@ -5418,6 +5728,7 @@
           <w:numId w:val="2"/>
         </w:numPr>
         <w:spacing w:before="60" w:after="60" w:line="320" w:lineRule="auto"/>
+        <w:ind w:left="720" w:leftChars="0" w:hanging="360" w:firstLineChars="0"/>
       </w:pPr>
       <w:r>
         <w:rPr>
@@ -5437,6 +5748,7 @@
           <w:numId w:val="2"/>
         </w:numPr>
         <w:spacing w:before="60" w:after="60" w:line="320" w:lineRule="auto"/>
+        <w:ind w:left="720" w:leftChars="0" w:hanging="360" w:firstLineChars="0"/>
       </w:pPr>
       <w:r>
         <w:rPr>
@@ -5456,6 +5768,7 @@
           <w:numId w:val="2"/>
         </w:numPr>
         <w:spacing w:before="60" w:after="60" w:line="320" w:lineRule="auto"/>
+        <w:ind w:left="720" w:leftChars="0" w:hanging="360" w:firstLineChars="0"/>
       </w:pPr>
       <w:r>
         <w:rPr>
@@ -5475,6 +5788,7 @@
           <w:numId w:val="2"/>
         </w:numPr>
         <w:spacing w:before="60" w:after="60" w:line="320" w:lineRule="auto"/>
+        <w:ind w:left="720" w:leftChars="0" w:hanging="360" w:firstLineChars="0"/>
       </w:pPr>
       <w:r>
         <w:rPr>
@@ -5494,6 +5808,7 @@
           <w:numId w:val="2"/>
         </w:numPr>
         <w:spacing w:before="60" w:after="60" w:line="320" w:lineRule="auto"/>
+        <w:ind w:left="720" w:leftChars="0" w:hanging="360" w:firstLineChars="0"/>
       </w:pPr>
       <w:r>
         <w:rPr>
@@ -5513,6 +5828,7 @@
           <w:numId w:val="2"/>
         </w:numPr>
         <w:spacing w:before="60" w:after="60" w:line="320" w:lineRule="auto"/>
+        <w:ind w:left="720" w:leftChars="0" w:hanging="360" w:firstLineChars="0"/>
       </w:pPr>
       <w:r>
         <w:rPr>
@@ -5563,6 +5879,12 @@
             <w:insideH w:val="single" w:color="auto" w:sz="4" w:space="0"/>
             <w:insideV w:val="single" w:color="auto" w:sz="4" w:space="0"/>
           </w:tblBorders>
+          <w:tblCellMar>
+            <w:top w:w="0" w:type="dxa"/>
+            <w:left w:w="10" w:type="dxa"/>
+            <w:bottom w:w="0" w:type="dxa"/>
+            <w:right w:w="10" w:type="dxa"/>
+          </w:tblCellMar>
         </w:tblPrEx>
         <w:tc>
           <w:tcPr>
@@ -5661,6 +5983,12 @@
             <w:insideH w:val="single" w:color="auto" w:sz="4" w:space="0"/>
             <w:insideV w:val="single" w:color="auto" w:sz="4" w:space="0"/>
           </w:tblBorders>
+          <w:tblCellMar>
+            <w:top w:w="0" w:type="dxa"/>
+            <w:left w:w="10" w:type="dxa"/>
+            <w:bottom w:w="0" w:type="dxa"/>
+            <w:right w:w="10" w:type="dxa"/>
+          </w:tblCellMar>
         </w:tblPrEx>
         <w:tc>
           <w:tcPr>
@@ -6013,6 +6341,12 @@
             <w:insideH w:val="single" w:color="auto" w:sz="4" w:space="0"/>
             <w:insideV w:val="single" w:color="auto" w:sz="4" w:space="0"/>
           </w:tblBorders>
+          <w:tblCellMar>
+            <w:top w:w="0" w:type="dxa"/>
+            <w:left w:w="10" w:type="dxa"/>
+            <w:bottom w:w="0" w:type="dxa"/>
+            <w:right w:w="10" w:type="dxa"/>
+          </w:tblCellMar>
         </w:tblPrEx>
         <w:tc>
           <w:tcPr>
@@ -6091,7 +6425,7 @@
         <w:pStyle w:val="16"/>
         <w:numPr>
           <w:ilvl w:val="0"/>
-          <w:numId w:val="2"/>
+          <w:numId w:val="3"/>
         </w:numPr>
         <w:spacing w:before="60" w:after="60" w:line="320" w:lineRule="auto"/>
       </w:pPr>
@@ -6110,7 +6444,7 @@
         <w:pStyle w:val="16"/>
         <w:numPr>
           <w:ilvl w:val="0"/>
-          <w:numId w:val="2"/>
+          <w:numId w:val="3"/>
         </w:numPr>
         <w:spacing w:before="60" w:after="60" w:line="320" w:lineRule="auto"/>
       </w:pPr>
@@ -6129,7 +6463,7 @@
         <w:pStyle w:val="16"/>
         <w:numPr>
           <w:ilvl w:val="0"/>
-          <w:numId w:val="2"/>
+          <w:numId w:val="3"/>
         </w:numPr>
         <w:spacing w:before="60" w:after="60" w:line="320" w:lineRule="auto"/>
       </w:pPr>
@@ -6148,7 +6482,7 @@
         <w:pStyle w:val="16"/>
         <w:numPr>
           <w:ilvl w:val="0"/>
-          <w:numId w:val="2"/>
+          <w:numId w:val="3"/>
         </w:numPr>
         <w:spacing w:before="60" w:after="60" w:line="320" w:lineRule="auto"/>
       </w:pPr>
@@ -6167,7 +6501,7 @@
         <w:pStyle w:val="16"/>
         <w:numPr>
           <w:ilvl w:val="0"/>
-          <w:numId w:val="2"/>
+          <w:numId w:val="3"/>
         </w:numPr>
         <w:spacing w:before="60" w:after="60" w:line="320" w:lineRule="auto"/>
       </w:pPr>
@@ -6186,7 +6520,7 @@
         <w:pStyle w:val="16"/>
         <w:numPr>
           <w:ilvl w:val="0"/>
-          <w:numId w:val="2"/>
+          <w:numId w:val="3"/>
         </w:numPr>
         <w:spacing w:before="60" w:after="60" w:line="320" w:lineRule="auto"/>
       </w:pPr>
@@ -6205,7 +6539,7 @@
         <w:pStyle w:val="16"/>
         <w:numPr>
           <w:ilvl w:val="0"/>
-          <w:numId w:val="2"/>
+          <w:numId w:val="3"/>
         </w:numPr>
         <w:spacing w:before="60" w:after="60" w:line="320" w:lineRule="auto"/>
       </w:pPr>
@@ -6224,7 +6558,7 @@
         <w:pStyle w:val="16"/>
         <w:numPr>
           <w:ilvl w:val="0"/>
-          <w:numId w:val="2"/>
+          <w:numId w:val="3"/>
         </w:numPr>
         <w:spacing w:before="60" w:after="60" w:line="320" w:lineRule="auto"/>
       </w:pPr>
@@ -8064,6 +8398,12 @@
             <w:insideH w:val="single" w:color="auto" w:sz="4" w:space="0"/>
             <w:insideV w:val="single" w:color="auto" w:sz="4" w:space="0"/>
           </w:tblBorders>
+          <w:tblCellMar>
+            <w:top w:w="0" w:type="dxa"/>
+            <w:left w:w="10" w:type="dxa"/>
+            <w:bottom w:w="0" w:type="dxa"/>
+            <w:right w:w="10" w:type="dxa"/>
+          </w:tblCellMar>
         </w:tblPrEx>
         <w:tc>
           <w:tcPr>
@@ -8369,6 +8709,9 @@
     </w:lvlOverride>
   </w:num>
   <w:num w:numId="2">
+    <w:abstractNumId w:val="0"/>
+  </w:num>
+  <w:num w:numId="3">
     <w:abstractNumId w:val="1"/>
     <w:lvlOverride w:ilvl="0">
       <w:startOverride w:val="1"/>
@@ -8417,7 +8760,7 @@
     <w:lsdException w:unhideWhenUsed="0" w:uiPriority="0" w:semiHidden="0" w:name="toc 8"/>
     <w:lsdException w:unhideWhenUsed="0" w:uiPriority="0" w:semiHidden="0" w:name="toc 9"/>
     <w:lsdException w:unhideWhenUsed="0" w:uiPriority="0" w:semiHidden="0" w:name="Normal Indent"/>
-    <w:lsdException w:uiPriority="99" w:name="footnote text"/>
+    <w:lsdException w:qFormat="1" w:uiPriority="99" w:name="footnote text"/>
     <w:lsdException w:unhideWhenUsed="0" w:uiPriority="0" w:semiHidden="0" w:name="annotation text"/>
     <w:lsdException w:unhideWhenUsed="0" w:uiPriority="0" w:semiHidden="0" w:name="header"/>
     <w:lsdException w:unhideWhenUsed="0" w:uiPriority="0" w:semiHidden="0" w:name="footer"/>
@@ -8426,12 +8769,12 @@
     <w:lsdException w:unhideWhenUsed="0" w:uiPriority="0" w:semiHidden="0" w:name="table of figures"/>
     <w:lsdException w:unhideWhenUsed="0" w:uiPriority="0" w:semiHidden="0" w:name="envelope address"/>
     <w:lsdException w:unhideWhenUsed="0" w:uiPriority="0" w:semiHidden="0" w:name="envelope return"/>
-    <w:lsdException w:uiPriority="99" w:name="footnote reference"/>
+    <w:lsdException w:qFormat="1" w:uiPriority="99" w:name="footnote reference"/>
     <w:lsdException w:unhideWhenUsed="0" w:uiPriority="0" w:semiHidden="0" w:name="annotation reference"/>
     <w:lsdException w:unhideWhenUsed="0" w:uiPriority="0" w:semiHidden="0" w:name="line number"/>
     <w:lsdException w:unhideWhenUsed="0" w:uiPriority="0" w:semiHidden="0" w:name="page number"/>
-    <w:lsdException w:uiPriority="99" w:name="endnote reference"/>
-    <w:lsdException w:uiPriority="99" w:name="endnote text"/>
+    <w:lsdException w:qFormat="1" w:uiPriority="99" w:name="endnote reference"/>
+    <w:lsdException w:qFormat="1" w:uiPriority="99" w:name="endnote text"/>
     <w:lsdException w:unhideWhenUsed="0" w:uiPriority="0" w:semiHidden="0" w:name="table of authorities"/>
     <w:lsdException w:unhideWhenUsed="0" w:uiPriority="0" w:semiHidden="0" w:name="macro"/>
     <w:lsdException w:unhideWhenUsed="0" w:uiPriority="0" w:semiHidden="0" w:name="toa heading"/>
@@ -8473,7 +8816,7 @@
     <w:lsdException w:unhideWhenUsed="0" w:uiPriority="0" w:semiHidden="0" w:name="Body Text Indent 2"/>
     <w:lsdException w:unhideWhenUsed="0" w:uiPriority="0" w:semiHidden="0" w:name="Body Text Indent 3"/>
     <w:lsdException w:unhideWhenUsed="0" w:uiPriority="0" w:semiHidden="0" w:name="Block Text"/>
-    <w:lsdException w:uiPriority="99" w:semiHidden="0" w:name="Hyperlink"/>
+    <w:lsdException w:qFormat="1" w:uiPriority="99" w:semiHidden="0" w:name="Hyperlink"/>
     <w:lsdException w:unhideWhenUsed="0" w:uiPriority="0" w:semiHidden="0" w:name="FollowedHyperlink"/>
     <w:lsdException w:qFormat="1" w:unhideWhenUsed="0" w:uiPriority="0" w:semiHidden="0" w:name="Strong"/>
     <w:lsdException w:qFormat="1" w:unhideWhenUsed="0" w:uiPriority="0" w:semiHidden="0" w:name="Emphasis"/>
@@ -8758,6 +9101,7 @@
     <w:name w:val="endnote reference"/>
     <w:semiHidden/>
     <w:unhideWhenUsed/>
+    <w:qFormat/>
     <w:uiPriority w:val="99"/>
     <w:rPr>
       <w:vertAlign w:val="superscript"/>
@@ -8768,6 +9112,7 @@
     <w:link w:val="18"/>
     <w:semiHidden/>
     <w:unhideWhenUsed/>
+    <w:qFormat/>
     <w:uiPriority w:val="99"/>
     <w:pPr>
       <w:spacing w:after="0" w:line="240" w:lineRule="auto"/>
@@ -8782,6 +9127,7 @@
     <w:name w:val="footnote reference"/>
     <w:semiHidden/>
     <w:unhideWhenUsed/>
+    <w:qFormat/>
     <w:uiPriority w:val="99"/>
     <w:rPr>
       <w:vertAlign w:val="superscript"/>
@@ -8792,6 +9138,7 @@
     <w:link w:val="17"/>
     <w:semiHidden/>
     <w:unhideWhenUsed/>
+    <w:qFormat/>
     <w:uiPriority w:val="99"/>
     <w:pPr>
       <w:spacing w:after="0" w:line="240" w:lineRule="auto"/>
@@ -8805,6 +9152,7 @@
   <w:style w:type="character" w:styleId="14">
     <w:name w:val="Hyperlink"/>
     <w:unhideWhenUsed/>
+    <w:qFormat/>
     <w:uiPriority w:val="99"/>
     <w:rPr>
       <w:color w:val="0563C1"/>
@@ -8836,6 +9184,7 @@
     <w:link w:val="13"/>
     <w:semiHidden/>
     <w:unhideWhenUsed/>
+    <w:qFormat/>
     <w:uiPriority w:val="99"/>
     <w:rPr>
       <w:sz w:val="20"/>
@@ -8847,6 +9196,7 @@
     <w:link w:val="11"/>
     <w:semiHidden/>
     <w:unhideWhenUsed/>
+    <w:qFormat/>
     <w:uiPriority w:val="99"/>
     <w:rPr>
       <w:sz w:val="20"/>
